--- a/中期报告.docx
+++ b/中期报告.docx
@@ -571,222 +571,474 @@
     <w:p>
       <w:pPr>
         <w:pStyle w:val="153"/>
-        <w:spacing w:before="120" w:after="120"/>
-        <w:rPr>
-          <w:rFonts w:cs="Times New Roman"/>
-          <w:szCs w:val="24"/>
-        </w:rPr>
-      </w:pPr>
-      <w:r>
-        <w:rPr>
-          <w:rFonts w:hint="eastAsia" w:cs="Times New Roman"/>
-          <w:szCs w:val="24"/>
-        </w:rPr>
-        <w:t>一、</w:t>
-      </w:r>
-      <w:r>
-        <w:rPr>
-          <w:rFonts w:cs="Times New Roman"/>
-          <w:szCs w:val="24"/>
-        </w:rPr>
-        <w:t>论文</w:t>
-      </w:r>
-      <w:r>
-        <w:rPr>
-          <w:rFonts w:hint="eastAsia" w:cs="Times New Roman"/>
-          <w:szCs w:val="24"/>
-        </w:rPr>
-        <w:t>（</w:t>
-      </w:r>
-      <w:r>
-        <w:rPr>
-          <w:rFonts w:cs="Times New Roman"/>
-          <w:szCs w:val="24"/>
-        </w:rPr>
-        <w:t>设计</w:t>
-      </w:r>
-      <w:r>
-        <w:rPr>
-          <w:rFonts w:hint="eastAsia" w:cs="Times New Roman"/>
-          <w:szCs w:val="24"/>
-        </w:rPr>
-        <w:t>）</w:t>
-      </w:r>
-      <w:r>
-        <w:rPr>
-          <w:rFonts w:cs="Times New Roman"/>
-          <w:szCs w:val="24"/>
-        </w:rPr>
-        <w:t>工作是否按开题报告预定的内容及进度安排进行</w:t>
-      </w:r>
-    </w:p>
-    <w:p>
-      <w:pPr>
-        <w:pStyle w:val="153"/>
-        <w:spacing w:before="120" w:after="120"/>
-        <w:rPr>
-          <w:rFonts w:cs="Times New Roman"/>
-          <w:szCs w:val="24"/>
-        </w:rPr>
-      </w:pPr>
-      <w:r>
-        <w:rPr>
-          <w:rFonts w:hint="eastAsia" w:cs="Times New Roman"/>
-          <w:szCs w:val="24"/>
-        </w:rPr>
-        <w:t>二、</w:t>
-      </w:r>
-      <w:r>
-        <w:rPr>
-          <w:rFonts w:cs="Times New Roman"/>
-        </w:rPr>
-        <w:t>已完成的研究工作及成果</w:t>
-      </w:r>
-    </w:p>
-    <w:p>
-      <w:pPr>
-        <w:pStyle w:val="153"/>
-        <w:spacing w:before="120" w:after="120"/>
-        <w:rPr>
-          <w:rFonts w:cs="Times New Roman"/>
-          <w:szCs w:val="24"/>
-        </w:rPr>
-      </w:pPr>
-      <w:r>
-        <w:rPr>
-          <w:rFonts w:hint="eastAsia" w:cs="Times New Roman"/>
-          <w:szCs w:val="24"/>
-        </w:rPr>
-        <w:t>三、</w:t>
-      </w:r>
-      <w:r>
-        <w:rPr>
-          <w:rFonts w:cs="Times New Roman"/>
-        </w:rPr>
-        <w:t>后期拟完成的研究工作及进度安排</w:t>
-      </w:r>
-    </w:p>
-    <w:p>
-      <w:pPr>
-        <w:pStyle w:val="153"/>
-        <w:spacing w:before="120" w:after="120"/>
-        <w:rPr>
-          <w:rFonts w:cs="Times New Roman"/>
-          <w:szCs w:val="24"/>
-        </w:rPr>
-      </w:pPr>
-      <w:r>
-        <w:rPr>
-          <w:rFonts w:hint="eastAsia" w:cs="Times New Roman"/>
-          <w:szCs w:val="24"/>
-        </w:rPr>
-        <w:t>四、</w:t>
-      </w:r>
-      <w:r>
-        <w:rPr>
-          <w:rFonts w:cs="Times New Roman"/>
-        </w:rPr>
-        <w:t>存在的问题与困难</w:t>
-      </w:r>
-    </w:p>
-    <w:p>
-      <w:pPr>
-        <w:pStyle w:val="153"/>
-        <w:spacing w:before="120" w:after="120"/>
-        <w:rPr>
-          <w:rFonts w:cs="Times New Roman"/>
-        </w:rPr>
-      </w:pPr>
-      <w:r>
-        <w:rPr>
-          <w:rFonts w:hint="eastAsia" w:cs="Times New Roman"/>
-          <w:szCs w:val="24"/>
-        </w:rPr>
-        <w:t>五、</w:t>
-      </w:r>
-      <w:r>
-        <w:rPr>
-          <w:rFonts w:cs="Times New Roman"/>
-        </w:rPr>
-        <w:t>论文按时完成的可能性</w:t>
-      </w:r>
-      <w:bookmarkStart w:id="0" w:name="_GoBack"/>
-      <w:bookmarkEnd w:id="0"/>
-    </w:p>
-    <w:p>
-      <w:pPr>
-        <w:pStyle w:val="153"/>
-        <w:spacing w:before="120" w:after="120"/>
-        <w:rPr>
-          <w:rFonts w:cs="Times New Roman"/>
-        </w:rPr>
-      </w:pPr>
-    </w:p>
-    <w:p>
-      <w:pPr>
-        <w:pStyle w:val="153"/>
-        <w:spacing w:before="120" w:after="120"/>
-        <w:rPr>
-          <w:rFonts w:cs="Times New Roman"/>
-        </w:rPr>
-      </w:pPr>
-    </w:p>
-    <w:p>
-      <w:pPr>
-        <w:pStyle w:val="153"/>
-        <w:spacing w:before="120" w:after="120"/>
-        <w:rPr>
-          <w:rFonts w:cs="Times New Roman"/>
-        </w:rPr>
-      </w:pPr>
-    </w:p>
-    <w:p>
-      <w:pPr>
-        <w:pStyle w:val="153"/>
-        <w:spacing w:before="120" w:after="120"/>
-        <w:rPr>
-          <w:rFonts w:cs="Times New Roman"/>
-        </w:rPr>
-      </w:pPr>
-    </w:p>
-    <w:p>
-      <w:pPr>
-        <w:pStyle w:val="153"/>
-        <w:spacing w:before="120" w:after="120"/>
-        <w:rPr>
-          <w:rFonts w:cs="Times New Roman"/>
-        </w:rPr>
-      </w:pPr>
-    </w:p>
-    <w:p>
-      <w:pPr>
-        <w:pStyle w:val="153"/>
-        <w:spacing w:before="120" w:after="120"/>
-        <w:rPr>
-          <w:rFonts w:cs="Times New Roman"/>
-        </w:rPr>
-      </w:pPr>
-    </w:p>
-    <w:p>
-      <w:pPr>
-        <w:spacing w:before="60" w:after="60"/>
-        <w:ind w:firstLine="723"/>
-        <w:rPr>
-          <w:b/>
-          <w:bCs/>
-          <w:color w:val="000000"/>
-          <w:kern w:val="0"/>
-          <w:sz w:val="36"/>
-        </w:rPr>
-      </w:pPr>
-    </w:p>
-    <w:p>
-      <w:pPr>
-        <w:spacing w:before="60" w:after="60"/>
-        <w:ind w:left="482" w:leftChars="201" w:firstLine="7056" w:firstLineChars="2940"/>
-        <w:rPr>
-          <w:color w:val="000000"/>
-        </w:rPr>
+      </w:pPr>
+      <w:r>
+        <w:t xml:space="preserve">一、论文（设计）工作是否按开题报告预定的内容及进度安排进行</w:t>
+      </w:r>
+    </w:p>
+    <w:p>
+      <w:pPr>
+        <w:pStyle w:val="153"/>
+      </w:pPr>
+      <w:r>
+        <w:t xml:space="preserve">本课题自2025年11月启动，研究周期共7个月（2025年11月至2026年5月），计划分六个阶段推进。截至目前（2026年3月），各阶段工作总体按预定计划进行，进度情况如下：</w:t>
+      </w:r>
+    </w:p>
+    <w:p>
+      <w:pPr>
+        <w:pStyle w:val="153"/>
+      </w:pPr>
+      <w:r>
+        <w:t xml:space="preserve">第一阶段（需求分析与系统设计，2025年11月至12月）：已完成。通过文献调研与需求梳理，明确了系统的功能需求（仓库管理、代码解析、向量检索、RAG问答）与非功能需求（响应时间、可追溯性、可扩展性），完成了前后端分离三层架构设计、数据库表结构设计与技术选型，形成了系统架构文档。</w:t>
+      </w:r>
+    </w:p>
+    <w:p>
+      <w:pPr>
+        <w:pStyle w:val="153"/>
+      </w:pPr>
+      <w:r>
+        <w:t xml:space="preserve">第二阶段（预处理模块开发，2025年12月）：已完成。完成了基于tree-sitter的多语言函数级代码切分模块、DashScope（Qwen系列）嵌入模型集成、Qdrant向量数据库管理模块，以及包含git clone与文件过滤在内的数据处理流水线，并通过单元测试验证了各模块的正确性。</w:t>
+      </w:r>
+    </w:p>
+    <w:p>
+      <w:pPr>
+        <w:pStyle w:val="153"/>
+      </w:pPr>
+      <w:r>
+        <w:t xml:space="preserve">第三阶段（检索问答模块开发，2026年1月）：已完成。实现了向量相似度检索（Top-k）、结构化Prompt模板、Qwen生成模型API调用、多轮推理（检索—推理—验证循环）以及基于WebSocket的流式输出，通过集成测试验证了端到端问答流程。</w:t>
+      </w:r>
+    </w:p>
+    <w:p>
+      <w:pPr>
+        <w:pStyle w:val="153"/>
+      </w:pPr>
+      <w:r>
+        <w:t xml:space="preserve">第四阶段（系统集成与前端开发，2026年2月）：已完成。完成了FastAPI后端路由整合、用户认证（JWT注册登录）、MySQL数据库对接，前端使用Next.js/React实现了注册/登录页面、工作台（仓库接入与Wiki生成）、问答交互界面（Markdown渲染、代码高亮、证据引用展示）及模型选择配置界面，完成了前后端联调，并基于Docker Compose实现容器化一键部署。</w:t>
+      </w:r>
+    </w:p>
+    <w:p>
+      <w:pPr>
+        <w:pStyle w:val="153"/>
+      </w:pPr>
+      <w:r>
+        <w:t xml:space="preserve">第五阶段（实验评测与优化迭代，2026年3月）：正在进行。目前已开始构建测试数据集，针对已实现的核心功能进行功能性测试；增量索引模块与用户反馈模块正在开发中。整体进度与预定计划基本一致，无明显滞后。</w:t>
+      </w:r>
+    </w:p>
+    <w:p>
+      <w:pPr>
+        <w:pStyle w:val="153"/>
+      </w:pPr>
+      <w:r>
+        <w:t xml:space="preserve">第六阶段（论文撰写与答辩准备，2026年4月至5月）：尚未开始，计划按期启动。</w:t>
+      </w:r>
+    </w:p>
+    <w:p>
+      <w:pPr>
+        <w:pStyle w:val="153"/>
+      </w:pPr>
+    </w:p>
+    <w:p>
+      <w:pPr>
+        <w:pStyle w:val="153"/>
+      </w:pPr>
+      <w:r>
+        <w:t xml:space="preserve">二、已完成的研究工作及成果</w:t>
+      </w:r>
+    </w:p>
+    <w:p>
+      <w:pPr>
+        <w:pStyle w:val="153"/>
+      </w:pPr>
+      <w:r>
+        <w:t xml:space="preserve">（一）系统整体架构设计</w:t>
+      </w:r>
+    </w:p>
+    <w:p>
+      <w:pPr>
+        <w:pStyle w:val="153"/>
+      </w:pPr>
+      <w:r>
+        <w:t xml:space="preserve">完成了前后端分离三层架构设计：前端采用Next.js/React框架，提供用户界面与交互；后端采用FastAPI框架，提供RESTful API与业务逻辑；数据层采用MySQL（结构化数据）与Qdrant（向量数据）组合方案。系统支持基于Docker Compose的容器化一键部署，保证跨环境一致性。</w:t>
+      </w:r>
+    </w:p>
+    <w:p>
+      <w:pPr>
+        <w:pStyle w:val="153"/>
+      </w:pPr>
+      <w:r>
+        <w:t xml:space="preserve">（二）用户认证模块</w:t>
+      </w:r>
+    </w:p>
+    <w:p>
+      <w:pPr>
+        <w:pStyle w:val="153"/>
+      </w:pPr>
+      <w:r>
+        <w:t xml:space="preserve">实现了完整的用户注册与登录功能，包括：用户注册接口（校验用户名与邮箱唯一性，密码采用PBKDF2-SHA256算法哈希存储），用户登录接口（凭据校验、签发JWT访问令牌），以及JWT令牌验证中间件（HS256签名算法，支持令牌过期控制）。前端完成了注册页面与登录页面的开发，实现了基于JWT的会话管理。</w:t>
+      </w:r>
+    </w:p>
+    <w:p>
+      <w:pPr>
+        <w:pStyle w:val="153"/>
+      </w:pPr>
+      <w:r>
+        <w:t xml:space="preserve">（三）数据库模型设计与实现</w:t>
+      </w:r>
+    </w:p>
+    <w:p>
+      <w:pPr>
+        <w:pStyle w:val="153"/>
+      </w:pPr>
+      <w:r>
+        <w:t xml:space="preserve">基于SQLAlchemy ORM设计并实现了MySQL数据库模型，包括：用户表（存储用户名、邮箱、密码哈希、账号状态），用户配置表（存储界面语言、AI模型偏好、主题等个性化设置），对话历史表（绑定仓库信息），消息表（存储用户提问与模型回答），支持SQLite本地开发回退，便于无MySQL环境下的快速迭代。</w:t>
+      </w:r>
+    </w:p>
+    <w:p>
+      <w:pPr>
+        <w:pStyle w:val="153"/>
+      </w:pPr>
+      <w:r>
+        <w:t xml:space="preserve">（四）代码解析模块（函数级切分）</w:t>
+      </w:r>
+    </w:p>
+    <w:p>
+      <w:pPr>
+        <w:pStyle w:val="153"/>
+      </w:pPr>
+      <w:r>
+        <w:t xml:space="preserve">基于tree-sitter实现了多语言函数级代码切分模块，支持Python、TypeScript、JavaScript、TypeScript React（TSX）、Java、Go、Rust、C/C++、C#、PHP、Swift等15种主流编程语言。对每个源文件，模块通过构建AST（抽象语法树）并遍历指定节点类型，精确提取函数名、类名、起止行号等完整元数据，有效避免了固定窗口切分带来的语义断裂。对无法解析或不支持的文件类型，提供固定长度分块的回退策略，并记录解析日志。</w:t>
+      </w:r>
+    </w:p>
+    <w:p>
+      <w:pPr>
+        <w:pStyle w:val="153"/>
+      </w:pPr>
+      <w:r>
+        <w:t xml:space="preserve">（五）向量化与知识库构建</w:t>
+      </w:r>
+    </w:p>
+    <w:p>
+      <w:pPr>
+        <w:pStyle w:val="153"/>
+      </w:pPr>
+      <w:r>
+        <w:t xml:space="preserve">集成了阿里云DashScope平台提供的Qwen系列嵌入模型API，将函数级代码片段向量化，生成高维向量表示。完成了Qdrant向量数据库管理模块，支持本地内存模式（开发测试用）与远程服务器模式（生产部署用），每个仓库对应独立的Qdrant集合，实现多仓库数据隔离。向量写入时携带完整元数据（文件路径、函数名、语言类型、起止行号等），支持基于元数据的过滤检索。</w:t>
+      </w:r>
+    </w:p>
+    <w:p>
+      <w:pPr>
+        <w:pStyle w:val="153"/>
+      </w:pPr>
+      <w:r>
+        <w:t xml:space="preserve">（六）数据处理流水线</w:t>
+      </w:r>
+    </w:p>
+    <w:p>
+      <w:pPr>
+        <w:pStyle w:val="153"/>
+      </w:pPr>
+      <w:r>
+        <w:t xml:space="preserve">实现了完整的数据处理流水线：通过git clone自动拉取远程代码仓库（支持GitHub等主流平台），支持通过访问令牌认证私有仓库；对拉取的仓库进行文件过滤（排除二进制文件、编译产物、第三方依赖目录等），对过滤后的源码文件依次执行tree-sitter解析与切分；对切分得到的函数级片段进行批量向量化，并将向量及元数据写入Qdrant；整个流程支持异常捕获与跳过机制，对无法处理的文件记录日志并跳过，不影响其他文件的处理。</w:t>
+      </w:r>
+    </w:p>
+    <w:p>
+      <w:pPr>
+        <w:pStyle w:val="153"/>
+      </w:pPr>
+      <w:r>
+        <w:t xml:space="preserve">（七）检索增强问答（RAG）模块</w:t>
+      </w:r>
+    </w:p>
+    <w:p>
+      <w:pPr>
+        <w:pStyle w:val="153"/>
+      </w:pPr>
+      <w:r>
+        <w:t xml:space="preserve">实现了完整的检索增强问答流程：将用户自然语言查询通过Qwen嵌入模型向量化，在Qdrant中执行余弦相似度检索，召回Top-k高相关函数片段作为证据集；将证据集与结构化System Prompt结合，调用Qwen系列生成模型（通过DashScope API）生成结构化答案；答案输出格式限定为先给出结论、再分步骤说明、最后附上证据引用（包含文件路径、函数名与行号），确保答案可追溯、可验证；通过WebSocket协议实现流式逐token输出，提升用户交互体验。</w:t>
+      </w:r>
+    </w:p>
+    <w:p>
+      <w:pPr>
+        <w:pStyle w:val="153"/>
+      </w:pPr>
+      <w:r>
+        <w:t xml:space="preserve">（八）多轮推理与Wiki生成</w:t>
+      </w:r>
+    </w:p>
+    <w:p>
+      <w:pPr>
+        <w:pStyle w:val="153"/>
+      </w:pPr>
+      <w:r>
+        <w:t xml:space="preserve">实现了多轮迭代推理机制（检索—推理—验证循环）：系统对用户问题进行初次回答后，交由模型评估回答完整性，若评估不足则自动生成下一个追问继续检索与推理，直至获得满意答案或达到迭代上限。基于此框架，系统支持代码仓库Wiki自动生成功能，可自动产出结构化的仓库知识文档，包含函数说明、模块关系、架构图（Mermaid格式）等内容。</w:t>
+      </w:r>
+    </w:p>
+    <w:p>
+      <w:pPr>
+        <w:pStyle w:val="153"/>
+      </w:pPr>
+      <w:r>
+        <w:t xml:space="preserve">（九）前端界面开发</w:t>
+      </w:r>
+    </w:p>
+    <w:p>
+      <w:pPr>
+        <w:pStyle w:val="153"/>
+      </w:pPr>
+      <w:r>
+        <w:t xml:space="preserve">完成了系统核心页面的前端开发，包括：用户注册/登录页面（表单校验、错误提示、Token持久化）；工作台（输入Git仓库URL、选择嵌入/生成模型、启动索引与Wiki生成）；问答交互界面（Markdown渲染、代码语法高亮、证据引用展示、多轮对话历史）；模型配置界面（支持切换Qwen系列多种模型）；系统已支持深色/浅色主题切换与中英文双语界面。</w:t>
+      </w:r>
+    </w:p>
+    <w:p>
+      <w:pPr>
+        <w:pStyle w:val="153"/>
+      </w:pPr>
+    </w:p>
+    <w:p>
+      <w:pPr>
+        <w:pStyle w:val="153"/>
+      </w:pPr>
+      <w:r>
+        <w:t xml:space="preserve">三、后期拟完成的研究工作及进度安排</w:t>
+      </w:r>
+    </w:p>
+    <w:p>
+      <w:pPr>
+        <w:pStyle w:val="153"/>
+      </w:pPr>
+      <w:r>
+        <w:t xml:space="preserve">后期剩余工作主要包括增量索引模块完善、用户反馈系统、实验评测与论文撰写，具体进度安排如下：</w:t>
+      </w:r>
+    </w:p>
+    <w:p>
+      <w:pPr>
+        <w:pStyle w:val="153"/>
+      </w:pPr>
+      <w:r>
+        <w:t xml:space="preserve">（一）增量索引与定时同步模块（2026年3月下旬至4月上旬）</w:t>
+      </w:r>
+    </w:p>
+    <w:p>
+      <w:pPr>
+        <w:pStyle w:val="153"/>
+      </w:pPr>
+      <w:r>
+        <w:t xml:space="preserve">基于APScheduler实现定时任务，周期性对已接入仓库执行git pull，解析返回的变更信息（新增、修改、删除的文件列表）；对新增与修改的文件触发重新解析与向量化，对删除的文件从Qdrant中移除对应向量，未变更文件保持索引不变；将同步结果（拉取时间、变更文件数、增量索引耗时、解析失败文件列表）持久化至MySQL，并在前端展示同步日志；支持用户手动触发全量重建或增量索引，以及手动删除仓库。</w:t>
+      </w:r>
+    </w:p>
+    <w:p>
+      <w:pPr>
+        <w:pStyle w:val="153"/>
+      </w:pPr>
+      <w:r>
+        <w:t xml:space="preserve">（二）用户反馈系统（2026年4月上旬）</w:t>
+      </w:r>
+    </w:p>
+    <w:p>
+      <w:pPr>
+        <w:pStyle w:val="153"/>
+      </w:pPr>
+      <w:r>
+        <w:t xml:space="preserve">在数据库中新增问答反馈表，记录用户对每次回答的反馈信息（点赞/标记错误/补充说明）及时间戳；在后端提供反馈提交与查询接口；在前端问答界面添加反馈UI组件（点赞按钮、错误标记与补充说明输入框）；系统根据反馈自动更新对应问答记录的质量评分，为后续优化与评测提供数据支撑。</w:t>
+      </w:r>
+    </w:p>
+    <w:p>
+      <w:pPr>
+        <w:pStyle w:val="153"/>
+      </w:pPr>
+      <w:r>
+        <w:t xml:space="preserve">（三）查询历史展示（2026年4月中旬）</w:t>
+      </w:r>
+    </w:p>
+    <w:p>
+      <w:pPr>
+        <w:pStyle w:val="153"/>
+      </w:pPr>
+      <w:r>
+        <w:t xml:space="preserve">完善前端历史记录页面，展示用户的全部历史问答记录（仓库、问题、回答摘要、反馈状态）；支持按时间、仓库进行筛选与分页；支持点击历史记录恢复完整对话上下文，便于用户回顾与复用。</w:t>
+      </w:r>
+    </w:p>
+    <w:p>
+      <w:pPr>
+        <w:pStyle w:val="153"/>
+      </w:pPr>
+      <w:r>
+        <w:t xml:space="preserve">（四）实验评测（2026年3月至4月）</w:t>
+      </w:r>
+    </w:p>
+    <w:p>
+      <w:pPr>
+        <w:pStyle w:val="153"/>
+      </w:pPr>
+      <w:r>
+        <w:t xml:space="preserve">选取多个开源代码仓库（涵盖Python、TypeScript、Java等语言）作为评测对象，构建包含不同难度（单函数查询、跨文件查询、复杂逻辑推理）的问答测试集；从检索质量（Top-k召回率、排名精度）、答案质量（事实一致性、证据引用准确率）与系统性能（端到端响应时间、增量索引耗时）三个维度进行定量评估；通过消融实验对Top-k值、相似度阈值、Prompt模板等参数进行系统性调优；整理评测报告并指导后续优化迭代。</w:t>
+      </w:r>
+    </w:p>
+    <w:p>
+      <w:pPr>
+        <w:pStyle w:val="153"/>
+      </w:pPr>
+      <w:r>
+        <w:t xml:space="preserve">（五）系统优化迭代（2026年4月）</w:t>
+      </w:r>
+    </w:p>
+    <w:p>
+      <w:pPr>
+        <w:pStyle w:val="153"/>
+      </w:pPr>
+      <w:r>
+        <w:t xml:space="preserve">根据实验评测结果，针对检索召回率不足的场景优化嵌入策略或引入重排序机制；调整Prompt模板以降低生成幻觉；优化Qdrant查询参数；对前端交互体验进行完善，包括索引进度可视化、查询建议等功能。</w:t>
+      </w:r>
+    </w:p>
+    <w:p>
+      <w:pPr>
+        <w:pStyle w:val="153"/>
+      </w:pPr>
+      <w:r>
+        <w:t xml:space="preserve">（六）毕业论文撰写与答辩准备（2026年4月至5月）</w:t>
+      </w:r>
+    </w:p>
+    <w:p>
+      <w:pPr>
+        <w:pStyle w:val="153"/>
+      </w:pPr>
+      <w:r>
+        <w:t xml:space="preserve">整理研究过程中的实验数据、系统截图与性能测评结果，撰写毕业论文各章节（绪论、系统设计、实现与实验、总结与展望）；准备答辩PPT与系统演示材料；根据预答辩意见进行修改完善，按时提交终稿。</w:t>
+      </w:r>
+    </w:p>
+    <w:p>
+      <w:pPr>
+        <w:pStyle w:val="153"/>
+      </w:pPr>
+    </w:p>
+    <w:p>
+      <w:pPr>
+        <w:pStyle w:val="153"/>
+      </w:pPr>
+      <w:r>
+        <w:t xml:space="preserve">四、存在的问题与困难</w:t>
+      </w:r>
+    </w:p>
+    <w:p>
+      <w:pPr>
+        <w:pStyle w:val="153"/>
+      </w:pPr>
+      <w:r>
+        <w:t xml:space="preserve">（一）增量索引一致性保证</w:t>
+      </w:r>
+    </w:p>
+    <w:p>
+      <w:pPr>
+        <w:pStyle w:val="153"/>
+      </w:pPr>
+      <w:r>
+        <w:t xml:space="preserve">在代码仓库持续更新的场景下，git pull后变更文件检测与Qdrant向量删除/更新之间的原子性保证较难实现。若在增量更新过程中发生中断（如网络故障、服务重启），可能导致Qdrant中的向量与代码版本出现不一致。目前拟通过在MySQL中维护增量更新状态表并引入失败重试与断点续传机制来解决，但事务性保证的工程实现仍需进一步完善。</w:t>
+      </w:r>
+    </w:p>
+    <w:p>
+      <w:pPr>
+        <w:pStyle w:val="153"/>
+      </w:pPr>
+      <w:r>
+        <w:t xml:space="preserve">（二）多语言代码解析的边界情况</w:t>
+      </w:r>
+    </w:p>
+    <w:p>
+      <w:pPr>
+        <w:pStyle w:val="153"/>
+      </w:pPr>
+      <w:r>
+        <w:t xml:space="preserve">部分编程语言存在tree-sitter解析的边界情况，例如Python中的装饰器修饰函数、动态生成的函数、嵌套函数定义；TypeScript中的泛型方法与复杂类型签名；Java中的注解处理器与内部类方法。这些情况可能导致部分函数无法被正确识别和切分，影响知识库的覆盖率。目前针对这些情况建立了解析失败日志，但针对性的解析规则补充需要投入额外时间。</w:t>
+      </w:r>
+    </w:p>
+    <w:p>
+      <w:pPr>
+        <w:pStyle w:val="153"/>
+      </w:pPr>
+      <w:r>
+        <w:t xml:space="preserve">（三）检索质量的参数调优</w:t>
+      </w:r>
+    </w:p>
+    <w:p>
+      <w:pPr>
+        <w:pStyle w:val="153"/>
+      </w:pPr>
+      <w:r>
+        <w:t xml:space="preserve">不同规模、不同语言的代码仓库在函数数量、函数粒度与表达风格上差异较大，统一的Top-k值和相似度阈值难以在所有场景下均取得最优效果。Top-k过小可能遗漏关键证据，过大则会引入噪声干扰生成质量。当前参数为经验值，系统性的消融实验仍在计划与执行中，最优参数配置尚未最终确定。</w:t>
+      </w:r>
+    </w:p>
+    <w:p>
+      <w:pPr>
+        <w:pStyle w:val="153"/>
+      </w:pPr>
+      <w:r>
+        <w:t xml:space="preserve">（四）实验评测数据集的构建成本</w:t>
+      </w:r>
+    </w:p>
+    <w:p>
+      <w:pPr>
+        <w:pStyle w:val="153"/>
+      </w:pPr>
+      <w:r>
+        <w:t xml:space="preserve">构建高质量的代码问答评测数据集需要对真实代码仓库进行深入理解，并人工标注问题、参考答案与对应的证据函数片段，工作量较大。中文语境下的代码问答公开数据集资源较为稀缺，难以借助已有数据集直接评测，主要依赖人工构建，给定量评估带来一定困难。目前已选取若干开源仓库作为评测对象并开始构建问题集，但标注工作仍在进行中。</w:t>
+      </w:r>
+    </w:p>
+    <w:p>
+      <w:pPr>
+        <w:pStyle w:val="153"/>
+      </w:pPr>
+    </w:p>
+    <w:p>
+      <w:pPr>
+        <w:pStyle w:val="153"/>
+      </w:pPr>
+      <w:r>
+        <w:t xml:space="preserve">五、论文按时完成的可能性</w:t>
+      </w:r>
+    </w:p>
+    <w:p>
+      <w:pPr>
+        <w:pStyle w:val="153"/>
+      </w:pPr>
+      <w:r>
+        <w:t xml:space="preserve">综合目前进度与剩余工作量分析，本论文按时完成的可能性较大。</w:t>
+      </w:r>
+    </w:p>
+    <w:p>
+      <w:pPr>
+        <w:pStyle w:val="153"/>
+      </w:pPr>
+      <w:r>
+        <w:t xml:space="preserve">从已完成工作来看，系统核心功能模块均已实现并通过测试，包括用户认证、多语言函数级代码解析、Qwen嵌入与向量知识库构建、RAG检索增强问答、多轮推理及前端界面。系统已具备完整的基础功能闭环，能够支持用户注册登录、仓库接入、自然语言问答等核心应用场景，整体技术路线已验证可行。</w:t>
+      </w:r>
+    </w:p>
+    <w:p>
+      <w:pPr>
+        <w:pStyle w:val="153"/>
+      </w:pPr>
+      <w:r>
+        <w:t xml:space="preserve">从剩余工作来看，增量索引模块已有明确的技术方案（APScheduler结合git pull与Qdrant差量更新），实现路径清晰；用户反馈系统属于数据库表扩展与接口补充，工作量可控；实验评测已选定评测对象并开始构建数据集，评测框架已规划完整；论文撰写可在实验评测期间并行推进，提高时间利用率。</w:t>
+      </w:r>
+    </w:p>
+    <w:p>
+      <w:pPr>
+        <w:pStyle w:val="153"/>
+      </w:pPr>
+      <w:r>
+        <w:t xml:space="preserve">从时间安排来看，剩余约两个半月（2026年3月下旬至5月底），时间充裕，能够覆盖增量索引完善（约2周）、用户反馈系统（约1周）、实验评测与优化（约3周）以及论文撰写与答辩准备（约4周）。即使实验评测过程中出现偏差，也有足够的缓冲时间进行调整。</w:t>
+      </w:r>
+    </w:p>
+    <w:p>
+      <w:pPr>
+        <w:pStyle w:val="153"/>
+      </w:pPr>
+      <w:r>
+        <w:t xml:space="preserve">综上，预计能够在2026年5月底前完成全部研究工作，按时提交符合要求的毕业论文，并顺利完成答辩。</w:t>
+      </w:r>
+    </w:p>
+    <w:p>
+      <w:pPr>
+        <w:pStyle w:val="153"/>
       </w:pPr>
     </w:p>
     <w:sectPr>

--- a/中期报告.docx
+++ b/中期报告.docx
@@ -98,6 +98,8 @@
           </wp:inline>
         </w:drawing>
       </w:r>
+      <w:bookmarkStart w:id="0" w:name="_GoBack"/>
+      <w:bookmarkEnd w:id="0"/>
     </w:p>
     <w:p>
       <w:pPr>
@@ -573,473 +575,1845 @@
         <w:pStyle w:val="153"/>
       </w:pPr>
       <w:r>
-        <w:t xml:space="preserve">一、论文（设计）工作是否按开题报告预定的内容及进度安排进行</w:t>
-      </w:r>
+        <w:t>一、论文（设计）工作是否按开题报告预定的内容及进度安排进行</w:t>
+      </w:r>
+    </w:p>
+    <w:p>
+      <w:pPr>
+        <w:bidi w:val="0"/>
+        <w:rPr>
+          <w:rFonts w:hint="eastAsia"/>
+        </w:rPr>
+      </w:pPr>
+      <w:r>
+        <w:rPr>
+          <w:rFonts w:hint="eastAsia"/>
+        </w:rPr>
+        <w:t>本课题自2025年11月</w:t>
+      </w:r>
+      <w:r>
+        <w:rPr>
+          <w:rFonts w:hint="eastAsia"/>
+          <w:lang w:val="en-US" w:eastAsia="zh-CN"/>
+        </w:rPr>
+        <w:t>开始</w:t>
+      </w:r>
+      <w:r>
+        <w:rPr>
+          <w:rFonts w:hint="eastAsia"/>
+        </w:rPr>
+        <w:t>，研究周期共7个月，计划分六个阶段推进。截至目前，各阶段工作总体按预定计划进行，进度情况如下：</w:t>
+      </w:r>
+    </w:p>
+    <w:p>
+      <w:pPr>
+        <w:bidi w:val="0"/>
+        <w:rPr>
+          <w:rFonts w:hint="eastAsia"/>
+        </w:rPr>
+      </w:pPr>
+      <w:r>
+        <w:rPr>
+          <w:rStyle w:val="51"/>
+          <w:rFonts w:hint="eastAsia"/>
+          <w:sz w:val="24"/>
+          <w:szCs w:val="24"/>
+        </w:rPr>
+        <w:t>第一阶段（需求分析与系统设计，2025年11月至12月）：</w:t>
+      </w:r>
+      <w:r>
+        <w:rPr>
+          <w:rFonts w:hint="eastAsia"/>
+        </w:rPr>
+        <w:t>已完成。</w:t>
+      </w:r>
+    </w:p>
+    <w:p>
+      <w:pPr>
+        <w:bidi w:val="0"/>
+        <w:rPr>
+          <w:rFonts w:hint="eastAsia"/>
+        </w:rPr>
+      </w:pPr>
+      <w:r>
+        <w:rPr>
+          <w:rFonts w:hint="eastAsia"/>
+        </w:rPr>
+        <w:t>通过文献调研与需求梳理，明确了系统的功能需求</w:t>
+      </w:r>
+      <w:r>
+        <w:rPr>
+          <w:rFonts w:hint="eastAsia"/>
+          <w:lang w:eastAsia="zh-CN"/>
+        </w:rPr>
+        <w:t>，</w:t>
+      </w:r>
+      <w:r>
+        <w:rPr>
+          <w:rFonts w:hint="eastAsia"/>
+        </w:rPr>
+        <w:t>仓库管理、代码解析、向量检索、RAG问答与非功能需求</w:t>
+      </w:r>
+      <w:r>
+        <w:rPr>
+          <w:rFonts w:hint="eastAsia"/>
+          <w:lang w:eastAsia="zh-CN"/>
+        </w:rPr>
+        <w:t>，</w:t>
+      </w:r>
+      <w:r>
+        <w:rPr>
+          <w:rFonts w:hint="eastAsia"/>
+        </w:rPr>
+        <w:t>响应时间、可追溯性、可扩展性，完成了前后端分离三层架构设计、数据库表结构设计与技术选型。</w:t>
+      </w:r>
+    </w:p>
+    <w:p>
+      <w:pPr>
+        <w:bidi w:val="0"/>
+        <w:rPr>
+          <w:rFonts w:hint="eastAsia"/>
+        </w:rPr>
+      </w:pPr>
+      <w:r>
+        <w:rPr>
+          <w:rStyle w:val="51"/>
+          <w:rFonts w:hint="eastAsia"/>
+          <w:sz w:val="24"/>
+          <w:szCs w:val="24"/>
+        </w:rPr>
+        <w:t>第二阶段（预处理模块开发，2025年12月）：</w:t>
+      </w:r>
+      <w:r>
+        <w:rPr>
+          <w:rFonts w:hint="eastAsia"/>
+        </w:rPr>
+        <w:t>已完成。</w:t>
+      </w:r>
+    </w:p>
+    <w:p>
+      <w:pPr>
+        <w:bidi w:val="0"/>
+        <w:rPr>
+          <w:rFonts w:hint="eastAsia"/>
+        </w:rPr>
+      </w:pPr>
+      <w:r>
+        <w:rPr>
+          <w:rFonts w:hint="eastAsia"/>
+        </w:rPr>
+        <w:t>完成了基于tree-sitter的多语言函数级代码切分模块、Qwe</w:t>
+      </w:r>
+      <w:r>
+        <w:rPr>
+          <w:rFonts w:hint="eastAsia"/>
+          <w:lang w:val="en-US" w:eastAsia="zh-CN"/>
+        </w:rPr>
+        <w:t>n3-VL-Embedding</w:t>
+      </w:r>
+      <w:r>
+        <w:rPr>
+          <w:rFonts w:hint="eastAsia"/>
+        </w:rPr>
+        <w:t>嵌入模型集成、Qdrant向量数据库管理模块，以及包含git clone与文件过滤在内的数据处理流水线。</w:t>
+      </w:r>
+    </w:p>
+    <w:p>
+      <w:pPr>
+        <w:bidi w:val="0"/>
+        <w:rPr>
+          <w:rFonts w:hint="eastAsia"/>
+        </w:rPr>
+      </w:pPr>
+      <w:r>
+        <w:rPr>
+          <w:rStyle w:val="51"/>
+          <w:rFonts w:hint="eastAsia"/>
+          <w:sz w:val="24"/>
+          <w:szCs w:val="24"/>
+        </w:rPr>
+        <w:t>第三阶段（检索问答模块开发，2026年1月）：</w:t>
+      </w:r>
+      <w:r>
+        <w:rPr>
+          <w:rFonts w:hint="eastAsia"/>
+        </w:rPr>
+        <w:t>已完成。</w:t>
+      </w:r>
+    </w:p>
+    <w:p>
+      <w:pPr>
+        <w:bidi w:val="0"/>
+        <w:rPr>
+          <w:rFonts w:hint="eastAsia"/>
+        </w:rPr>
+      </w:pPr>
+      <w:r>
+        <w:rPr>
+          <w:rFonts w:hint="eastAsia"/>
+        </w:rPr>
+        <w:t>实现了向量相似度检索（Top-k）、结构化Prompt模板、Qwen</w:t>
+      </w:r>
+      <w:r>
+        <w:rPr>
+          <w:rFonts w:hint="eastAsia"/>
+          <w:lang w:val="en-US" w:eastAsia="zh-CN"/>
+        </w:rPr>
+        <w:t>3系列生成模型api调用</w:t>
+      </w:r>
+      <w:r>
+        <w:rPr>
+          <w:rFonts w:hint="eastAsia"/>
+        </w:rPr>
+        <w:t>、</w:t>
+      </w:r>
+      <w:r>
+        <w:rPr>
+          <w:rFonts w:hint="eastAsia"/>
+          <w:lang w:val="en-US" w:eastAsia="zh-CN"/>
+        </w:rPr>
+        <w:t>实现</w:t>
+      </w:r>
+      <w:r>
+        <w:rPr>
+          <w:rFonts w:hint="eastAsia"/>
+        </w:rPr>
+        <w:t>多轮推理以及基于WebSocket的流式输出，通过测试验证了问答流程。</w:t>
+      </w:r>
+    </w:p>
+    <w:p>
+      <w:pPr>
+        <w:bidi w:val="0"/>
+        <w:rPr>
+          <w:rFonts w:hint="eastAsia"/>
+        </w:rPr>
+      </w:pPr>
+      <w:r>
+        <w:rPr>
+          <w:rStyle w:val="51"/>
+          <w:rFonts w:hint="eastAsia"/>
+          <w:sz w:val="24"/>
+          <w:szCs w:val="24"/>
+        </w:rPr>
+        <w:t>第四阶段（系统集成与前端开发，2026年2月）：</w:t>
+      </w:r>
+      <w:r>
+        <w:rPr>
+          <w:rFonts w:hint="eastAsia"/>
+        </w:rPr>
+        <w:t>已完成。</w:t>
+      </w:r>
+    </w:p>
+    <w:p>
+      <w:pPr>
+        <w:bidi w:val="0"/>
+        <w:rPr>
+          <w:rFonts w:hint="eastAsia"/>
+        </w:rPr>
+      </w:pPr>
+      <w:r>
+        <w:rPr>
+          <w:rFonts w:hint="eastAsia"/>
+        </w:rPr>
+        <w:t>完成了FastAPI后端路由整合、用户认证、MySQL数据库对接，前端使用Next.js/React实现了注册/登录页面、工作台、问答交互界面及模型选择配置界面，完成了前后端联调。</w:t>
+      </w:r>
+    </w:p>
+    <w:p>
+      <w:pPr>
+        <w:bidi w:val="0"/>
+        <w:rPr>
+          <w:rFonts w:hint="eastAsia"/>
+        </w:rPr>
+      </w:pPr>
+      <w:r>
+        <w:rPr>
+          <w:rStyle w:val="51"/>
+          <w:rFonts w:hint="eastAsia"/>
+          <w:sz w:val="24"/>
+          <w:szCs w:val="24"/>
+        </w:rPr>
+        <w:t>第五阶段（实验评测与优化迭代，2026年3月）：</w:t>
+      </w:r>
+      <w:r>
+        <w:rPr>
+          <w:rFonts w:hint="eastAsia"/>
+        </w:rPr>
+        <w:t>正在进行。</w:t>
+      </w:r>
+    </w:p>
+    <w:p>
+      <w:pPr>
+        <w:bidi w:val="0"/>
+        <w:rPr>
+          <w:rFonts w:hint="eastAsia"/>
+        </w:rPr>
+      </w:pPr>
+      <w:r>
+        <w:rPr>
+          <w:rFonts w:hint="eastAsia"/>
+        </w:rPr>
+        <w:t>目前已开始构建测试数据集，针对已实现的核心功能进行功能性测试；增量索引模块与用户反馈模块正在开发中。整体进度与预定计划基本一致。</w:t>
+      </w:r>
+    </w:p>
+    <w:p>
+      <w:pPr>
+        <w:bidi w:val="0"/>
+        <w:rPr>
+          <w:rFonts w:hint="eastAsia"/>
+        </w:rPr>
+      </w:pPr>
+      <w:r>
+        <w:rPr>
+          <w:rStyle w:val="51"/>
+          <w:rFonts w:hint="eastAsia"/>
+          <w:sz w:val="24"/>
+          <w:szCs w:val="24"/>
+        </w:rPr>
+        <w:t>第六阶段（论文撰写与答辩准备，2026年4月至5月）：</w:t>
+      </w:r>
+      <w:r>
+        <w:rPr>
+          <w:rFonts w:hint="eastAsia"/>
+        </w:rPr>
+        <w:t>尚未开始，计划按期启动。</w:t>
+      </w:r>
+    </w:p>
+    <w:p>
+      <w:pPr>
+        <w:bidi w:val="0"/>
+        <w:rPr>
+          <w:rFonts w:hint="eastAsia"/>
+        </w:rPr>
+      </w:pPr>
     </w:p>
     <w:p>
       <w:pPr>
         <w:pStyle w:val="153"/>
       </w:pPr>
       <w:r>
-        <w:t xml:space="preserve">本课题自2025年11月启动，研究周期共7个月（2025年11月至2026年5月），计划分六个阶段推进。截至目前（2026年3月），各阶段工作总体按预定计划进行，进度情况如下：</w:t>
+        <w:t>二、已完成的研究工作及成果</w:t>
+      </w:r>
+    </w:p>
+    <w:p>
+      <w:pPr>
+        <w:bidi w:val="0"/>
+        <w:rPr>
+          <w:rStyle w:val="51"/>
+          <w:rFonts w:hint="eastAsia"/>
+          <w:sz w:val="24"/>
+          <w:szCs w:val="24"/>
+        </w:rPr>
+      </w:pPr>
+      <w:r>
+        <w:rPr>
+          <w:rStyle w:val="51"/>
+          <w:rFonts w:hint="eastAsia"/>
+          <w:sz w:val="24"/>
+          <w:szCs w:val="24"/>
+        </w:rPr>
+        <w:t>（一）系统整体架构设计</w:t>
+      </w:r>
+    </w:p>
+    <w:p>
+      <w:pPr>
+        <w:bidi w:val="0"/>
+        <w:rPr>
+          <w:rFonts w:hint="eastAsia"/>
+        </w:rPr>
+      </w:pPr>
+      <w:r>
+        <w:rPr>
+          <w:rFonts w:hint="eastAsia"/>
+        </w:rPr>
+        <w:t>完成了前后端分离三层架构设计：前端采用Next.js/React框架，提供用户界面与交互；后端采用FastAPI框架，提供RESTful API与业务逻辑；数据层采用MySQL与Qdrant组合方案。</w:t>
+      </w:r>
+    </w:p>
+    <w:p>
+      <w:pPr>
+        <w:bidi w:val="0"/>
+        <w:rPr>
+          <w:rStyle w:val="51"/>
+          <w:rFonts w:hint="eastAsia"/>
+          <w:sz w:val="24"/>
+          <w:szCs w:val="24"/>
+        </w:rPr>
+      </w:pPr>
+      <w:r>
+        <w:rPr>
+          <w:rStyle w:val="51"/>
+          <w:rFonts w:hint="eastAsia"/>
+          <w:sz w:val="24"/>
+          <w:szCs w:val="24"/>
+        </w:rPr>
+        <w:t>（二）用户认证模块</w:t>
+      </w:r>
+    </w:p>
+    <w:p>
+      <w:pPr>
+        <w:bidi w:val="0"/>
+        <w:rPr>
+          <w:rFonts w:hint="eastAsia"/>
+        </w:rPr>
+      </w:pPr>
+      <w:r>
+        <w:rPr>
+          <w:rFonts w:hint="eastAsia"/>
+        </w:rPr>
+        <w:t>实现了完整的用户注册与登录功能，包括：用户注册接口，用户登录接口，以及JWT令牌验证中间件。前端完成了注册页面与登录页面的开发，实现了基于JWT的会话管理。</w:t>
+      </w:r>
+    </w:p>
+    <w:p>
+      <w:pPr>
+        <w:bidi w:val="0"/>
+        <w:ind w:left="0" w:leftChars="0" w:firstLine="0" w:firstLineChars="0"/>
+        <w:jc w:val="center"/>
+      </w:pPr>
+      <w:r>
+        <w:drawing>
+          <wp:inline distT="0" distB="0" distL="114300" distR="114300">
+            <wp:extent cx="2077720" cy="3006090"/>
+            <wp:effectExtent l="0" t="0" r="0" b="0"/>
+            <wp:docPr id="7" name="图片 6"/>
+            <wp:cNvGraphicFramePr>
+              <a:graphicFrameLocks xmlns:a="http://schemas.openxmlformats.org/drawingml/2006/main" noChangeAspect="1"/>
+            </wp:cNvGraphicFramePr>
+            <a:graphic xmlns:a="http://schemas.openxmlformats.org/drawingml/2006/main">
+              <a:graphicData uri="http://schemas.openxmlformats.org/drawingml/2006/picture">
+                <pic:pic xmlns:pic="http://schemas.openxmlformats.org/drawingml/2006/picture">
+                  <pic:nvPicPr>
+                    <pic:cNvPr id="7" name="图片 6"/>
+                    <pic:cNvPicPr>
+                      <a:picLocks noChangeAspect="1"/>
+                    </pic:cNvPicPr>
+                  </pic:nvPicPr>
+                  <pic:blipFill>
+                    <a:blip r:embed="rId13"/>
+                    <a:srcRect l="32479" r="32274"/>
+                    <a:stretch>
+                      <a:fillRect/>
+                    </a:stretch>
+                  </pic:blipFill>
+                  <pic:spPr>
+                    <a:xfrm>
+                      <a:off x="0" y="0"/>
+                      <a:ext cx="2077720" cy="3006090"/>
+                    </a:xfrm>
+                    <a:prstGeom prst="rect">
+                      <a:avLst/>
+                    </a:prstGeom>
+                    <a:noFill/>
+                    <a:ln>
+                      <a:noFill/>
+                    </a:ln>
+                  </pic:spPr>
+                </pic:pic>
+              </a:graphicData>
+            </a:graphic>
+          </wp:inline>
+        </w:drawing>
+      </w:r>
+      <w:r>
+        <w:drawing>
+          <wp:inline distT="0" distB="0" distL="114300" distR="114300">
+            <wp:extent cx="2167890" cy="3006090"/>
+            <wp:effectExtent l="0" t="0" r="0" b="0"/>
+            <wp:docPr id="8" name="图片 7"/>
+            <wp:cNvGraphicFramePr>
+              <a:graphicFrameLocks xmlns:a="http://schemas.openxmlformats.org/drawingml/2006/main" noChangeAspect="1"/>
+            </wp:cNvGraphicFramePr>
+            <a:graphic xmlns:a="http://schemas.openxmlformats.org/drawingml/2006/main">
+              <a:graphicData uri="http://schemas.openxmlformats.org/drawingml/2006/picture">
+                <pic:pic xmlns:pic="http://schemas.openxmlformats.org/drawingml/2006/picture">
+                  <pic:nvPicPr>
+                    <pic:cNvPr id="8" name="图片 7"/>
+                    <pic:cNvPicPr>
+                      <a:picLocks noChangeAspect="1"/>
+                    </pic:cNvPicPr>
+                  </pic:nvPicPr>
+                  <pic:blipFill>
+                    <a:blip r:embed="rId14"/>
+                    <a:srcRect l="31531" r="31692"/>
+                    <a:stretch>
+                      <a:fillRect/>
+                    </a:stretch>
+                  </pic:blipFill>
+                  <pic:spPr>
+                    <a:xfrm>
+                      <a:off x="0" y="0"/>
+                      <a:ext cx="2167890" cy="3006090"/>
+                    </a:xfrm>
+                    <a:prstGeom prst="rect">
+                      <a:avLst/>
+                    </a:prstGeom>
+                    <a:noFill/>
+                    <a:ln>
+                      <a:noFill/>
+                    </a:ln>
+                  </pic:spPr>
+                </pic:pic>
+              </a:graphicData>
+            </a:graphic>
+          </wp:inline>
+        </w:drawing>
+      </w:r>
+    </w:p>
+    <w:p>
+      <w:pPr>
+        <w:bidi w:val="0"/>
+        <w:ind w:left="0" w:leftChars="0" w:firstLine="0" w:firstLineChars="0"/>
+        <w:jc w:val="center"/>
+        <w:rPr>
+          <w:rFonts w:hint="default" w:eastAsia="宋体"/>
+          <w:sz w:val="21"/>
+          <w:szCs w:val="21"/>
+          <w:lang w:val="en-US" w:eastAsia="zh-CN"/>
+        </w:rPr>
+      </w:pPr>
+      <w:r>
+        <w:rPr>
+          <w:rFonts w:hint="eastAsia"/>
+          <w:sz w:val="21"/>
+          <w:szCs w:val="21"/>
+          <w:lang w:val="en-US" w:eastAsia="zh-CN"/>
+        </w:rPr>
+        <w:t>图1 登录与注册界面</w:t>
+      </w:r>
+    </w:p>
+    <w:p>
+      <w:pPr>
+        <w:bidi w:val="0"/>
+        <w:rPr>
+          <w:rStyle w:val="51"/>
+          <w:rFonts w:hint="eastAsia"/>
+          <w:sz w:val="24"/>
+          <w:szCs w:val="24"/>
+        </w:rPr>
+      </w:pPr>
+      <w:r>
+        <w:rPr>
+          <w:rStyle w:val="51"/>
+          <w:rFonts w:hint="eastAsia"/>
+          <w:sz w:val="24"/>
+          <w:szCs w:val="24"/>
+        </w:rPr>
+        <w:t>（三）数据库模型设计与实现</w:t>
+      </w:r>
+    </w:p>
+    <w:p>
+      <w:pPr>
+        <w:bidi w:val="0"/>
+        <w:rPr>
+          <w:rFonts w:hint="eastAsia"/>
+        </w:rPr>
+      </w:pPr>
+      <w:r>
+        <w:rPr>
+          <w:rFonts w:hint="eastAsia"/>
+        </w:rPr>
+        <w:t>设计并实现了MySQL数据库模型，包括：用户表（存储用户名、邮箱、密码哈希、账号状态），用户配置表（存储界面语言、AI模型偏好、主题等个性化设置），对话历史表（绑定仓库信息），消息表（存储用户提问与模型回答）。</w:t>
+      </w:r>
+    </w:p>
+    <w:p>
+      <w:pPr>
+        <w:bidi w:val="0"/>
+        <w:rPr>
+          <w:rStyle w:val="51"/>
+          <w:rFonts w:hint="eastAsia"/>
+          <w:sz w:val="24"/>
+          <w:szCs w:val="24"/>
+        </w:rPr>
+      </w:pPr>
+      <w:r>
+        <w:rPr>
+          <w:rStyle w:val="51"/>
+          <w:rFonts w:hint="eastAsia"/>
+          <w:sz w:val="24"/>
+          <w:szCs w:val="24"/>
+        </w:rPr>
+        <w:t>（四）代码解析模块（函数级切分）</w:t>
+      </w:r>
+    </w:p>
+    <w:p>
+      <w:pPr>
+        <w:bidi w:val="0"/>
+        <w:rPr>
+          <w:rFonts w:hint="eastAsia"/>
+        </w:rPr>
+      </w:pPr>
+      <w:r>
+        <w:rPr>
+          <w:rFonts w:hint="eastAsia"/>
+        </w:rPr>
+        <w:t>基于tree-sitter实现了多语言函数级代码切分模块，支持Python、TypeScript、JavaScript、TypeScript、Java、Go、Rust、C/C++、C#、PHP、Swift等15种主流编程语言。对每个源文件，模块通过构建AST（抽象语法树）并遍历指定节点类型，精确提取函数名、类名、起止行号等完整元数据，有效避免了固定窗口切分带来的语义断裂。对无法解析或不支持的文件类型，提供固定长度分块的回退策略，并记录解析日志。</w:t>
+      </w:r>
+    </w:p>
+    <w:p>
+      <w:pPr>
+        <w:bidi w:val="0"/>
+        <w:rPr>
+          <w:rStyle w:val="51"/>
+          <w:rFonts w:hint="eastAsia"/>
+          <w:sz w:val="24"/>
+          <w:szCs w:val="24"/>
+        </w:rPr>
+      </w:pPr>
+      <w:r>
+        <w:rPr>
+          <w:rStyle w:val="51"/>
+          <w:rFonts w:hint="eastAsia"/>
+          <w:sz w:val="24"/>
+          <w:szCs w:val="24"/>
+        </w:rPr>
+        <w:t>（五）向量化与知识库构建</w:t>
+      </w:r>
+    </w:p>
+    <w:p>
+      <w:pPr>
+        <w:bidi w:val="0"/>
+        <w:rPr>
+          <w:rFonts w:hint="eastAsia"/>
+        </w:rPr>
+      </w:pPr>
+      <w:r>
+        <w:rPr>
+          <w:rFonts w:hint="eastAsia"/>
+        </w:rPr>
+        <w:t>集成了阿里云平台提供的Qwe</w:t>
+      </w:r>
+      <w:r>
+        <w:rPr>
+          <w:rFonts w:hint="eastAsia"/>
+          <w:lang w:val="en-US" w:eastAsia="zh-CN"/>
+        </w:rPr>
+        <w:t>n3-VL-Embedding</w:t>
+      </w:r>
+      <w:r>
+        <w:rPr>
+          <w:rFonts w:hint="eastAsia"/>
+        </w:rPr>
+        <w:t>嵌入模型API，将函数级代码片段向量化，生成高维向量表示。完成了Qdrant向量数据库管理模块，每个仓库对应独立的Qdrant集合，实现多仓库数据隔离。向量写入时携带完整元数据（文件路径、函数名、语言类型、起止行号等），支持基于元数据的过滤检索。</w:t>
+      </w:r>
+    </w:p>
+    <w:p>
+      <w:pPr>
+        <w:bidi w:val="0"/>
+        <w:rPr>
+          <w:rStyle w:val="51"/>
+          <w:rFonts w:hint="eastAsia"/>
+          <w:sz w:val="24"/>
+          <w:szCs w:val="24"/>
+        </w:rPr>
+      </w:pPr>
+      <w:r>
+        <w:rPr>
+          <w:rStyle w:val="51"/>
+          <w:rFonts w:hint="eastAsia"/>
+          <w:sz w:val="24"/>
+          <w:szCs w:val="24"/>
+        </w:rPr>
+        <w:t>（六）数据处理流水线</w:t>
+      </w:r>
+    </w:p>
+    <w:p>
+      <w:pPr>
+        <w:bidi w:val="0"/>
+        <w:rPr>
+          <w:rFonts w:hint="eastAsia"/>
+        </w:rPr>
+      </w:pPr>
+      <w:r>
+        <w:rPr>
+          <w:rFonts w:hint="eastAsia"/>
+        </w:rPr>
+        <w:t>实现了完整的数据处理流水线：通过git clone自动拉取远程代码仓库，支持通过访问令牌认证私有仓库；对拉取的仓库进行文件过滤（排除二进制文件、编译产物、第三方依赖目录等），对过滤后的源码文件依次执行tree-sitter解析与切分；对切分得到的函数级片段进行批量向量化，并将向量及元数据写入Qdrant；整个流程支持异常捕获与跳过机制，对无法处理的文件记录日志并跳过，不影响其他文件的处理。</w:t>
+      </w:r>
+    </w:p>
+    <w:p>
+      <w:pPr>
+        <w:bidi w:val="0"/>
+        <w:rPr>
+          <w:rFonts w:hint="eastAsia"/>
+        </w:rPr>
+      </w:pPr>
+    </w:p>
+    <w:p>
+      <w:pPr>
+        <w:bidi w:val="0"/>
+        <w:rPr>
+          <w:rFonts w:hint="eastAsia"/>
+        </w:rPr>
+      </w:pPr>
+    </w:p>
+    <w:p>
+      <w:pPr>
+        <w:bidi w:val="0"/>
+        <w:rPr>
+          <w:rStyle w:val="51"/>
+          <w:rFonts w:hint="eastAsia"/>
+          <w:sz w:val="24"/>
+          <w:szCs w:val="24"/>
+        </w:rPr>
+      </w:pPr>
+      <w:r>
+        <w:rPr>
+          <w:rStyle w:val="51"/>
+          <w:rFonts w:hint="eastAsia"/>
+          <w:sz w:val="24"/>
+          <w:szCs w:val="24"/>
+        </w:rPr>
+        <w:t>（七）检索增强问答（RAG）模块</w:t>
+      </w:r>
+    </w:p>
+    <w:p>
+      <w:pPr>
+        <w:bidi w:val="0"/>
+        <w:rPr>
+          <w:rFonts w:hint="eastAsia"/>
+        </w:rPr>
+      </w:pPr>
+      <w:r>
+        <w:rPr>
+          <w:rFonts w:hint="eastAsia"/>
+        </w:rPr>
+        <w:t>实现了完整的检索增强问答流程：将用户自然语言查询通过Qwe</w:t>
+      </w:r>
+      <w:r>
+        <w:rPr>
+          <w:rFonts w:hint="eastAsia"/>
+          <w:lang w:val="en-US" w:eastAsia="zh-CN"/>
+        </w:rPr>
+        <w:t>n3-VL-Embedding</w:t>
+      </w:r>
+      <w:r>
+        <w:rPr>
+          <w:rFonts w:hint="eastAsia"/>
+        </w:rPr>
+        <w:t>嵌入模型向量化，在Qdrant中执行余弦相似度检索，召回Top-k高相关函数片段作为证据集；将证据集与结构化System Prompt结合，调用Qwen系列生成模型生成结构化答案；答案输出格式限定为先给出结论、再分步骤说明、最后附上证据引用（包含文件路径、函数名与行号），确保答案可追溯、可验证；通过WebSocket协议实现流式输出。</w:t>
+      </w:r>
+    </w:p>
+    <w:p>
+      <w:pPr>
+        <w:bidi w:val="0"/>
+        <w:ind w:left="0" w:leftChars="0" w:firstLine="0" w:firstLineChars="0"/>
+        <w:jc w:val="center"/>
+        <w:rPr>
+          <w:rFonts w:hint="eastAsia" w:eastAsia="宋体"/>
+          <w:lang w:eastAsia="zh-CN"/>
+        </w:rPr>
+      </w:pPr>
+      <w:r>
+        <w:rPr>
+          <w:rFonts w:hint="eastAsia" w:eastAsia="宋体"/>
+          <w:lang w:eastAsia="zh-CN"/>
+        </w:rPr>
+        <w:drawing>
+          <wp:inline distT="0" distB="0" distL="114300" distR="114300">
+            <wp:extent cx="4942205" cy="2520315"/>
+            <wp:effectExtent l="0" t="0" r="10795" b="9525"/>
+            <wp:docPr id="12" name="图片 12" descr="普通问答"/>
+            <wp:cNvGraphicFramePr>
+              <a:graphicFrameLocks xmlns:a="http://schemas.openxmlformats.org/drawingml/2006/main" noChangeAspect="1"/>
+            </wp:cNvGraphicFramePr>
+            <a:graphic xmlns:a="http://schemas.openxmlformats.org/drawingml/2006/main">
+              <a:graphicData uri="http://schemas.openxmlformats.org/drawingml/2006/picture">
+                <pic:pic xmlns:pic="http://schemas.openxmlformats.org/drawingml/2006/picture">
+                  <pic:nvPicPr>
+                    <pic:cNvPr id="12" name="图片 12" descr="普通问答"/>
+                    <pic:cNvPicPr>
+                      <a:picLocks noChangeAspect="1"/>
+                    </pic:cNvPicPr>
+                  </pic:nvPicPr>
+                  <pic:blipFill>
+                    <a:blip r:embed="rId15"/>
+                    <a:stretch>
+                      <a:fillRect/>
+                    </a:stretch>
+                  </pic:blipFill>
+                  <pic:spPr>
+                    <a:xfrm>
+                      <a:off x="0" y="0"/>
+                      <a:ext cx="4942205" cy="2520315"/>
+                    </a:xfrm>
+                    <a:prstGeom prst="rect">
+                      <a:avLst/>
+                    </a:prstGeom>
+                  </pic:spPr>
+                </pic:pic>
+              </a:graphicData>
+            </a:graphic>
+          </wp:inline>
+        </w:drawing>
+      </w:r>
+    </w:p>
+    <w:p>
+      <w:pPr>
+        <w:bidi w:val="0"/>
+        <w:ind w:left="0" w:leftChars="0" w:firstLine="0" w:firstLineChars="0"/>
+        <w:jc w:val="center"/>
+        <w:rPr>
+          <w:rFonts w:hint="default"/>
+          <w:sz w:val="21"/>
+          <w:szCs w:val="21"/>
+          <w:lang w:val="en-US" w:eastAsia="zh-CN"/>
+        </w:rPr>
+      </w:pPr>
+      <w:r>
+        <w:rPr>
+          <w:rFonts w:hint="eastAsia"/>
+          <w:sz w:val="21"/>
+          <w:szCs w:val="21"/>
+          <w:lang w:val="en-US" w:eastAsia="zh-CN"/>
+        </w:rPr>
+        <w:t>图2 普通问答界面</w:t>
+      </w:r>
+    </w:p>
+    <w:p>
+      <w:pPr>
+        <w:bidi w:val="0"/>
+        <w:rPr>
+          <w:rStyle w:val="51"/>
+          <w:rFonts w:hint="eastAsia"/>
+          <w:sz w:val="24"/>
+          <w:szCs w:val="24"/>
+        </w:rPr>
+      </w:pPr>
+      <w:r>
+        <w:rPr>
+          <w:rStyle w:val="51"/>
+          <w:rFonts w:hint="eastAsia"/>
+          <w:sz w:val="24"/>
+          <w:szCs w:val="24"/>
+        </w:rPr>
+        <w:t>（八）多轮推理与Wiki生成</w:t>
+      </w:r>
+    </w:p>
+    <w:p>
+      <w:pPr>
+        <w:bidi w:val="0"/>
+        <w:rPr>
+          <w:rFonts w:hint="eastAsia"/>
+        </w:rPr>
+      </w:pPr>
+      <w:r>
+        <w:rPr>
+          <w:rFonts w:hint="eastAsia"/>
+        </w:rPr>
+        <w:t>实现了多轮迭代推理机制：系统对用户问题进行初次回答后，交由模型评估回答完整性，若评估不足则自动生成下一个追问继续检索与推理，直至获得满意答案或达到迭代上限。基于此框架，系统支持代码仓库Wiki自动生成功能，可自动产出结构化的仓库知识文档，包含函数说明、模块关系、架构图等内容。</w:t>
+      </w:r>
+    </w:p>
+    <w:p>
+      <w:pPr>
+        <w:bidi w:val="0"/>
+        <w:ind w:left="0" w:leftChars="0" w:firstLine="0" w:firstLineChars="0"/>
+        <w:jc w:val="center"/>
+        <w:rPr>
+          <w:rFonts w:hint="eastAsia" w:eastAsia="宋体"/>
+          <w:lang w:eastAsia="zh-CN"/>
+        </w:rPr>
+      </w:pPr>
+      <w:r>
+        <w:rPr>
+          <w:rFonts w:hint="eastAsia" w:eastAsia="宋体"/>
+          <w:lang w:eastAsia="zh-CN"/>
+        </w:rPr>
+        <w:drawing>
+          <wp:inline distT="0" distB="0" distL="114300" distR="114300">
+            <wp:extent cx="4941570" cy="2520315"/>
+            <wp:effectExtent l="0" t="0" r="11430" b="9525"/>
+            <wp:docPr id="9" name="图片 9" descr="深度研究"/>
+            <wp:cNvGraphicFramePr>
+              <a:graphicFrameLocks xmlns:a="http://schemas.openxmlformats.org/drawingml/2006/main" noChangeAspect="1"/>
+            </wp:cNvGraphicFramePr>
+            <a:graphic xmlns:a="http://schemas.openxmlformats.org/drawingml/2006/main">
+              <a:graphicData uri="http://schemas.openxmlformats.org/drawingml/2006/picture">
+                <pic:pic xmlns:pic="http://schemas.openxmlformats.org/drawingml/2006/picture">
+                  <pic:nvPicPr>
+                    <pic:cNvPr id="9" name="图片 9" descr="深度研究"/>
+                    <pic:cNvPicPr>
+                      <a:picLocks noChangeAspect="1"/>
+                    </pic:cNvPicPr>
+                  </pic:nvPicPr>
+                  <pic:blipFill>
+                    <a:blip r:embed="rId16"/>
+                    <a:stretch>
+                      <a:fillRect/>
+                    </a:stretch>
+                  </pic:blipFill>
+                  <pic:spPr>
+                    <a:xfrm>
+                      <a:off x="0" y="0"/>
+                      <a:ext cx="4941570" cy="2520315"/>
+                    </a:xfrm>
+                    <a:prstGeom prst="rect">
+                      <a:avLst/>
+                    </a:prstGeom>
+                  </pic:spPr>
+                </pic:pic>
+              </a:graphicData>
+            </a:graphic>
+          </wp:inline>
+        </w:drawing>
+      </w:r>
+    </w:p>
+    <w:p>
+      <w:pPr>
+        <w:bidi w:val="0"/>
+        <w:ind w:left="0" w:leftChars="0" w:firstLine="0" w:firstLineChars="0"/>
+        <w:jc w:val="center"/>
+        <w:rPr>
+          <w:rFonts w:hint="default"/>
+          <w:sz w:val="21"/>
+          <w:szCs w:val="21"/>
+          <w:lang w:val="en-US" w:eastAsia="zh-CN"/>
+        </w:rPr>
+      </w:pPr>
+      <w:r>
+        <w:rPr>
+          <w:rFonts w:hint="eastAsia"/>
+          <w:sz w:val="21"/>
+          <w:szCs w:val="21"/>
+          <w:lang w:val="en-US" w:eastAsia="zh-CN"/>
+        </w:rPr>
+        <w:t>图3 多轮推理（深度研究）界面</w:t>
+      </w:r>
+    </w:p>
+    <w:p>
+      <w:pPr>
+        <w:bidi w:val="0"/>
+        <w:rPr>
+          <w:rStyle w:val="51"/>
+          <w:rFonts w:hint="eastAsia"/>
+          <w:sz w:val="24"/>
+          <w:szCs w:val="24"/>
+        </w:rPr>
+      </w:pPr>
+      <w:r>
+        <w:rPr>
+          <w:rStyle w:val="51"/>
+          <w:rFonts w:hint="eastAsia"/>
+          <w:sz w:val="24"/>
+          <w:szCs w:val="24"/>
+        </w:rPr>
+        <w:t>（九）前端界面开发</w:t>
+      </w:r>
+    </w:p>
+    <w:p>
+      <w:pPr>
+        <w:bidi w:val="0"/>
+        <w:rPr>
+          <w:rFonts w:hint="eastAsia"/>
+        </w:rPr>
+      </w:pPr>
+      <w:r>
+        <w:rPr>
+          <w:rFonts w:hint="eastAsia"/>
+        </w:rPr>
+        <w:t>完成了系统核心页面的前端开发，包括：用户注册/登录页面；工作台（输入Git仓库URL</w:t>
+      </w:r>
+      <w:r>
+        <w:rPr>
+          <w:rFonts w:hint="eastAsia"/>
+          <w:lang w:val="en-US" w:eastAsia="zh-CN"/>
+        </w:rPr>
+        <w:t>或本地路径</w:t>
+      </w:r>
+      <w:r>
+        <w:rPr>
+          <w:rFonts w:hint="eastAsia"/>
+        </w:rPr>
+        <w:t>、选择生成模型、启动索引与Wiki生成）；问答交互界面；模型配置界面；系统已支持深色/浅色主题切换与中英文双语界面。</w:t>
       </w:r>
     </w:p>
     <w:p>
       <w:pPr>
         <w:pStyle w:val="153"/>
-      </w:pPr>
-      <w:r>
-        <w:t xml:space="preserve">第一阶段（需求分析与系统设计，2025年11月至12月）：已完成。通过文献调研与需求梳理，明确了系统的功能需求（仓库管理、代码解析、向量检索、RAG问答）与非功能需求（响应时间、可追溯性、可扩展性），完成了前后端分离三层架构设计、数据库表结构设计与技术选型，形成了系统架构文档。</w:t>
+        <w:jc w:val="center"/>
+        <w:rPr>
+          <w:rFonts w:hint="eastAsia" w:eastAsia="黑体"/>
+          <w:lang w:eastAsia="zh-CN"/>
+        </w:rPr>
+      </w:pPr>
+      <w:r>
+        <w:rPr>
+          <w:rFonts w:hint="eastAsia" w:eastAsia="黑体"/>
+          <w:lang w:eastAsia="zh-CN"/>
+        </w:rPr>
+        <w:drawing>
+          <wp:inline distT="0" distB="0" distL="114300" distR="114300">
+            <wp:extent cx="4942205" cy="2520315"/>
+            <wp:effectExtent l="0" t="0" r="10795" b="9525"/>
+            <wp:docPr id="10" name="图片 10" descr="控制台"/>
+            <wp:cNvGraphicFramePr>
+              <a:graphicFrameLocks xmlns:a="http://schemas.openxmlformats.org/drawingml/2006/main" noChangeAspect="1"/>
+            </wp:cNvGraphicFramePr>
+            <a:graphic xmlns:a="http://schemas.openxmlformats.org/drawingml/2006/main">
+              <a:graphicData uri="http://schemas.openxmlformats.org/drawingml/2006/picture">
+                <pic:pic xmlns:pic="http://schemas.openxmlformats.org/drawingml/2006/picture">
+                  <pic:nvPicPr>
+                    <pic:cNvPr id="10" name="图片 10" descr="控制台"/>
+                    <pic:cNvPicPr>
+                      <a:picLocks noChangeAspect="1"/>
+                    </pic:cNvPicPr>
+                  </pic:nvPicPr>
+                  <pic:blipFill>
+                    <a:blip r:embed="rId17"/>
+                    <a:stretch>
+                      <a:fillRect/>
+                    </a:stretch>
+                  </pic:blipFill>
+                  <pic:spPr>
+                    <a:xfrm>
+                      <a:off x="0" y="0"/>
+                      <a:ext cx="4942205" cy="2520315"/>
+                    </a:xfrm>
+                    <a:prstGeom prst="rect">
+                      <a:avLst/>
+                    </a:prstGeom>
+                  </pic:spPr>
+                </pic:pic>
+              </a:graphicData>
+            </a:graphic>
+          </wp:inline>
+        </w:drawing>
+      </w:r>
+    </w:p>
+    <w:p>
+      <w:pPr>
+        <w:bidi w:val="0"/>
+        <w:ind w:left="0" w:leftChars="0" w:firstLine="0" w:firstLineChars="0"/>
+        <w:jc w:val="center"/>
+        <w:rPr>
+          <w:rFonts w:hint="default"/>
+          <w:sz w:val="21"/>
+          <w:szCs w:val="21"/>
+          <w:lang w:val="en-US" w:eastAsia="zh-CN"/>
+        </w:rPr>
+      </w:pPr>
+      <w:r>
+        <w:rPr>
+          <w:rFonts w:hint="eastAsia"/>
+          <w:sz w:val="21"/>
+          <w:szCs w:val="21"/>
+          <w:lang w:val="en-US" w:eastAsia="zh-CN"/>
+        </w:rPr>
+        <w:t>图4 控制台界面</w:t>
       </w:r>
     </w:p>
     <w:p>
       <w:pPr>
         <w:pStyle w:val="153"/>
-      </w:pPr>
-      <w:r>
-        <w:t xml:space="preserve">第二阶段（预处理模块开发，2025年12月）：已完成。完成了基于tree-sitter的多语言函数级代码切分模块、DashScope（Qwen系列）嵌入模型集成、Qdrant向量数据库管理模块，以及包含git clone与文件过滤在内的数据处理流水线，并通过单元测试验证了各模块的正确性。</w:t>
-      </w:r>
+        <w:jc w:val="center"/>
+        <w:rPr>
+          <w:rFonts w:hint="eastAsia" w:eastAsia="黑体"/>
+          <w:lang w:eastAsia="zh-CN"/>
+        </w:rPr>
+      </w:pPr>
+      <w:r>
+        <w:rPr>
+          <w:rFonts w:hint="eastAsia" w:eastAsia="黑体"/>
+          <w:lang w:eastAsia="zh-CN"/>
+        </w:rPr>
+        <w:drawing>
+          <wp:inline distT="0" distB="0" distL="114300" distR="114300">
+            <wp:extent cx="5282565" cy="2520315"/>
+            <wp:effectExtent l="0" t="0" r="5715" b="9525"/>
+            <wp:docPr id="11" name="图片 11" descr="wiki界面"/>
+            <wp:cNvGraphicFramePr>
+              <a:graphicFrameLocks xmlns:a="http://schemas.openxmlformats.org/drawingml/2006/main" noChangeAspect="1"/>
+            </wp:cNvGraphicFramePr>
+            <a:graphic xmlns:a="http://schemas.openxmlformats.org/drawingml/2006/main">
+              <a:graphicData uri="http://schemas.openxmlformats.org/drawingml/2006/picture">
+                <pic:pic xmlns:pic="http://schemas.openxmlformats.org/drawingml/2006/picture">
+                  <pic:nvPicPr>
+                    <pic:cNvPr id="11" name="图片 11" descr="wiki界面"/>
+                    <pic:cNvPicPr>
+                      <a:picLocks noChangeAspect="1"/>
+                    </pic:cNvPicPr>
+                  </pic:nvPicPr>
+                  <pic:blipFill>
+                    <a:blip r:embed="rId18"/>
+                    <a:srcRect b="6443"/>
+                    <a:stretch>
+                      <a:fillRect/>
+                    </a:stretch>
+                  </pic:blipFill>
+                  <pic:spPr>
+                    <a:xfrm>
+                      <a:off x="0" y="0"/>
+                      <a:ext cx="5282565" cy="2520315"/>
+                    </a:xfrm>
+                    <a:prstGeom prst="rect">
+                      <a:avLst/>
+                    </a:prstGeom>
+                  </pic:spPr>
+                </pic:pic>
+              </a:graphicData>
+            </a:graphic>
+          </wp:inline>
+        </w:drawing>
+      </w:r>
+    </w:p>
+    <w:p>
+      <w:pPr>
+        <w:bidi w:val="0"/>
+        <w:ind w:left="0" w:leftChars="0" w:firstLine="0" w:firstLineChars="0"/>
+        <w:jc w:val="center"/>
+        <w:rPr>
+          <w:rFonts w:hint="eastAsia"/>
+          <w:sz w:val="21"/>
+          <w:szCs w:val="21"/>
+          <w:lang w:val="en-US" w:eastAsia="zh-CN"/>
+        </w:rPr>
+      </w:pPr>
+      <w:r>
+        <w:rPr>
+          <w:rFonts w:hint="eastAsia"/>
+          <w:sz w:val="21"/>
+          <w:szCs w:val="21"/>
+          <w:lang w:val="en-US" w:eastAsia="zh-CN"/>
+        </w:rPr>
+        <w:t>图5 Wiki界面</w:t>
+      </w:r>
+    </w:p>
+    <w:p>
+      <w:pPr>
+        <w:bidi w:val="0"/>
+        <w:ind w:left="0" w:leftChars="0" w:firstLine="0" w:firstLineChars="0"/>
+        <w:jc w:val="center"/>
+        <w:rPr>
+          <w:rFonts w:hint="default"/>
+          <w:sz w:val="21"/>
+          <w:szCs w:val="21"/>
+          <w:lang w:val="en-US" w:eastAsia="zh-CN"/>
+        </w:rPr>
+      </w:pPr>
     </w:p>
     <w:p>
       <w:pPr>
         <w:pStyle w:val="153"/>
       </w:pPr>
       <w:r>
-        <w:t xml:space="preserve">第三阶段（检索问答模块开发，2026年1月）：已完成。实现了向量相似度检索（Top-k）、结构化Prompt模板、Qwen生成模型API调用、多轮推理（检索—推理—验证循环）以及基于WebSocket的流式输出，通过集成测试验证了端到端问答流程。</w:t>
-      </w:r>
+        <w:t>三、后期拟完成的研究工作及进度安排</w:t>
+      </w:r>
+    </w:p>
+    <w:p>
+      <w:pPr>
+        <w:bidi w:val="0"/>
+        <w:rPr>
+          <w:rFonts w:hint="eastAsia"/>
+        </w:rPr>
+      </w:pPr>
+      <w:r>
+        <w:rPr>
+          <w:rFonts w:hint="eastAsia"/>
+        </w:rPr>
+        <w:t>后期剩余工作主要包括增量索引模块完善、用户反馈系统、实验评测与论文撰写，具体进度安排如下：</w:t>
+      </w:r>
+    </w:p>
+    <w:p>
+      <w:pPr>
+        <w:bidi w:val="0"/>
+        <w:rPr>
+          <w:rStyle w:val="51"/>
+          <w:rFonts w:hint="eastAsia"/>
+          <w:sz w:val="24"/>
+          <w:szCs w:val="24"/>
+        </w:rPr>
+      </w:pPr>
+      <w:r>
+        <w:rPr>
+          <w:rStyle w:val="51"/>
+          <w:rFonts w:hint="eastAsia"/>
+          <w:sz w:val="24"/>
+          <w:szCs w:val="24"/>
+        </w:rPr>
+        <w:t>（一）增量索引与定时同步模块（2026年3月下旬至4月上旬）</w:t>
+      </w:r>
+    </w:p>
+    <w:p>
+      <w:pPr>
+        <w:bidi w:val="0"/>
+        <w:rPr>
+          <w:rFonts w:hint="eastAsia"/>
+        </w:rPr>
+      </w:pPr>
+      <w:r>
+        <w:rPr>
+          <w:rFonts w:hint="eastAsia"/>
+        </w:rPr>
+        <w:t>实现定时任务，周期性对已接入仓库执行git pull，解析返回的变更信息；对新增与修改的文件触发重新解析与向量化，对删除的文件从Qdrant中移除对应向量，未变更文件保持索引不变；将同步结果持久化至MySQL，并在前端展示同步日志；支持用户手动触发全量重建或增量索引，以及手动删除仓库。</w:t>
+      </w:r>
+    </w:p>
+    <w:p>
+      <w:pPr>
+        <w:bidi w:val="0"/>
+        <w:rPr>
+          <w:rFonts w:hint="eastAsia"/>
+        </w:rPr>
+      </w:pPr>
+      <w:r>
+        <w:rPr>
+          <w:rStyle w:val="51"/>
+          <w:rFonts w:hint="eastAsia"/>
+          <w:sz w:val="24"/>
+          <w:szCs w:val="24"/>
+        </w:rPr>
+        <w:t>（二）用户反馈系统（2026年4月上旬）</w:t>
+      </w:r>
+    </w:p>
+    <w:p>
+      <w:pPr>
+        <w:bidi w:val="0"/>
+        <w:rPr>
+          <w:rFonts w:hint="eastAsia"/>
+        </w:rPr>
+      </w:pPr>
+      <w:r>
+        <w:rPr>
+          <w:rFonts w:hint="eastAsia"/>
+        </w:rPr>
+        <w:t>在数据库中新增问答反馈表，记录用户对每次回答的反馈信息及时间戳；在后端提供反馈提交与查询接口；在前端问答界面添加反馈UI组件；系统根据反馈自动更新对应问答记录的质量评分，为后续优化与评测提供数据支撑。</w:t>
+      </w:r>
+    </w:p>
+    <w:p>
+      <w:pPr>
+        <w:bidi w:val="0"/>
+        <w:rPr>
+          <w:rStyle w:val="51"/>
+          <w:rFonts w:hint="eastAsia"/>
+          <w:sz w:val="24"/>
+          <w:szCs w:val="24"/>
+        </w:rPr>
+      </w:pPr>
+      <w:r>
+        <w:rPr>
+          <w:rStyle w:val="51"/>
+          <w:rFonts w:hint="eastAsia"/>
+          <w:sz w:val="24"/>
+          <w:szCs w:val="24"/>
+        </w:rPr>
+        <w:t>（三）查询历史展示（2026年4月中旬）</w:t>
+      </w:r>
+    </w:p>
+    <w:p>
+      <w:pPr>
+        <w:bidi w:val="0"/>
+        <w:rPr>
+          <w:rFonts w:hint="eastAsia"/>
+        </w:rPr>
+      </w:pPr>
+      <w:r>
+        <w:rPr>
+          <w:rFonts w:hint="eastAsia"/>
+        </w:rPr>
+        <w:t>完善前端历史记录页面，展示用户的全部历史问答记录；支持按时间、仓库进行筛选与分页；支持点击历史记录恢复完整对话上下文，便于用户回顾与复用。</w:t>
+      </w:r>
+    </w:p>
+    <w:p>
+      <w:pPr>
+        <w:bidi w:val="0"/>
+        <w:rPr>
+          <w:rStyle w:val="51"/>
+          <w:rFonts w:hint="eastAsia"/>
+          <w:sz w:val="24"/>
+          <w:szCs w:val="24"/>
+        </w:rPr>
+      </w:pPr>
+      <w:r>
+        <w:rPr>
+          <w:rStyle w:val="51"/>
+          <w:rFonts w:hint="eastAsia"/>
+          <w:sz w:val="24"/>
+          <w:szCs w:val="24"/>
+        </w:rPr>
+        <w:t>（四）实验评测（2026年3月至4月）</w:t>
+      </w:r>
+    </w:p>
+    <w:p>
+      <w:pPr>
+        <w:bidi w:val="0"/>
+        <w:rPr>
+          <w:rFonts w:hint="eastAsia"/>
+        </w:rPr>
+      </w:pPr>
+      <w:r>
+        <w:rPr>
+          <w:rFonts w:hint="eastAsia"/>
+        </w:rPr>
+        <w:t>选取多个开源代码仓库（涵盖Python、TypeScript、Java等语言）作为评测对象，构建问答测试集；从检索质量、答案质量与系统性能三个维度进行评估；整理评测报告并指导后续优化迭代。</w:t>
+      </w:r>
+    </w:p>
+    <w:p>
+      <w:pPr>
+        <w:bidi w:val="0"/>
+        <w:rPr>
+          <w:rStyle w:val="51"/>
+          <w:rFonts w:hint="eastAsia"/>
+          <w:sz w:val="24"/>
+          <w:szCs w:val="24"/>
+        </w:rPr>
+      </w:pPr>
+      <w:r>
+        <w:rPr>
+          <w:rStyle w:val="51"/>
+          <w:rFonts w:hint="eastAsia"/>
+          <w:sz w:val="24"/>
+          <w:szCs w:val="24"/>
+        </w:rPr>
+        <w:t>（五）系统优化迭代（2026年4月）</w:t>
+      </w:r>
+    </w:p>
+    <w:p>
+      <w:pPr>
+        <w:bidi w:val="0"/>
+        <w:rPr>
+          <w:rFonts w:hint="eastAsia"/>
+        </w:rPr>
+      </w:pPr>
+      <w:r>
+        <w:rPr>
+          <w:rFonts w:hint="eastAsia"/>
+        </w:rPr>
+        <w:t>根据实验评测结果，针对检索召回率不足的场景优化嵌入策略或引入</w:t>
+      </w:r>
+      <w:r>
+        <w:rPr>
+          <w:rFonts w:hint="eastAsia"/>
+          <w:lang w:val="en-US" w:eastAsia="zh-CN"/>
+        </w:rPr>
+        <w:t>Reranker模型进行重排序</w:t>
+      </w:r>
+      <w:r>
+        <w:rPr>
+          <w:rFonts w:hint="eastAsia"/>
+        </w:rPr>
+        <w:t>；调整Prompt模板以降低生成幻觉；优化Qdrant查询参数；对前端交互体验进行完善。</w:t>
+      </w:r>
+    </w:p>
+    <w:p>
+      <w:pPr>
+        <w:bidi w:val="0"/>
+        <w:rPr>
+          <w:rStyle w:val="51"/>
+          <w:rFonts w:hint="eastAsia"/>
+          <w:sz w:val="24"/>
+          <w:szCs w:val="24"/>
+        </w:rPr>
+      </w:pPr>
+      <w:r>
+        <w:rPr>
+          <w:rStyle w:val="51"/>
+          <w:rFonts w:hint="eastAsia"/>
+          <w:sz w:val="24"/>
+          <w:szCs w:val="24"/>
+        </w:rPr>
+        <w:t>（六）毕业论文撰写与答辩准备（2026年4月至5月）</w:t>
+      </w:r>
+    </w:p>
+    <w:p>
+      <w:pPr>
+        <w:bidi w:val="0"/>
+        <w:rPr>
+          <w:rFonts w:hint="eastAsia"/>
+        </w:rPr>
+      </w:pPr>
+      <w:r>
+        <w:rPr>
+          <w:rFonts w:hint="eastAsia"/>
+        </w:rPr>
+        <w:t>整理研究过程中的实验数据、系统截图与性能测评结果，撰写毕业论文各章；准备答辩PPT与系统演示材料。</w:t>
+      </w:r>
+    </w:p>
+    <w:p>
+      <w:pPr>
+        <w:bidi w:val="0"/>
+        <w:rPr>
+          <w:rFonts w:hint="eastAsia"/>
+        </w:rPr>
+      </w:pPr>
     </w:p>
     <w:p>
       <w:pPr>
         <w:pStyle w:val="153"/>
       </w:pPr>
       <w:r>
-        <w:t xml:space="preserve">第四阶段（系统集成与前端开发，2026年2月）：已完成。完成了FastAPI后端路由整合、用户认证（JWT注册登录）、MySQL数据库对接，前端使用Next.js/React实现了注册/登录页面、工作台（仓库接入与Wiki生成）、问答交互界面（Markdown渲染、代码高亮、证据引用展示）及模型选择配置界面，完成了前后端联调，并基于Docker Compose实现容器化一键部署。</w:t>
-      </w:r>
+        <w:t>四、存在的问题与困难</w:t>
+      </w:r>
+    </w:p>
+    <w:p>
+      <w:pPr>
+        <w:bidi w:val="0"/>
+        <w:rPr>
+          <w:rStyle w:val="51"/>
+          <w:rFonts w:hint="eastAsia"/>
+          <w:sz w:val="24"/>
+          <w:szCs w:val="24"/>
+        </w:rPr>
+      </w:pPr>
+      <w:r>
+        <w:rPr>
+          <w:rStyle w:val="51"/>
+          <w:rFonts w:hint="eastAsia"/>
+          <w:sz w:val="24"/>
+          <w:szCs w:val="24"/>
+        </w:rPr>
+        <w:t>（一）增量索引一致性保证</w:t>
+      </w:r>
+    </w:p>
+    <w:p>
+      <w:pPr>
+        <w:bidi w:val="0"/>
+        <w:rPr>
+          <w:rFonts w:hint="default" w:eastAsia="宋体"/>
+          <w:lang w:val="en-US" w:eastAsia="zh-CN"/>
+        </w:rPr>
+      </w:pPr>
+      <w:r>
+        <w:rPr>
+          <w:rFonts w:hint="eastAsia"/>
+        </w:rPr>
+        <w:t>在代码仓库持续更新的场景下，git pull后变更文件检测与Qdrant向量更新之间的原子性较难实现。若在增量更新中发生中断，可能导致Qdrant中的向量与代码版本出现不一致。目前拟通过在</w:t>
+      </w:r>
+      <w:r>
+        <w:rPr>
+          <w:rFonts w:hint="eastAsia"/>
+          <w:lang w:val="en-US" w:eastAsia="zh-CN"/>
+        </w:rPr>
+        <w:t>MySql和Qdrant中保存版本信息，更新失败时可以回退至旧版本，不影响用户使用。</w:t>
+      </w:r>
+    </w:p>
+    <w:p>
+      <w:pPr>
+        <w:bidi w:val="0"/>
+        <w:rPr>
+          <w:rStyle w:val="51"/>
+          <w:rFonts w:hint="eastAsia"/>
+          <w:sz w:val="24"/>
+          <w:szCs w:val="24"/>
+        </w:rPr>
+      </w:pPr>
+      <w:r>
+        <w:rPr>
+          <w:rStyle w:val="51"/>
+          <w:rFonts w:hint="eastAsia"/>
+          <w:sz w:val="24"/>
+          <w:szCs w:val="24"/>
+        </w:rPr>
+        <w:t>（二）多语言代码解析的边界情况</w:t>
+      </w:r>
+    </w:p>
+    <w:p>
+      <w:pPr>
+        <w:bidi w:val="0"/>
+        <w:rPr>
+          <w:rFonts w:hint="eastAsia"/>
+        </w:rPr>
+      </w:pPr>
+      <w:r>
+        <w:rPr>
+          <w:rFonts w:hint="eastAsia"/>
+        </w:rPr>
+        <w:t>部分编程语言存在tree-sitter解析</w:t>
+      </w:r>
+      <w:r>
+        <w:rPr>
+          <w:rFonts w:hint="eastAsia"/>
+          <w:lang w:val="en-US" w:eastAsia="zh-CN"/>
+        </w:rPr>
+        <w:t>失败情况</w:t>
+      </w:r>
+      <w:r>
+        <w:rPr>
+          <w:rFonts w:hint="eastAsia"/>
+        </w:rPr>
+        <w:t>，例如Python中的装饰器修饰函数、动态生成的函数、嵌套函数定义；</w:t>
+      </w:r>
+      <w:r>
+        <w:rPr>
+          <w:rFonts w:hint="eastAsia"/>
+          <w:lang w:val="en-US" w:eastAsia="zh-CN"/>
+        </w:rPr>
+        <w:t>C++语言中的钩子函数无法识别；</w:t>
+      </w:r>
+      <w:r>
+        <w:rPr>
+          <w:rFonts w:hint="eastAsia"/>
+        </w:rPr>
+        <w:t>Java中的注解处理器与内部类方法。这些情况可能导致部分函数无法被正确识别和切分，影响知识库的覆盖率。补充针对性的解析规则</w:t>
+      </w:r>
+      <w:r>
+        <w:rPr>
+          <w:rFonts w:hint="eastAsia"/>
+          <w:lang w:val="en-US" w:eastAsia="zh-CN"/>
+        </w:rPr>
+        <w:t>还</w:t>
+      </w:r>
+      <w:r>
+        <w:rPr>
+          <w:rFonts w:hint="eastAsia"/>
+        </w:rPr>
+        <w:t>需要</w:t>
+      </w:r>
+      <w:r>
+        <w:rPr>
+          <w:rFonts w:hint="eastAsia"/>
+          <w:lang w:val="en-US" w:eastAsia="zh-CN"/>
+        </w:rPr>
+        <w:t>继续研发</w:t>
+      </w:r>
+      <w:r>
+        <w:rPr>
+          <w:rFonts w:hint="eastAsia"/>
+        </w:rPr>
+        <w:t>。</w:t>
+      </w:r>
+    </w:p>
+    <w:p>
+      <w:pPr>
+        <w:bidi w:val="0"/>
+        <w:rPr>
+          <w:rStyle w:val="51"/>
+          <w:rFonts w:hint="eastAsia"/>
+          <w:sz w:val="24"/>
+          <w:szCs w:val="24"/>
+        </w:rPr>
+      </w:pPr>
+      <w:r>
+        <w:rPr>
+          <w:rStyle w:val="51"/>
+          <w:rFonts w:hint="eastAsia"/>
+          <w:sz w:val="24"/>
+          <w:szCs w:val="24"/>
+        </w:rPr>
+        <w:t>（三）检索质量的参数调优</w:t>
+      </w:r>
+    </w:p>
+    <w:p>
+      <w:pPr>
+        <w:bidi w:val="0"/>
+        <w:rPr>
+          <w:rFonts w:hint="eastAsia"/>
+        </w:rPr>
+      </w:pPr>
+      <w:r>
+        <w:rPr>
+          <w:rFonts w:hint="eastAsia"/>
+        </w:rPr>
+        <w:t>不同规模</w:t>
+      </w:r>
+      <w:r>
+        <w:rPr>
+          <w:rFonts w:hint="eastAsia"/>
+          <w:lang w:val="en-US" w:eastAsia="zh-CN"/>
+        </w:rPr>
+        <w:t>的</w:t>
+      </w:r>
+      <w:r>
+        <w:rPr>
+          <w:rFonts w:hint="eastAsia"/>
+        </w:rPr>
+        <w:t>代码仓库在</w:t>
+      </w:r>
+      <w:r>
+        <w:rPr>
+          <w:rFonts w:hint="eastAsia"/>
+          <w:lang w:val="en-US" w:eastAsia="zh-CN"/>
+        </w:rPr>
+        <w:t>切分出的</w:t>
+      </w:r>
+      <w:r>
+        <w:rPr>
+          <w:rFonts w:hint="eastAsia"/>
+        </w:rPr>
+        <w:t>函数数量上差异较大</w:t>
+      </w:r>
+      <w:r>
+        <w:rPr>
+          <w:rFonts w:hint="eastAsia"/>
+          <w:lang w:eastAsia="zh-CN"/>
+        </w:rPr>
+        <w:t>，</w:t>
+      </w:r>
+      <w:r>
+        <w:rPr>
+          <w:rFonts w:hint="eastAsia"/>
+          <w:lang w:val="en-US" w:eastAsia="zh-CN"/>
+        </w:rPr>
+        <w:t>且仓库中不同功能所涉及代码数量差异较大，</w:t>
+      </w:r>
+      <w:r>
+        <w:rPr>
+          <w:rFonts w:hint="eastAsia"/>
+        </w:rPr>
+        <w:t>统一的Top-k值和相似度阈值难以</w:t>
+      </w:r>
+      <w:r>
+        <w:rPr>
+          <w:rFonts w:hint="eastAsia"/>
+          <w:lang w:val="en-US" w:eastAsia="zh-CN"/>
+        </w:rPr>
+        <w:t>适应</w:t>
+      </w:r>
+      <w:r>
+        <w:rPr>
+          <w:rFonts w:hint="eastAsia"/>
+        </w:rPr>
+        <w:t>所有场景。Top-k过小可能遗漏关键证据，过大则会引入</w:t>
+      </w:r>
+      <w:r>
+        <w:rPr>
+          <w:rFonts w:hint="eastAsia"/>
+          <w:lang w:val="en-US" w:eastAsia="zh-CN"/>
+        </w:rPr>
+        <w:t>错误信息</w:t>
+      </w:r>
+      <w:r>
+        <w:rPr>
+          <w:rFonts w:hint="eastAsia"/>
+        </w:rPr>
+        <w:t>干扰生成质量。当前参数为</w:t>
+      </w:r>
+      <w:r>
+        <w:rPr>
+          <w:rFonts w:hint="eastAsia"/>
+          <w:lang w:val="en-US" w:eastAsia="zh-CN"/>
+        </w:rPr>
+        <w:t>固定值</w:t>
+      </w:r>
+      <w:r>
+        <w:rPr>
+          <w:rFonts w:hint="eastAsia"/>
+        </w:rPr>
+        <w:t>，最优参数配置尚未最终确定</w:t>
+      </w:r>
+      <w:r>
+        <w:rPr>
+          <w:rFonts w:hint="eastAsia"/>
+          <w:lang w:val="en-US" w:eastAsia="zh-CN"/>
+        </w:rPr>
+        <w:t>还需继续研发</w:t>
+      </w:r>
+      <w:r>
+        <w:rPr>
+          <w:rFonts w:hint="eastAsia"/>
+        </w:rPr>
+        <w:t>。</w:t>
+      </w:r>
+    </w:p>
+    <w:p>
+      <w:pPr>
+        <w:bidi w:val="0"/>
+        <w:rPr>
+          <w:rFonts w:hint="eastAsia"/>
+        </w:rPr>
+      </w:pPr>
     </w:p>
     <w:p>
       <w:pPr>
         <w:pStyle w:val="153"/>
       </w:pPr>
       <w:r>
-        <w:t xml:space="preserve">第五阶段（实验评测与优化迭代，2026年3月）：正在进行。目前已开始构建测试数据集，针对已实现的核心功能进行功能性测试；增量索引模块与用户反馈模块正在开发中。整体进度与预定计划基本一致，无明显滞后。</w:t>
-      </w:r>
-    </w:p>
-    <w:p>
-      <w:pPr>
-        <w:pStyle w:val="153"/>
-      </w:pPr>
-      <w:r>
-        <w:t xml:space="preserve">第六阶段（论文撰写与答辩准备，2026年4月至5月）：尚未开始，计划按期启动。</w:t>
-      </w:r>
-    </w:p>
-    <w:p>
-      <w:pPr>
-        <w:pStyle w:val="153"/>
-      </w:pPr>
-    </w:p>
-    <w:p>
-      <w:pPr>
-        <w:pStyle w:val="153"/>
-      </w:pPr>
-      <w:r>
-        <w:t xml:space="preserve">二、已完成的研究工作及成果</w:t>
-      </w:r>
-    </w:p>
-    <w:p>
-      <w:pPr>
-        <w:pStyle w:val="153"/>
-      </w:pPr>
-      <w:r>
-        <w:t xml:space="preserve">（一）系统整体架构设计</w:t>
-      </w:r>
-    </w:p>
-    <w:p>
-      <w:pPr>
-        <w:pStyle w:val="153"/>
-      </w:pPr>
-      <w:r>
-        <w:t xml:space="preserve">完成了前后端分离三层架构设计：前端采用Next.js/React框架，提供用户界面与交互；后端采用FastAPI框架，提供RESTful API与业务逻辑；数据层采用MySQL（结构化数据）与Qdrant（向量数据）组合方案。系统支持基于Docker Compose的容器化一键部署，保证跨环境一致性。</w:t>
-      </w:r>
-    </w:p>
-    <w:p>
-      <w:pPr>
-        <w:pStyle w:val="153"/>
-      </w:pPr>
-      <w:r>
-        <w:t xml:space="preserve">（二）用户认证模块</w:t>
-      </w:r>
-    </w:p>
-    <w:p>
-      <w:pPr>
-        <w:pStyle w:val="153"/>
-      </w:pPr>
-      <w:r>
-        <w:t xml:space="preserve">实现了完整的用户注册与登录功能，包括：用户注册接口（校验用户名与邮箱唯一性，密码采用PBKDF2-SHA256算法哈希存储），用户登录接口（凭据校验、签发JWT访问令牌），以及JWT令牌验证中间件（HS256签名算法，支持令牌过期控制）。前端完成了注册页面与登录页面的开发，实现了基于JWT的会话管理。</w:t>
-      </w:r>
-    </w:p>
-    <w:p>
-      <w:pPr>
-        <w:pStyle w:val="153"/>
-      </w:pPr>
-      <w:r>
-        <w:t xml:space="preserve">（三）数据库模型设计与实现</w:t>
-      </w:r>
-    </w:p>
-    <w:p>
-      <w:pPr>
-        <w:pStyle w:val="153"/>
-      </w:pPr>
-      <w:r>
-        <w:t xml:space="preserve">基于SQLAlchemy ORM设计并实现了MySQL数据库模型，包括：用户表（存储用户名、邮箱、密码哈希、账号状态），用户配置表（存储界面语言、AI模型偏好、主题等个性化设置），对话历史表（绑定仓库信息），消息表（存储用户提问与模型回答），支持SQLite本地开发回退，便于无MySQL环境下的快速迭代。</w:t>
-      </w:r>
-    </w:p>
-    <w:p>
-      <w:pPr>
-        <w:pStyle w:val="153"/>
-      </w:pPr>
-      <w:r>
-        <w:t xml:space="preserve">（四）代码解析模块（函数级切分）</w:t>
-      </w:r>
-    </w:p>
-    <w:p>
-      <w:pPr>
-        <w:pStyle w:val="153"/>
-      </w:pPr>
-      <w:r>
-        <w:t xml:space="preserve">基于tree-sitter实现了多语言函数级代码切分模块，支持Python、TypeScript、JavaScript、TypeScript React（TSX）、Java、Go、Rust、C/C++、C#、PHP、Swift等15种主流编程语言。对每个源文件，模块通过构建AST（抽象语法树）并遍历指定节点类型，精确提取函数名、类名、起止行号等完整元数据，有效避免了固定窗口切分带来的语义断裂。对无法解析或不支持的文件类型，提供固定长度分块的回退策略，并记录解析日志。</w:t>
-      </w:r>
-    </w:p>
-    <w:p>
-      <w:pPr>
-        <w:pStyle w:val="153"/>
-      </w:pPr>
-      <w:r>
-        <w:t xml:space="preserve">（五）向量化与知识库构建</w:t>
-      </w:r>
-    </w:p>
-    <w:p>
-      <w:pPr>
-        <w:pStyle w:val="153"/>
-      </w:pPr>
-      <w:r>
-        <w:t xml:space="preserve">集成了阿里云DashScope平台提供的Qwen系列嵌入模型API，将函数级代码片段向量化，生成高维向量表示。完成了Qdrant向量数据库管理模块，支持本地内存模式（开发测试用）与远程服务器模式（生产部署用），每个仓库对应独立的Qdrant集合，实现多仓库数据隔离。向量写入时携带完整元数据（文件路径、函数名、语言类型、起止行号等），支持基于元数据的过滤检索。</w:t>
-      </w:r>
-    </w:p>
-    <w:p>
-      <w:pPr>
-        <w:pStyle w:val="153"/>
-      </w:pPr>
-      <w:r>
-        <w:t xml:space="preserve">（六）数据处理流水线</w:t>
-      </w:r>
-    </w:p>
-    <w:p>
-      <w:pPr>
-        <w:pStyle w:val="153"/>
-      </w:pPr>
-      <w:r>
-        <w:t xml:space="preserve">实现了完整的数据处理流水线：通过git clone自动拉取远程代码仓库（支持GitHub等主流平台），支持通过访问令牌认证私有仓库；对拉取的仓库进行文件过滤（排除二进制文件、编译产物、第三方依赖目录等），对过滤后的源码文件依次执行tree-sitter解析与切分；对切分得到的函数级片段进行批量向量化，并将向量及元数据写入Qdrant；整个流程支持异常捕获与跳过机制，对无法处理的文件记录日志并跳过，不影响其他文件的处理。</w:t>
-      </w:r>
-    </w:p>
-    <w:p>
-      <w:pPr>
-        <w:pStyle w:val="153"/>
-      </w:pPr>
-      <w:r>
-        <w:t xml:space="preserve">（七）检索增强问答（RAG）模块</w:t>
-      </w:r>
-    </w:p>
-    <w:p>
-      <w:pPr>
-        <w:pStyle w:val="153"/>
-      </w:pPr>
-      <w:r>
-        <w:t xml:space="preserve">实现了完整的检索增强问答流程：将用户自然语言查询通过Qwen嵌入模型向量化，在Qdrant中执行余弦相似度检索，召回Top-k高相关函数片段作为证据集；将证据集与结构化System Prompt结合，调用Qwen系列生成模型（通过DashScope API）生成结构化答案；答案输出格式限定为先给出结论、再分步骤说明、最后附上证据引用（包含文件路径、函数名与行号），确保答案可追溯、可验证；通过WebSocket协议实现流式逐token输出，提升用户交互体验。</w:t>
-      </w:r>
-    </w:p>
-    <w:p>
-      <w:pPr>
-        <w:pStyle w:val="153"/>
-      </w:pPr>
-      <w:r>
-        <w:t xml:space="preserve">（八）多轮推理与Wiki生成</w:t>
-      </w:r>
-    </w:p>
-    <w:p>
-      <w:pPr>
-        <w:pStyle w:val="153"/>
-      </w:pPr>
-      <w:r>
-        <w:t xml:space="preserve">实现了多轮迭代推理机制（检索—推理—验证循环）：系统对用户问题进行初次回答后，交由模型评估回答完整性，若评估不足则自动生成下一个追问继续检索与推理，直至获得满意答案或达到迭代上限。基于此框架，系统支持代码仓库Wiki自动生成功能，可自动产出结构化的仓库知识文档，包含函数说明、模块关系、架构图（Mermaid格式）等内容。</w:t>
-      </w:r>
-    </w:p>
-    <w:p>
-      <w:pPr>
-        <w:pStyle w:val="153"/>
-      </w:pPr>
-      <w:r>
-        <w:t xml:space="preserve">（九）前端界面开发</w:t>
-      </w:r>
-    </w:p>
-    <w:p>
-      <w:pPr>
-        <w:pStyle w:val="153"/>
-      </w:pPr>
-      <w:r>
-        <w:t xml:space="preserve">完成了系统核心页面的前端开发，包括：用户注册/登录页面（表单校验、错误提示、Token持久化）；工作台（输入Git仓库URL、选择嵌入/生成模型、启动索引与Wiki生成）；问答交互界面（Markdown渲染、代码语法高亮、证据引用展示、多轮对话历史）；模型配置界面（支持切换Qwen系列多种模型）；系统已支持深色/浅色主题切换与中英文双语界面。</w:t>
-      </w:r>
-    </w:p>
-    <w:p>
-      <w:pPr>
-        <w:pStyle w:val="153"/>
-      </w:pPr>
-    </w:p>
-    <w:p>
-      <w:pPr>
-        <w:pStyle w:val="153"/>
-      </w:pPr>
-      <w:r>
-        <w:t xml:space="preserve">三、后期拟完成的研究工作及进度安排</w:t>
-      </w:r>
-    </w:p>
-    <w:p>
-      <w:pPr>
-        <w:pStyle w:val="153"/>
-      </w:pPr>
-      <w:r>
-        <w:t xml:space="preserve">后期剩余工作主要包括增量索引模块完善、用户反馈系统、实验评测与论文撰写，具体进度安排如下：</w:t>
-      </w:r>
-    </w:p>
-    <w:p>
-      <w:pPr>
-        <w:pStyle w:val="153"/>
-      </w:pPr>
-      <w:r>
-        <w:t xml:space="preserve">（一）增量索引与定时同步模块（2026年3月下旬至4月上旬）</w:t>
-      </w:r>
-    </w:p>
-    <w:p>
-      <w:pPr>
-        <w:pStyle w:val="153"/>
-      </w:pPr>
-      <w:r>
-        <w:t xml:space="preserve">基于APScheduler实现定时任务，周期性对已接入仓库执行git pull，解析返回的变更信息（新增、修改、删除的文件列表）；对新增与修改的文件触发重新解析与向量化，对删除的文件从Qdrant中移除对应向量，未变更文件保持索引不变；将同步结果（拉取时间、变更文件数、增量索引耗时、解析失败文件列表）持久化至MySQL，并在前端展示同步日志；支持用户手动触发全量重建或增量索引，以及手动删除仓库。</w:t>
-      </w:r>
-    </w:p>
-    <w:p>
-      <w:pPr>
-        <w:pStyle w:val="153"/>
-      </w:pPr>
-      <w:r>
-        <w:t xml:space="preserve">（二）用户反馈系统（2026年4月上旬）</w:t>
-      </w:r>
-    </w:p>
-    <w:p>
-      <w:pPr>
-        <w:pStyle w:val="153"/>
-      </w:pPr>
-      <w:r>
-        <w:t xml:space="preserve">在数据库中新增问答反馈表，记录用户对每次回答的反馈信息（点赞/标记错误/补充说明）及时间戳；在后端提供反馈提交与查询接口；在前端问答界面添加反馈UI组件（点赞按钮、错误标记与补充说明输入框）；系统根据反馈自动更新对应问答记录的质量评分，为后续优化与评测提供数据支撑。</w:t>
-      </w:r>
-    </w:p>
-    <w:p>
-      <w:pPr>
-        <w:pStyle w:val="153"/>
-      </w:pPr>
-      <w:r>
-        <w:t xml:space="preserve">（三）查询历史展示（2026年4月中旬）</w:t>
-      </w:r>
-    </w:p>
-    <w:p>
-      <w:pPr>
-        <w:pStyle w:val="153"/>
-      </w:pPr>
-      <w:r>
-        <w:t xml:space="preserve">完善前端历史记录页面，展示用户的全部历史问答记录（仓库、问题、回答摘要、反馈状态）；支持按时间、仓库进行筛选与分页；支持点击历史记录恢复完整对话上下文，便于用户回顾与复用。</w:t>
-      </w:r>
-    </w:p>
-    <w:p>
-      <w:pPr>
-        <w:pStyle w:val="153"/>
-      </w:pPr>
-      <w:r>
-        <w:t xml:space="preserve">（四）实验评测（2026年3月至4月）</w:t>
-      </w:r>
-    </w:p>
-    <w:p>
-      <w:pPr>
-        <w:pStyle w:val="153"/>
-      </w:pPr>
-      <w:r>
-        <w:t xml:space="preserve">选取多个开源代码仓库（涵盖Python、TypeScript、Java等语言）作为评测对象，构建包含不同难度（单函数查询、跨文件查询、复杂逻辑推理）的问答测试集；从检索质量（Top-k召回率、排名精度）、答案质量（事实一致性、证据引用准确率）与系统性能（端到端响应时间、增量索引耗时）三个维度进行定量评估；通过消融实验对Top-k值、相似度阈值、Prompt模板等参数进行系统性调优；整理评测报告并指导后续优化迭代。</w:t>
-      </w:r>
-    </w:p>
-    <w:p>
-      <w:pPr>
-        <w:pStyle w:val="153"/>
-      </w:pPr>
-      <w:r>
-        <w:t xml:space="preserve">（五）系统优化迭代（2026年4月）</w:t>
-      </w:r>
-    </w:p>
-    <w:p>
-      <w:pPr>
-        <w:pStyle w:val="153"/>
-      </w:pPr>
-      <w:r>
-        <w:t xml:space="preserve">根据实验评测结果，针对检索召回率不足的场景优化嵌入策略或引入重排序机制；调整Prompt模板以降低生成幻觉；优化Qdrant查询参数；对前端交互体验进行完善，包括索引进度可视化、查询建议等功能。</w:t>
-      </w:r>
-    </w:p>
-    <w:p>
-      <w:pPr>
-        <w:pStyle w:val="153"/>
-      </w:pPr>
-      <w:r>
-        <w:t xml:space="preserve">（六）毕业论文撰写与答辩准备（2026年4月至5月）</w:t>
-      </w:r>
-    </w:p>
-    <w:p>
-      <w:pPr>
-        <w:pStyle w:val="153"/>
-      </w:pPr>
-      <w:r>
-        <w:t xml:space="preserve">整理研究过程中的实验数据、系统截图与性能测评结果，撰写毕业论文各章节（绪论、系统设计、实现与实验、总结与展望）；准备答辩PPT与系统演示材料；根据预答辩意见进行修改完善，按时提交终稿。</w:t>
-      </w:r>
-    </w:p>
-    <w:p>
-      <w:pPr>
-        <w:pStyle w:val="153"/>
-      </w:pPr>
-    </w:p>
-    <w:p>
-      <w:pPr>
-        <w:pStyle w:val="153"/>
-      </w:pPr>
-      <w:r>
-        <w:t xml:space="preserve">四、存在的问题与困难</w:t>
-      </w:r>
-    </w:p>
-    <w:p>
-      <w:pPr>
-        <w:pStyle w:val="153"/>
-      </w:pPr>
-      <w:r>
-        <w:t xml:space="preserve">（一）增量索引一致性保证</w:t>
-      </w:r>
-    </w:p>
-    <w:p>
-      <w:pPr>
-        <w:pStyle w:val="153"/>
-      </w:pPr>
-      <w:r>
-        <w:t xml:space="preserve">在代码仓库持续更新的场景下，git pull后变更文件检测与Qdrant向量删除/更新之间的原子性保证较难实现。若在增量更新过程中发生中断（如网络故障、服务重启），可能导致Qdrant中的向量与代码版本出现不一致。目前拟通过在MySQL中维护增量更新状态表并引入失败重试与断点续传机制来解决，但事务性保证的工程实现仍需进一步完善。</w:t>
-      </w:r>
-    </w:p>
-    <w:p>
-      <w:pPr>
-        <w:pStyle w:val="153"/>
-      </w:pPr>
-      <w:r>
-        <w:t xml:space="preserve">（二）多语言代码解析的边界情况</w:t>
-      </w:r>
-    </w:p>
-    <w:p>
-      <w:pPr>
-        <w:pStyle w:val="153"/>
-      </w:pPr>
-      <w:r>
-        <w:t xml:space="preserve">部分编程语言存在tree-sitter解析的边界情况，例如Python中的装饰器修饰函数、动态生成的函数、嵌套函数定义；TypeScript中的泛型方法与复杂类型签名；Java中的注解处理器与内部类方法。这些情况可能导致部分函数无法被正确识别和切分，影响知识库的覆盖率。目前针对这些情况建立了解析失败日志，但针对性的解析规则补充需要投入额外时间。</w:t>
-      </w:r>
-    </w:p>
-    <w:p>
-      <w:pPr>
-        <w:pStyle w:val="153"/>
-      </w:pPr>
-      <w:r>
-        <w:t xml:space="preserve">（三）检索质量的参数调优</w:t>
-      </w:r>
-    </w:p>
-    <w:p>
-      <w:pPr>
-        <w:pStyle w:val="153"/>
-      </w:pPr>
-      <w:r>
-        <w:t xml:space="preserve">不同规模、不同语言的代码仓库在函数数量、函数粒度与表达风格上差异较大，统一的Top-k值和相似度阈值难以在所有场景下均取得最优效果。Top-k过小可能遗漏关键证据，过大则会引入噪声干扰生成质量。当前参数为经验值，系统性的消融实验仍在计划与执行中，最优参数配置尚未最终确定。</w:t>
-      </w:r>
-    </w:p>
-    <w:p>
-      <w:pPr>
-        <w:pStyle w:val="153"/>
-      </w:pPr>
-      <w:r>
-        <w:t xml:space="preserve">（四）实验评测数据集的构建成本</w:t>
-      </w:r>
-    </w:p>
-    <w:p>
-      <w:pPr>
-        <w:pStyle w:val="153"/>
-      </w:pPr>
-      <w:r>
-        <w:t xml:space="preserve">构建高质量的代码问答评测数据集需要对真实代码仓库进行深入理解，并人工标注问题、参考答案与对应的证据函数片段，工作量较大。中文语境下的代码问答公开数据集资源较为稀缺，难以借助已有数据集直接评测，主要依赖人工构建，给定量评估带来一定困难。目前已选取若干开源仓库作为评测对象并开始构建问题集，但标注工作仍在进行中。</w:t>
-      </w:r>
-    </w:p>
-    <w:p>
-      <w:pPr>
-        <w:pStyle w:val="153"/>
-      </w:pPr>
-    </w:p>
-    <w:p>
-      <w:pPr>
-        <w:pStyle w:val="153"/>
-      </w:pPr>
-      <w:r>
-        <w:t xml:space="preserve">五、论文按时完成的可能性</w:t>
-      </w:r>
-    </w:p>
-    <w:p>
-      <w:pPr>
-        <w:pStyle w:val="153"/>
-      </w:pPr>
-      <w:r>
-        <w:t xml:space="preserve">综合目前进度与剩余工作量分析，本论文按时完成的可能性较大。</w:t>
-      </w:r>
-    </w:p>
-    <w:p>
-      <w:pPr>
-        <w:pStyle w:val="153"/>
-      </w:pPr>
-      <w:r>
-        <w:t xml:space="preserve">从已完成工作来看，系统核心功能模块均已实现并通过测试，包括用户认证、多语言函数级代码解析、Qwen嵌入与向量知识库构建、RAG检索增强问答、多轮推理及前端界面。系统已具备完整的基础功能闭环，能够支持用户注册登录、仓库接入、自然语言问答等核心应用场景，整体技术路线已验证可行。</w:t>
-      </w:r>
-    </w:p>
-    <w:p>
-      <w:pPr>
-        <w:pStyle w:val="153"/>
-      </w:pPr>
-      <w:r>
-        <w:t xml:space="preserve">从剩余工作来看，增量索引模块已有明确的技术方案（APScheduler结合git pull与Qdrant差量更新），实现路径清晰；用户反馈系统属于数据库表扩展与接口补充，工作量可控；实验评测已选定评测对象并开始构建数据集，评测框架已规划完整；论文撰写可在实验评测期间并行推进，提高时间利用率。</w:t>
-      </w:r>
-    </w:p>
-    <w:p>
-      <w:pPr>
-        <w:pStyle w:val="153"/>
-      </w:pPr>
-      <w:r>
-        <w:t xml:space="preserve">从时间安排来看，剩余约两个半月（2026年3月下旬至5月底），时间充裕，能够覆盖增量索引完善（约2周）、用户反馈系统（约1周）、实验评测与优化（约3周）以及论文撰写与答辩准备（约4周）。即使实验评测过程中出现偏差，也有足够的缓冲时间进行调整。</w:t>
-      </w:r>
-    </w:p>
-    <w:p>
-      <w:pPr>
-        <w:pStyle w:val="153"/>
-      </w:pPr>
-      <w:r>
-        <w:t xml:space="preserve">综上，预计能够在2026年5月底前完成全部研究工作，按时提交符合要求的毕业论文，并顺利完成答辩。</w:t>
-      </w:r>
-    </w:p>
-    <w:p>
-      <w:pPr>
-        <w:pStyle w:val="153"/>
-      </w:pPr>
+        <w:t>五、论文按时完成的可能性</w:t>
+      </w:r>
+    </w:p>
+    <w:p>
+      <w:pPr>
+        <w:bidi w:val="0"/>
+        <w:rPr>
+          <w:rFonts w:hint="eastAsia"/>
+        </w:rPr>
+      </w:pPr>
+      <w:r>
+        <w:rPr>
+          <w:rFonts w:hint="eastAsia"/>
+        </w:rPr>
+        <w:t>综合目前进度与剩余工作量</w:t>
+      </w:r>
+      <w:r>
+        <w:rPr>
+          <w:rFonts w:hint="eastAsia"/>
+          <w:lang w:val="en-US" w:eastAsia="zh-CN"/>
+        </w:rPr>
+        <w:t>来看</w:t>
+      </w:r>
+      <w:r>
+        <w:rPr>
+          <w:rFonts w:hint="eastAsia"/>
+        </w:rPr>
+        <w:t>，本</w:t>
+      </w:r>
+      <w:r>
+        <w:rPr>
+          <w:rFonts w:hint="eastAsia"/>
+          <w:lang w:val="en-US" w:eastAsia="zh-CN"/>
+        </w:rPr>
+        <w:t>课题可以按时完成</w:t>
+      </w:r>
+      <w:r>
+        <w:rPr>
+          <w:rFonts w:hint="eastAsia"/>
+        </w:rPr>
+        <w:t>。</w:t>
+      </w:r>
+    </w:p>
+    <w:p>
+      <w:pPr>
+        <w:bidi w:val="0"/>
+        <w:rPr>
+          <w:rFonts w:hint="eastAsia"/>
+        </w:rPr>
+      </w:pPr>
+      <w:r>
+        <w:rPr>
+          <w:rFonts w:hint="eastAsia"/>
+        </w:rPr>
+        <w:t>从已完成工作来看，系统核心功能模块均已实现，包括用户认证、多语言代码解析、Qwe</w:t>
+      </w:r>
+      <w:r>
+        <w:rPr>
+          <w:rFonts w:hint="eastAsia"/>
+          <w:lang w:val="en-US" w:eastAsia="zh-CN"/>
+        </w:rPr>
+        <w:t>n系列模型</w:t>
+      </w:r>
+      <w:r>
+        <w:rPr>
+          <w:rFonts w:hint="eastAsia"/>
+        </w:rPr>
+        <w:t>嵌入与向量知识库构建、RAG检索增强问答、多轮推理及前端界面</w:t>
+      </w:r>
+      <w:r>
+        <w:rPr>
+          <w:rFonts w:hint="eastAsia"/>
+          <w:lang w:val="en-US" w:eastAsia="zh-CN"/>
+        </w:rPr>
+        <w:t>等</w:t>
+      </w:r>
+      <w:r>
+        <w:rPr>
+          <w:rFonts w:hint="eastAsia"/>
+        </w:rPr>
+        <w:t>。系统</w:t>
+      </w:r>
+      <w:r>
+        <w:rPr>
+          <w:rFonts w:hint="eastAsia"/>
+          <w:lang w:val="en-US" w:eastAsia="zh-CN"/>
+        </w:rPr>
+        <w:t>的基本功能已经开发完善。</w:t>
+      </w:r>
+      <w:r>
+        <w:rPr>
+          <w:rFonts w:hint="eastAsia"/>
+        </w:rPr>
+        <w:t>用户注册登录、仓库接入、自然语言问答等核心</w:t>
+      </w:r>
+      <w:r>
+        <w:rPr>
+          <w:rFonts w:hint="eastAsia"/>
+          <w:lang w:val="en-US" w:eastAsia="zh-CN"/>
+        </w:rPr>
+        <w:t>功能正常运行</w:t>
+      </w:r>
+      <w:r>
+        <w:rPr>
+          <w:rFonts w:hint="eastAsia"/>
+        </w:rPr>
+        <w:t>。</w:t>
+      </w:r>
+    </w:p>
+    <w:p>
+      <w:pPr>
+        <w:bidi w:val="0"/>
+        <w:rPr>
+          <w:rFonts w:hint="eastAsia"/>
+        </w:rPr>
+      </w:pPr>
+      <w:r>
+        <w:rPr>
+          <w:rFonts w:hint="eastAsia"/>
+        </w:rPr>
+        <w:t>从剩余工作来看，增量索引模块</w:t>
+      </w:r>
+      <w:r>
+        <w:rPr>
+          <w:rFonts w:hint="eastAsia"/>
+          <w:lang w:val="en-US" w:eastAsia="zh-CN"/>
+        </w:rPr>
+        <w:t>已经确定</w:t>
+      </w:r>
+      <w:r>
+        <w:rPr>
+          <w:rFonts w:hint="eastAsia"/>
+        </w:rPr>
+        <w:t>技术方案</w:t>
+      </w:r>
+      <w:r>
+        <w:rPr>
+          <w:rFonts w:hint="eastAsia"/>
+          <w:lang w:eastAsia="zh-CN"/>
+        </w:rPr>
+        <w:t>，</w:t>
+      </w:r>
+      <w:r>
+        <w:rPr>
+          <w:rFonts w:hint="eastAsia"/>
+          <w:lang w:val="en-US" w:eastAsia="zh-CN"/>
+        </w:rPr>
+        <w:t>定时任务</w:t>
+      </w:r>
+      <w:r>
+        <w:rPr>
+          <w:rFonts w:hint="eastAsia"/>
+        </w:rPr>
+        <w:t>结合git pull与Qdrant</w:t>
+      </w:r>
+      <w:r>
+        <w:rPr>
+          <w:rFonts w:hint="eastAsia"/>
+          <w:lang w:val="en-US" w:eastAsia="zh-CN"/>
+        </w:rPr>
+        <w:t>增量</w:t>
+      </w:r>
+      <w:r>
+        <w:rPr>
+          <w:rFonts w:hint="eastAsia"/>
+        </w:rPr>
+        <w:t>更新；用户反馈系统</w:t>
+      </w:r>
+      <w:r>
+        <w:rPr>
+          <w:rFonts w:hint="eastAsia"/>
+          <w:lang w:val="en-US" w:eastAsia="zh-CN"/>
+        </w:rPr>
+        <w:t>需要拓展</w:t>
+      </w:r>
+      <w:r>
+        <w:rPr>
+          <w:rFonts w:hint="eastAsia"/>
+        </w:rPr>
+        <w:t>数据库表与</w:t>
+      </w:r>
+      <w:r>
+        <w:rPr>
+          <w:rFonts w:hint="eastAsia"/>
+          <w:lang w:val="en-US" w:eastAsia="zh-CN"/>
+        </w:rPr>
+        <w:t>补充</w:t>
+      </w:r>
+      <w:r>
+        <w:rPr>
+          <w:rFonts w:hint="eastAsia"/>
+        </w:rPr>
+        <w:t>接口，工作量可控；</w:t>
+      </w:r>
+      <w:r>
+        <w:rPr>
+          <w:rFonts w:hint="eastAsia"/>
+          <w:lang w:val="en-US" w:eastAsia="zh-CN"/>
+        </w:rPr>
+        <w:t>问答历史记录模块数据库已经搭建完成，具体前端实现可以参考成熟方案，工作量可控。</w:t>
+      </w:r>
     </w:p>
     <w:sectPr>
       <w:headerReference r:id="rId7" w:type="first"/>
@@ -1665,7 +3039,7 @@
     <w:lsdException w:unhideWhenUsed="0" w:uiPriority="0" w:name="table of figures"/>
     <w:lsdException w:unhideWhenUsed="0" w:uiPriority="0" w:semiHidden="0" w:name="envelope address"/>
     <w:lsdException w:unhideWhenUsed="0" w:uiPriority="0" w:semiHidden="0" w:name="envelope return"/>
-    <w:lsdException w:unhideWhenUsed="0" w:uiPriority="0" w:name="footnote reference"/>
+    <w:lsdException w:qFormat="1" w:unhideWhenUsed="0" w:uiPriority="0" w:name="footnote reference"/>
     <w:lsdException w:unhideWhenUsed="0" w:uiPriority="0" w:semiHidden="0" w:name="annotation reference"/>
     <w:lsdException w:unhideWhenUsed="0" w:uiPriority="0" w:semiHidden="0" w:name="line number"/>
     <w:lsdException w:unhideWhenUsed="0" w:uiPriority="0" w:semiHidden="0" w:name="page number"/>
@@ -1891,6 +3265,7 @@
       <w:jc w:val="both"/>
     </w:pPr>
     <w:rPr>
+      <w:rFonts w:ascii="Times New Roman" w:hAnsi="Times New Roman" w:eastAsia="宋体" w:cs="Times New Roman"/>
       <w:kern w:val="2"/>
       <w:sz w:val="24"/>
       <w:szCs w:val="24"/>
@@ -2103,7 +3478,6 @@
     <w:semiHidden/>
     <w:uiPriority w:val="0"/>
     <w:tblPr>
-      <w:tblStyle w:val="40"/>
       <w:tblCellMar>
         <w:top w:w="0" w:type="dxa"/>
         <w:left w:w="108" w:type="dxa"/>
@@ -2111,9 +3485,6 @@
         <w:right w:w="108" w:type="dxa"/>
       </w:tblCellMar>
     </w:tblPr>
-    <w:trPr>
-      <w:wBefore w:w="0" w:type="dxa"/>
-    </w:trPr>
   </w:style>
   <w:style w:type="paragraph" w:styleId="11">
     <w:name w:val="toc 7"/>
@@ -2392,7 +3763,6 @@
       <w:iCs/>
       <w:spacing w:val="13"/>
       <w:kern w:val="0"/>
-      <w:lang/>
     </w:rPr>
   </w:style>
   <w:style w:type="paragraph" w:styleId="31">
@@ -2566,7 +3936,6 @@
       <w:jc w:val="both"/>
     </w:pPr>
     <w:tblPr>
-      <w:tblStyle w:val="40"/>
       <w:tblBorders>
         <w:top w:val="single" w:color="auto" w:sz="4" w:space="0"/>
         <w:left w:val="single" w:color="auto" w:sz="4" w:space="0"/>
@@ -2623,6 +3992,7 @@
   <w:style w:type="character" w:styleId="48">
     <w:name w:val="footnote reference"/>
     <w:semiHidden/>
+    <w:qFormat/>
     <w:uiPriority w:val="0"/>
     <w:rPr>
       <w:vertAlign w:val="superscript"/>
@@ -2631,6 +4001,7 @@
   <w:style w:type="character" w:customStyle="1" w:styleId="49">
     <w:name w:val="标题 1 Char"/>
     <w:link w:val="2"/>
+    <w:qFormat/>
     <w:uiPriority w:val="0"/>
     <w:rPr>
       <w:rFonts w:eastAsia="黑体"/>
@@ -2644,6 +4015,7 @@
   <w:style w:type="paragraph" w:customStyle="1" w:styleId="50">
     <w:name w:val="Char"/>
     <w:basedOn w:val="1"/>
+    <w:qFormat/>
     <w:uiPriority w:val="0"/>
     <w:pPr>
       <w:tabs>
@@ -2656,6 +4028,7 @@
   <w:style w:type="character" w:customStyle="1" w:styleId="51">
     <w:name w:val="标题 2 Char"/>
     <w:link w:val="3"/>
+    <w:qFormat/>
     <w:uiPriority w:val="0"/>
     <w:rPr>
       <w:rFonts w:ascii="Arial" w:hAnsi="Arial" w:eastAsia="黑体"/>
@@ -2669,6 +4042,7 @@
   <w:style w:type="character" w:customStyle="1" w:styleId="52">
     <w:name w:val="标题 3 Char"/>
     <w:link w:val="4"/>
+    <w:qFormat/>
     <w:uiPriority w:val="0"/>
     <w:rPr>
       <w:rFonts w:eastAsia="黑体"/>
@@ -2682,6 +4056,7 @@
   <w:style w:type="character" w:customStyle="1" w:styleId="53">
     <w:name w:val="标题 4 Char"/>
     <w:link w:val="5"/>
+    <w:qFormat/>
     <w:uiPriority w:val="0"/>
     <w:rPr>
       <w:rFonts w:ascii="Arial" w:hAnsi="Arial" w:eastAsia="黑体"/>
@@ -2695,6 +4070,7 @@
   <w:style w:type="character" w:customStyle="1" w:styleId="54">
     <w:name w:val="标题 5 Char"/>
     <w:link w:val="6"/>
+    <w:qFormat/>
     <w:uiPriority w:val="0"/>
     <w:rPr>
       <w:rFonts w:eastAsia="黑体"/>
@@ -2708,6 +4084,7 @@
   <w:style w:type="character" w:customStyle="1" w:styleId="55">
     <w:name w:val="标题 6 Char"/>
     <w:link w:val="7"/>
+    <w:qFormat/>
     <w:uiPriority w:val="0"/>
     <w:rPr>
       <w:rFonts w:ascii="Arial" w:hAnsi="Arial" w:eastAsia="黑体"/>
@@ -2721,6 +4098,7 @@
   <w:style w:type="character" w:customStyle="1" w:styleId="56">
     <w:name w:val="标题 7 Char"/>
     <w:link w:val="8"/>
+    <w:qFormat/>
     <w:uiPriority w:val="0"/>
     <w:rPr>
       <w:rFonts w:eastAsia="黑体"/>
@@ -2734,6 +4112,7 @@
   <w:style w:type="character" w:customStyle="1" w:styleId="57">
     <w:name w:val="标题 8 Char"/>
     <w:link w:val="9"/>
+    <w:qFormat/>
     <w:uiPriority w:val="0"/>
     <w:rPr>
       <w:rFonts w:ascii="Cambria" w:hAnsi="Cambria" w:eastAsia="宋体"/>
@@ -2744,6 +4123,7 @@
   <w:style w:type="character" w:customStyle="1" w:styleId="58">
     <w:name w:val="标题 9 Char"/>
     <w:link w:val="10"/>
+    <w:qFormat/>
     <w:uiPriority w:val="0"/>
     <w:rPr>
       <w:rFonts w:ascii="Arial" w:hAnsi="Arial" w:eastAsia="黑体"/>
@@ -2757,6 +4137,7 @@
     <w:name w:val="正文标题"/>
     <w:basedOn w:val="1"/>
     <w:next w:val="1"/>
+    <w:qFormat/>
     <w:uiPriority w:val="0"/>
     <w:pPr>
       <w:ind w:firstLine="0" w:firstLineChars="0"/>
@@ -2770,6 +4151,7 @@
   <w:style w:type="paragraph" w:customStyle="1" w:styleId="60">
     <w:name w:val="编号*"/>
     <w:basedOn w:val="1"/>
+    <w:qFormat/>
     <w:uiPriority w:val="0"/>
     <w:pPr>
       <w:tabs>
@@ -2784,6 +4166,7 @@
     <w:basedOn w:val="1"/>
     <w:next w:val="1"/>
     <w:link w:val="62"/>
+    <w:qFormat/>
     <w:uiPriority w:val="0"/>
     <w:pPr>
       <w:tabs>
@@ -2798,6 +4181,7 @@
   <w:style w:type="character" w:customStyle="1" w:styleId="62">
     <w:name w:val="图 Char"/>
     <w:link w:val="61"/>
+    <w:qFormat/>
     <w:uiPriority w:val="0"/>
     <w:rPr>
       <w:kern w:val="2"/>
@@ -2809,6 +4193,7 @@
     <w:name w:val="表"/>
     <w:basedOn w:val="1"/>
     <w:next w:val="1"/>
+    <w:qFormat/>
     <w:uiPriority w:val="0"/>
     <w:pPr>
       <w:keepNext/>
@@ -2822,6 +4207,7 @@
   <w:style w:type="paragraph" w:customStyle="1" w:styleId="64">
     <w:name w:val="编号"/>
     <w:basedOn w:val="1"/>
+    <w:qFormat/>
     <w:uiPriority w:val="0"/>
     <w:pPr>
       <w:tabs>
@@ -2834,6 +4220,7 @@
     <w:name w:val="编号01"/>
     <w:basedOn w:val="1"/>
     <w:next w:val="1"/>
+    <w:qFormat/>
     <w:uiPriority w:val="0"/>
     <w:pPr>
       <w:tabs>
@@ -2846,6 +4233,7 @@
   <w:style w:type="paragraph" w:customStyle="1" w:styleId="66">
     <w:name w:val="编号."/>
     <w:basedOn w:val="1"/>
+    <w:qFormat/>
     <w:uiPriority w:val="0"/>
     <w:pPr>
       <w:tabs>
@@ -2859,6 +4247,7 @@
     <w:name w:val="称谓开头"/>
     <w:basedOn w:val="1"/>
     <w:next w:val="1"/>
+    <w:qFormat/>
     <w:uiPriority w:val="0"/>
     <w:pPr>
       <w:ind w:firstLine="0" w:firstLineChars="0"/>
@@ -2871,6 +4260,7 @@
   <w:style w:type="character" w:customStyle="1" w:styleId="68">
     <w:name w:val="页脚 Char"/>
     <w:link w:val="26"/>
+    <w:qFormat/>
     <w:uiPriority w:val="0"/>
     <w:rPr>
       <w:rFonts w:eastAsia="宋体"/>
@@ -2883,6 +4273,7 @@
   <w:style w:type="character" w:customStyle="1" w:styleId="69">
     <w:name w:val="标题 Char"/>
     <w:link w:val="38"/>
+    <w:qFormat/>
     <w:uiPriority w:val="0"/>
     <w:rPr>
       <w:rFonts w:ascii="Arial" w:hAnsi="Arial" w:eastAsia="宋体" w:cs="Arial"/>
@@ -2898,6 +4289,7 @@
     <w:name w:val="附件"/>
     <w:basedOn w:val="1"/>
     <w:next w:val="38"/>
+    <w:qFormat/>
     <w:uiPriority w:val="0"/>
     <w:pPr>
       <w:tabs>
@@ -2914,6 +4306,7 @@
   <w:style w:type="paragraph" w:customStyle="1" w:styleId="71">
     <w:name w:val="编号箭头"/>
     <w:basedOn w:val="1"/>
+    <w:qFormat/>
     <w:uiPriority w:val="0"/>
     <w:pPr>
       <w:tabs>
@@ -2925,6 +4318,7 @@
   <w:style w:type="paragraph" w:customStyle="1" w:styleId="72">
     <w:name w:val="表格文本中5号"/>
     <w:basedOn w:val="59"/>
+    <w:qFormat/>
     <w:uiPriority w:val="0"/>
     <w:pPr>
       <w:spacing w:before="0" w:beforeLines="0" w:after="0" w:afterLines="0" w:line="240" w:lineRule="auto"/>
@@ -2937,6 +4331,7 @@
   <w:style w:type="paragraph" w:customStyle="1" w:styleId="73">
     <w:name w:val="表格文本左4号"/>
     <w:basedOn w:val="1"/>
+    <w:qFormat/>
     <w:uiPriority w:val="0"/>
     <w:pPr>
       <w:spacing w:before="0" w:beforeLines="0" w:after="0" w:afterLines="0" w:line="240" w:lineRule="auto"/>
@@ -2947,6 +4342,7 @@
     <w:name w:val="表格文本中4号"/>
     <w:basedOn w:val="59"/>
     <w:next w:val="73"/>
+    <w:qFormat/>
     <w:uiPriority w:val="0"/>
     <w:pPr>
       <w:spacing w:before="0" w:beforeLines="0" w:after="0" w:afterLines="0" w:line="240" w:lineRule="auto"/>
@@ -2959,6 +4355,7 @@
   <w:style w:type="paragraph" w:customStyle="1" w:styleId="75">
     <w:name w:val="表格文本左5号"/>
     <w:basedOn w:val="59"/>
+    <w:qFormat/>
     <w:uiPriority w:val="0"/>
     <w:pPr>
       <w:spacing w:before="0" w:beforeLines="0" w:after="0" w:afterLines="0" w:line="240" w:lineRule="auto"/>
@@ -2974,6 +4371,7 @@
     <w:basedOn w:val="1"/>
     <w:next w:val="1"/>
     <w:link w:val="77"/>
+    <w:qFormat/>
     <w:uiPriority w:val="0"/>
     <w:pPr>
       <w:pageBreakBefore/>
@@ -2991,6 +4389,7 @@
   <w:style w:type="character" w:customStyle="1" w:styleId="77">
     <w:name w:val="附表1 Char"/>
     <w:link w:val="76"/>
+    <w:qFormat/>
     <w:uiPriority w:val="0"/>
     <w:rPr>
       <w:kern w:val="2"/>
@@ -3002,6 +4401,7 @@
     <w:name w:val="附图"/>
     <w:basedOn w:val="76"/>
     <w:next w:val="1"/>
+    <w:qFormat/>
     <w:uiPriority w:val="0"/>
     <w:pPr>
       <w:tabs>
@@ -3015,6 +4415,7 @@
   <w:style w:type="paragraph" w:customStyle="1" w:styleId="79">
     <w:name w:val="样式 标题 1 + (西文) 宋体"/>
     <w:basedOn w:val="2"/>
+    <w:qFormat/>
     <w:uiPriority w:val="0"/>
     <w:pPr>
       <w:keepNext w:val="0"/>
@@ -3040,6 +4441,7 @@
   <w:style w:type="paragraph" w:customStyle="1" w:styleId="80">
     <w:name w:val=" Char"/>
     <w:basedOn w:val="1"/>
+    <w:qFormat/>
     <w:uiPriority w:val="0"/>
     <w:pPr>
       <w:tabs>
@@ -3052,6 +4454,7 @@
   <w:style w:type="paragraph" w:customStyle="1" w:styleId="81">
     <w:name w:val="_Style 10"/>
     <w:basedOn w:val="1"/>
+    <w:qFormat/>
     <w:uiPriority w:val="0"/>
     <w:pPr>
       <w:spacing w:before="0" w:beforeLines="0" w:after="0" w:afterLines="0" w:line="240" w:lineRule="auto"/>
@@ -3064,6 +4467,7 @@
   <w:style w:type="character" w:customStyle="1" w:styleId="82">
     <w:name w:val="正文文本缩进 Char"/>
     <w:link w:val="18"/>
+    <w:qFormat/>
     <w:uiPriority w:val="0"/>
     <w:rPr>
       <w:rFonts w:eastAsia="宋体"/>
@@ -3076,6 +4480,7 @@
   <w:style w:type="character" w:customStyle="1" w:styleId="83">
     <w:name w:val="日期 Char"/>
     <w:link w:val="23"/>
+    <w:qFormat/>
     <w:uiPriority w:val="0"/>
     <w:rPr>
       <w:rFonts w:eastAsia="宋体"/>
@@ -3088,6 +4493,7 @@
   <w:style w:type="paragraph" w:customStyle="1" w:styleId="84">
     <w:name w:val="样式 标题 + 段前: 0.25 行 段后: 0.25 行 行距: 单倍行距"/>
     <w:basedOn w:val="38"/>
+    <w:qFormat/>
     <w:uiPriority w:val="0"/>
     <w:pPr>
       <w:pageBreakBefore/>
@@ -3103,6 +4509,7 @@
   <w:style w:type="paragraph" w:customStyle="1" w:styleId="85">
     <w:name w:val="样式 样式 样式 样式 标题 1 + (西文) 宋体 + 段前: 0.25 行 段后: 0.25 行 + 段前: 0.25 行 ..."/>
     <w:basedOn w:val="1"/>
+    <w:qFormat/>
     <w:uiPriority w:val="0"/>
     <w:pPr>
       <w:pageBreakBefore/>
@@ -3123,12 +4530,14 @@
   <w:style w:type="character" w:customStyle="1" w:styleId="86">
     <w:name w:val="apple-style-span"/>
     <w:basedOn w:val="42"/>
+    <w:qFormat/>
     <w:uiPriority w:val="0"/>
   </w:style>
   <w:style w:type="paragraph" w:customStyle="1" w:styleId="87">
     <w:name w:val="文档正文"/>
     <w:basedOn w:val="1"/>
     <w:link w:val="88"/>
+    <w:qFormat/>
     <w:uiPriority w:val="0"/>
     <w:pPr>
       <w:spacing w:before="0" w:beforeLines="0" w:after="0" w:afterLines="0" w:line="240" w:lineRule="auto"/>
@@ -3142,6 +4551,7 @@
   <w:style w:type="character" w:customStyle="1" w:styleId="88">
     <w:name w:val="文档正文 Char"/>
     <w:link w:val="87"/>
+    <w:qFormat/>
     <w:uiPriority w:val="0"/>
     <w:rPr>
       <w:rFonts w:ascii="宋体" w:eastAsia="宋体"/>
@@ -3153,6 +4563,7 @@
   <w:style w:type="paragraph" w:customStyle="1" w:styleId="89">
     <w:name w:val="样式 标题 3 + (西文) 宋体 段前: 0.25 行 段后: 0.25 行"/>
     <w:basedOn w:val="4"/>
+    <w:qFormat/>
     <w:uiPriority w:val="0"/>
     <w:pPr>
       <w:keepNext w:val="0"/>
@@ -3176,6 +4587,7 @@
   <w:style w:type="paragraph" w:customStyle="1" w:styleId="90">
     <w:name w:val="样式 样式 标题 1 + (西文) 宋体 + 段前: 0.25 行 段后: 0.25 行"/>
     <w:basedOn w:val="79"/>
+    <w:qFormat/>
     <w:uiPriority w:val="0"/>
     <w:rPr>
       <w:rFonts w:cs="宋体"/>
@@ -3186,6 +4598,7 @@
   <w:style w:type="paragraph" w:customStyle="1" w:styleId="91">
     <w:name w:val="样式 段前: 0.25 行 段后: 0.25 行 行距: 1.5 倍行距"/>
     <w:basedOn w:val="1"/>
+    <w:qFormat/>
     <w:uiPriority w:val="0"/>
     <w:pPr>
       <w:spacing w:line="360" w:lineRule="auto"/>
@@ -3199,6 +4612,7 @@
   <w:style w:type="paragraph" w:customStyle="1" w:styleId="92">
     <w:name w:val="样式 样式 样式 标题 1 + (西文) 宋体 + 段前: 0.25 行 段后: 0.25 行 + 段前: 0.25 行 段后..."/>
     <w:basedOn w:val="90"/>
+    <w:qFormat/>
     <w:uiPriority w:val="0"/>
     <w:pPr>
       <w:spacing w:before="100" w:beforeLines="0" w:beforeAutospacing="1" w:after="100" w:afterLines="0" w:afterAutospacing="1"/>
@@ -3207,6 +4621,7 @@
   <w:style w:type="paragraph" w:customStyle="1" w:styleId="93">
     <w:name w:val="样式 样式 标题 1 + (西文) 宋体 + 段前: 0.25 行 段后: 0.25 行 行距: 单倍行距"/>
     <w:basedOn w:val="79"/>
+    <w:qFormat/>
     <w:uiPriority w:val="0"/>
     <w:pPr>
       <w:spacing w:before="100" w:beforeLines="100" w:after="50" w:afterLines="50"/>
@@ -3220,6 +4635,7 @@
   <w:style w:type="paragraph" w:customStyle="1" w:styleId="94">
     <w:name w:val="图号"/>
     <w:basedOn w:val="1"/>
+    <w:qFormat/>
     <w:uiPriority w:val="0"/>
     <w:pPr>
       <w:jc w:val="center"/>
@@ -3231,6 +4647,7 @@
   <w:style w:type="character" w:customStyle="1" w:styleId="95">
     <w:name w:val="正文文本 Char"/>
     <w:link w:val="17"/>
+    <w:qFormat/>
     <w:uiPriority w:val="0"/>
     <w:rPr>
       <w:rFonts w:eastAsia="宋体"/>
@@ -3243,6 +4660,7 @@
   <w:style w:type="paragraph" w:customStyle="1" w:styleId="96">
     <w:name w:val="样式 正文文本 + 段后: 0.25 行"/>
     <w:basedOn w:val="17"/>
+    <w:qFormat/>
     <w:uiPriority w:val="0"/>
     <w:pPr>
       <w:spacing w:before="78" w:after="78" w:line="240" w:lineRule="auto"/>
@@ -3256,6 +4674,7 @@
   <w:style w:type="paragraph" w:customStyle="1" w:styleId="97">
     <w:name w:val="样式 正文文本 + 段后: 0.25 行1"/>
     <w:basedOn w:val="17"/>
+    <w:qFormat/>
     <w:uiPriority w:val="0"/>
     <w:pPr>
       <w:spacing w:after="25"/>
@@ -3268,6 +4687,7 @@
   <w:style w:type="paragraph" w:customStyle="1" w:styleId="98">
     <w:name w:val="样式 段前: 0.25 行 段后: 0.25 行 行距: 单倍行距 首行缩进:  0 字符"/>
     <w:basedOn w:val="1"/>
+    <w:qFormat/>
     <w:uiPriority w:val="0"/>
     <w:pPr>
       <w:ind w:firstLine="0" w:firstLineChars="0"/>
@@ -3280,6 +4700,7 @@
   <w:style w:type="paragraph" w:customStyle="1" w:styleId="99">
     <w:name w:val="样式 样式1 + 段前: 0.5 行 段后: 0.5 行"/>
     <w:basedOn w:val="1"/>
+    <w:qFormat/>
     <w:uiPriority w:val="0"/>
     <w:pPr>
       <w:spacing w:before="156" w:beforeLines="50" w:after="156" w:afterLines="50" w:line="400" w:lineRule="exact"/>
@@ -3294,6 +4715,7 @@
   <w:style w:type="paragraph" w:customStyle="1" w:styleId="100">
     <w:name w:val="样式1"/>
     <w:basedOn w:val="1"/>
+    <w:qFormat/>
     <w:uiPriority w:val="0"/>
     <w:pPr>
       <w:spacing w:before="0" w:beforeLines="0" w:after="156" w:afterLines="50" w:line="380" w:lineRule="exact"/>
@@ -3308,6 +4730,7 @@
     <w:name w:val="加粗"/>
     <w:basedOn w:val="87"/>
     <w:link w:val="102"/>
+    <w:qFormat/>
     <w:uiPriority w:val="0"/>
     <w:pPr>
       <w:spacing w:before="25" w:beforeLines="25" w:after="25" w:afterLines="25" w:line="300" w:lineRule="auto"/>
@@ -3320,6 +4743,7 @@
   <w:style w:type="character" w:customStyle="1" w:styleId="102">
     <w:name w:val="加粗 Char"/>
     <w:link w:val="101"/>
+    <w:qFormat/>
     <w:uiPriority w:val="0"/>
     <w:rPr>
       <w:rFonts w:ascii="宋体" w:eastAsia="宋体"/>
@@ -3331,6 +4755,7 @@
   </w:style>
   <w:style w:type="character" w:customStyle="1" w:styleId="103">
     <w:name w:val="页脚 Char Char"/>
+    <w:qFormat/>
     <w:uiPriority w:val="0"/>
     <w:rPr>
       <w:rFonts w:ascii="Times New Roman" w:hAnsi="Times New Roman"/>
@@ -3357,6 +4782,7 @@
   </w:style>
   <w:style w:type="character" w:customStyle="1" w:styleId="105">
     <w:name w:val="页眉 Char Char"/>
+    <w:qFormat/>
     <w:uiPriority w:val="0"/>
     <w:rPr>
       <w:rFonts w:ascii="Times New Roman" w:hAnsi="Times New Roman"/>
@@ -3368,6 +4794,7 @@
   <w:style w:type="character" w:customStyle="1" w:styleId="106">
     <w:name w:val="无间隔 Char1"/>
     <w:link w:val="107"/>
+    <w:qFormat/>
     <w:uiPriority w:val="0"/>
     <w:rPr>
       <w:rFonts w:ascii="Calibri" w:hAnsi="Calibri" w:eastAsia="宋体"/>
@@ -3404,8 +4831,8 @@
       <w:szCs w:val="26"/>
     </w:rPr>
   </w:style>
-  <w:style w:type="character" w:styleId="109">
-    <w:name w:val=""/>
+  <w:style w:type="character" w:customStyle="1" w:styleId="109">
+    <w:name w:val="_Style 108"/>
     <w:qFormat/>
     <w:uiPriority w:val="0"/>
     <w:rPr>
@@ -3447,11 +4874,10 @@
       <w:kern w:val="0"/>
       <w:sz w:val="20"/>
       <w:szCs w:val="20"/>
-      <w:lang/>
-    </w:rPr>
-  </w:style>
-  <w:style w:type="character" w:styleId="112">
-    <w:name w:val=""/>
+    </w:rPr>
+  </w:style>
+  <w:style w:type="character" w:customStyle="1" w:styleId="112">
+    <w:name w:val="_Style 111"/>
     <w:qFormat/>
     <w:uiPriority w:val="0"/>
     <w:rPr>
@@ -3501,7 +4927,6 @@
       <w:kern w:val="0"/>
       <w:sz w:val="20"/>
       <w:szCs w:val="20"/>
-      <w:lang/>
     </w:rPr>
   </w:style>
   <w:style w:type="character" w:customStyle="1" w:styleId="116">
@@ -3601,8 +5026,8 @@
       <w:iCs/>
     </w:rPr>
   </w:style>
-  <w:style w:type="character" w:styleId="126">
-    <w:name w:val=""/>
+  <w:style w:type="character" w:customStyle="1" w:styleId="126">
+    <w:name w:val="_Style 125"/>
     <w:qFormat/>
     <w:uiPriority w:val="0"/>
     <w:rPr>
@@ -3610,8 +5035,8 @@
       <w:bCs/>
     </w:rPr>
   </w:style>
-  <w:style w:type="character" w:styleId="127">
-    <w:name w:val=""/>
+  <w:style w:type="character" w:customStyle="1" w:styleId="127">
+    <w:name w:val="_Style 126"/>
     <w:qFormat/>
     <w:uiPriority w:val="0"/>
     <w:rPr>
@@ -3620,8 +5045,8 @@
       <w:u w:val="single"/>
     </w:rPr>
   </w:style>
-  <w:style w:type="character" w:styleId="128">
-    <w:name w:val=""/>
+  <w:style w:type="character" w:customStyle="1" w:styleId="128">
+    <w:name w:val="_Style 127"/>
     <w:qFormat/>
     <w:uiPriority w:val="0"/>
     <w:rPr>
@@ -3712,8 +5137,8 @@
       <w:lang w:val="en-US" w:eastAsia="zh-CN" w:bidi="ar-SA"/>
     </w:rPr>
   </w:style>
-  <w:style w:type="paragraph" w:styleId="136">
-    <w:name w:val=""/>
+  <w:style w:type="paragraph" w:customStyle="1" w:styleId="136">
+    <w:name w:val="_Style 135"/>
     <w:basedOn w:val="2"/>
     <w:next w:val="1"/>
     <w:qFormat/>

--- a/中期报告.docx
+++ b/中期报告.docx
@@ -111,6 +111,8 @@
           <w:sz w:val="36"/>
         </w:rPr>
       </w:pPr>
+      <w:bookmarkStart w:id="0" w:name="_GoBack"/>
+      <w:bookmarkEnd w:id="0"/>
     </w:p>
     <w:p>
       <w:pPr>
@@ -573,473 +575,1845 @@
         <w:pStyle w:val="153"/>
       </w:pPr>
       <w:r>
-        <w:t xml:space="preserve">一、论文（设计）工作是否按开题报告预定的内容及进度安排进行</w:t>
-      </w:r>
+        <w:t>一、论文（设计）工作是否按开题报告预定的内容及进度安排进行</w:t>
+      </w:r>
+    </w:p>
+    <w:p>
+      <w:pPr>
+        <w:bidi w:val="0"/>
+        <w:rPr>
+          <w:rFonts w:hint="eastAsia"/>
+        </w:rPr>
+      </w:pPr>
+      <w:r>
+        <w:rPr>
+          <w:rFonts w:hint="eastAsia"/>
+        </w:rPr>
+        <w:t>本课题自2025年11月</w:t>
+      </w:r>
+      <w:r>
+        <w:rPr>
+          <w:rFonts w:hint="eastAsia"/>
+          <w:lang w:val="en-US" w:eastAsia="zh-CN"/>
+        </w:rPr>
+        <w:t>开始</w:t>
+      </w:r>
+      <w:r>
+        <w:rPr>
+          <w:rFonts w:hint="eastAsia"/>
+        </w:rPr>
+        <w:t>，研究周期共7个月，计划分六个阶段推进。截至目前，各阶段工作总体按预定计划进行，进度情况如下：</w:t>
+      </w:r>
+    </w:p>
+    <w:p>
+      <w:pPr>
+        <w:bidi w:val="0"/>
+        <w:rPr>
+          <w:rFonts w:hint="eastAsia"/>
+        </w:rPr>
+      </w:pPr>
+      <w:r>
+        <w:rPr>
+          <w:rStyle w:val="51"/>
+          <w:rFonts w:hint="eastAsia"/>
+          <w:sz w:val="24"/>
+          <w:szCs w:val="24"/>
+        </w:rPr>
+        <w:t>第一阶段（需求分析与系统设计，2025年11月至12月）：</w:t>
+      </w:r>
+      <w:r>
+        <w:rPr>
+          <w:rFonts w:hint="eastAsia"/>
+        </w:rPr>
+        <w:t>已完成。</w:t>
+      </w:r>
+    </w:p>
+    <w:p>
+      <w:pPr>
+        <w:bidi w:val="0"/>
+        <w:rPr>
+          <w:rFonts w:hint="eastAsia"/>
+        </w:rPr>
+      </w:pPr>
+      <w:r>
+        <w:rPr>
+          <w:rFonts w:hint="eastAsia"/>
+        </w:rPr>
+        <w:t>通过文献调研与需求梳理，明确了系统的功能需求</w:t>
+      </w:r>
+      <w:r>
+        <w:rPr>
+          <w:rFonts w:hint="eastAsia"/>
+          <w:lang w:eastAsia="zh-CN"/>
+        </w:rPr>
+        <w:t>，</w:t>
+      </w:r>
+      <w:r>
+        <w:rPr>
+          <w:rFonts w:hint="eastAsia"/>
+        </w:rPr>
+        <w:t>仓库管理、代码解析、向量检索、RAG问答与非功能需求</w:t>
+      </w:r>
+      <w:r>
+        <w:rPr>
+          <w:rFonts w:hint="eastAsia"/>
+          <w:lang w:eastAsia="zh-CN"/>
+        </w:rPr>
+        <w:t>，</w:t>
+      </w:r>
+      <w:r>
+        <w:rPr>
+          <w:rFonts w:hint="eastAsia"/>
+        </w:rPr>
+        <w:t>响应时间、可追溯性、可扩展性，完成了前后端分离三层架构设计、数据库表结构设计与技术选型。</w:t>
+      </w:r>
+    </w:p>
+    <w:p>
+      <w:pPr>
+        <w:bidi w:val="0"/>
+        <w:rPr>
+          <w:rFonts w:hint="eastAsia"/>
+        </w:rPr>
+      </w:pPr>
+      <w:r>
+        <w:rPr>
+          <w:rStyle w:val="51"/>
+          <w:rFonts w:hint="eastAsia"/>
+          <w:sz w:val="24"/>
+          <w:szCs w:val="24"/>
+        </w:rPr>
+        <w:t>第二阶段（预处理模块开发，2025年12月）：</w:t>
+      </w:r>
+      <w:r>
+        <w:rPr>
+          <w:rFonts w:hint="eastAsia"/>
+        </w:rPr>
+        <w:t>已完成。</w:t>
+      </w:r>
+    </w:p>
+    <w:p>
+      <w:pPr>
+        <w:bidi w:val="0"/>
+        <w:rPr>
+          <w:rFonts w:hint="eastAsia"/>
+        </w:rPr>
+      </w:pPr>
+      <w:r>
+        <w:rPr>
+          <w:rFonts w:hint="eastAsia"/>
+        </w:rPr>
+        <w:t>完成了基于tree-sitter的多语言函数级代码切分模块、Qwe</w:t>
+      </w:r>
+      <w:r>
+        <w:rPr>
+          <w:rFonts w:hint="eastAsia"/>
+          <w:lang w:val="en-US" w:eastAsia="zh-CN"/>
+        </w:rPr>
+        <w:t>n3-VL-Embedding</w:t>
+      </w:r>
+      <w:r>
+        <w:rPr>
+          <w:rFonts w:hint="eastAsia"/>
+        </w:rPr>
+        <w:t>嵌入模型集成、Qdrant向量数据库管理模块，以及包含git clone与文件过滤在内的数据处理流水线。</w:t>
+      </w:r>
+    </w:p>
+    <w:p>
+      <w:pPr>
+        <w:bidi w:val="0"/>
+        <w:rPr>
+          <w:rFonts w:hint="eastAsia"/>
+        </w:rPr>
+      </w:pPr>
+      <w:r>
+        <w:rPr>
+          <w:rStyle w:val="51"/>
+          <w:rFonts w:hint="eastAsia"/>
+          <w:sz w:val="24"/>
+          <w:szCs w:val="24"/>
+        </w:rPr>
+        <w:t>第三阶段（检索问答模块开发，2026年1月）：</w:t>
+      </w:r>
+      <w:r>
+        <w:rPr>
+          <w:rFonts w:hint="eastAsia"/>
+        </w:rPr>
+        <w:t>已完成。</w:t>
+      </w:r>
+    </w:p>
+    <w:p>
+      <w:pPr>
+        <w:bidi w:val="0"/>
+        <w:rPr>
+          <w:rFonts w:hint="eastAsia"/>
+        </w:rPr>
+      </w:pPr>
+      <w:r>
+        <w:rPr>
+          <w:rFonts w:hint="eastAsia"/>
+        </w:rPr>
+        <w:t>实现了向量相似度检索（Top-k）、结构化Prompt模板、Qwen</w:t>
+      </w:r>
+      <w:r>
+        <w:rPr>
+          <w:rFonts w:hint="eastAsia"/>
+          <w:lang w:val="en-US" w:eastAsia="zh-CN"/>
+        </w:rPr>
+        <w:t>3系列生成模型api调用</w:t>
+      </w:r>
+      <w:r>
+        <w:rPr>
+          <w:rFonts w:hint="eastAsia"/>
+        </w:rPr>
+        <w:t>、</w:t>
+      </w:r>
+      <w:r>
+        <w:rPr>
+          <w:rFonts w:hint="eastAsia"/>
+          <w:lang w:val="en-US" w:eastAsia="zh-CN"/>
+        </w:rPr>
+        <w:t>实现</w:t>
+      </w:r>
+      <w:r>
+        <w:rPr>
+          <w:rFonts w:hint="eastAsia"/>
+        </w:rPr>
+        <w:t>多轮推理以及基于WebSocket的流式输出，通过测试验证了问答流程。</w:t>
+      </w:r>
+    </w:p>
+    <w:p>
+      <w:pPr>
+        <w:bidi w:val="0"/>
+        <w:rPr>
+          <w:rFonts w:hint="eastAsia"/>
+        </w:rPr>
+      </w:pPr>
+      <w:r>
+        <w:rPr>
+          <w:rStyle w:val="51"/>
+          <w:rFonts w:hint="eastAsia"/>
+          <w:sz w:val="24"/>
+          <w:szCs w:val="24"/>
+        </w:rPr>
+        <w:t>第四阶段（系统集成与前端开发，2026年2月）：</w:t>
+      </w:r>
+      <w:r>
+        <w:rPr>
+          <w:rFonts w:hint="eastAsia"/>
+        </w:rPr>
+        <w:t>已完成。</w:t>
+      </w:r>
+    </w:p>
+    <w:p>
+      <w:pPr>
+        <w:bidi w:val="0"/>
+        <w:rPr>
+          <w:rFonts w:hint="eastAsia"/>
+        </w:rPr>
+      </w:pPr>
+      <w:r>
+        <w:rPr>
+          <w:rFonts w:hint="eastAsia"/>
+        </w:rPr>
+        <w:t>完成了FastAPI后端路由整合、用户认证、MySQL数据库对接，前端使用Next.js/React实现了注册/登录页面、工作台、问答交互界面及模型选择配置界面，完成了前后端联调。</w:t>
+      </w:r>
+    </w:p>
+    <w:p>
+      <w:pPr>
+        <w:bidi w:val="0"/>
+        <w:rPr>
+          <w:rFonts w:hint="eastAsia"/>
+        </w:rPr>
+      </w:pPr>
+      <w:r>
+        <w:rPr>
+          <w:rStyle w:val="51"/>
+          <w:rFonts w:hint="eastAsia"/>
+          <w:sz w:val="24"/>
+          <w:szCs w:val="24"/>
+        </w:rPr>
+        <w:t>第五阶段（实验评测与优化迭代，2026年3月）：</w:t>
+      </w:r>
+      <w:r>
+        <w:rPr>
+          <w:rFonts w:hint="eastAsia"/>
+        </w:rPr>
+        <w:t>正在进行。</w:t>
+      </w:r>
+    </w:p>
+    <w:p>
+      <w:pPr>
+        <w:bidi w:val="0"/>
+        <w:rPr>
+          <w:rFonts w:hint="eastAsia"/>
+        </w:rPr>
+      </w:pPr>
+      <w:r>
+        <w:rPr>
+          <w:rFonts w:hint="eastAsia"/>
+        </w:rPr>
+        <w:t>目前已开始构建测试数据集，针对已实现的核心功能进行功能性测试；增量索引模块与用户反馈模块正在开发中。整体进度与预定计划基本一致。</w:t>
+      </w:r>
+    </w:p>
+    <w:p>
+      <w:pPr>
+        <w:bidi w:val="0"/>
+        <w:rPr>
+          <w:rFonts w:hint="eastAsia"/>
+        </w:rPr>
+      </w:pPr>
+      <w:r>
+        <w:rPr>
+          <w:rStyle w:val="51"/>
+          <w:rFonts w:hint="eastAsia"/>
+          <w:sz w:val="24"/>
+          <w:szCs w:val="24"/>
+        </w:rPr>
+        <w:t>第六阶段（论文撰写与答辩准备，2026年4月至5月）：</w:t>
+      </w:r>
+      <w:r>
+        <w:rPr>
+          <w:rFonts w:hint="eastAsia"/>
+        </w:rPr>
+        <w:t>尚未开始，计划按期启动。</w:t>
+      </w:r>
+    </w:p>
+    <w:p>
+      <w:pPr>
+        <w:bidi w:val="0"/>
+        <w:rPr>
+          <w:rFonts w:hint="eastAsia"/>
+        </w:rPr>
+      </w:pPr>
     </w:p>
     <w:p>
       <w:pPr>
         <w:pStyle w:val="153"/>
       </w:pPr>
       <w:r>
-        <w:t xml:space="preserve">本课题自2025年11月启动，研究周期共7个月（2025年11月至2026年5月），计划分六个阶段推进。截至目前（2026年3月），各阶段工作总体按预定计划进行，进度情况如下：</w:t>
+        <w:t>二、已完成的研究工作及成果</w:t>
+      </w:r>
+    </w:p>
+    <w:p>
+      <w:pPr>
+        <w:bidi w:val="0"/>
+        <w:rPr>
+          <w:rStyle w:val="51"/>
+          <w:rFonts w:hint="eastAsia"/>
+          <w:sz w:val="24"/>
+          <w:szCs w:val="24"/>
+        </w:rPr>
+      </w:pPr>
+      <w:r>
+        <w:rPr>
+          <w:rStyle w:val="51"/>
+          <w:rFonts w:hint="eastAsia"/>
+          <w:sz w:val="24"/>
+          <w:szCs w:val="24"/>
+        </w:rPr>
+        <w:t>（一）系统整体架构设计</w:t>
+      </w:r>
+    </w:p>
+    <w:p>
+      <w:pPr>
+        <w:bidi w:val="0"/>
+        <w:rPr>
+          <w:rFonts w:hint="eastAsia"/>
+        </w:rPr>
+      </w:pPr>
+      <w:r>
+        <w:rPr>
+          <w:rFonts w:hint="eastAsia"/>
+        </w:rPr>
+        <w:t>完成了前后端分离三层架构设计：前端采用Next.js/React框架，提供用户界面与交互；后端采用FastAPI框架，提供RESTful API与业务逻辑；数据层采用MySQL与Qdrant组合方案。</w:t>
+      </w:r>
+    </w:p>
+    <w:p>
+      <w:pPr>
+        <w:bidi w:val="0"/>
+        <w:rPr>
+          <w:rStyle w:val="51"/>
+          <w:rFonts w:hint="eastAsia"/>
+          <w:sz w:val="24"/>
+          <w:szCs w:val="24"/>
+        </w:rPr>
+      </w:pPr>
+      <w:r>
+        <w:rPr>
+          <w:rStyle w:val="51"/>
+          <w:rFonts w:hint="eastAsia"/>
+          <w:sz w:val="24"/>
+          <w:szCs w:val="24"/>
+        </w:rPr>
+        <w:t>（二）用户认证模块</w:t>
+      </w:r>
+    </w:p>
+    <w:p>
+      <w:pPr>
+        <w:bidi w:val="0"/>
+        <w:rPr>
+          <w:rFonts w:hint="eastAsia"/>
+        </w:rPr>
+      </w:pPr>
+      <w:r>
+        <w:rPr>
+          <w:rFonts w:hint="eastAsia"/>
+        </w:rPr>
+        <w:t>实现了完整的用户注册与登录功能，包括：用户注册接口，用户登录接口，以及JWT令牌验证中间件。前端完成了注册页面与登录页面的开发，实现了基于JWT的会话管理。</w:t>
+      </w:r>
+    </w:p>
+    <w:p>
+      <w:pPr>
+        <w:bidi w:val="0"/>
+        <w:ind w:left="0" w:leftChars="0" w:firstLine="0" w:firstLineChars="0"/>
+        <w:jc w:val="center"/>
+      </w:pPr>
+      <w:r>
+        <w:drawing>
+          <wp:inline distT="0" distB="0" distL="114300" distR="114300">
+            <wp:extent cx="2077720" cy="3006090"/>
+            <wp:effectExtent l="0" t="0" r="0" b="0"/>
+            <wp:docPr id="7" name="图片 6"/>
+            <wp:cNvGraphicFramePr>
+              <a:graphicFrameLocks xmlns:a="http://schemas.openxmlformats.org/drawingml/2006/main" noChangeAspect="1"/>
+            </wp:cNvGraphicFramePr>
+            <a:graphic xmlns:a="http://schemas.openxmlformats.org/drawingml/2006/main">
+              <a:graphicData uri="http://schemas.openxmlformats.org/drawingml/2006/picture">
+                <pic:pic xmlns:pic="http://schemas.openxmlformats.org/drawingml/2006/picture">
+                  <pic:nvPicPr>
+                    <pic:cNvPr id="7" name="图片 6"/>
+                    <pic:cNvPicPr>
+                      <a:picLocks noChangeAspect="1"/>
+                    </pic:cNvPicPr>
+                  </pic:nvPicPr>
+                  <pic:blipFill>
+                    <a:blip r:embed="rId13"/>
+                    <a:srcRect l="32479" r="32274"/>
+                    <a:stretch>
+                      <a:fillRect/>
+                    </a:stretch>
+                  </pic:blipFill>
+                  <pic:spPr>
+                    <a:xfrm>
+                      <a:off x="0" y="0"/>
+                      <a:ext cx="2077720" cy="3006090"/>
+                    </a:xfrm>
+                    <a:prstGeom prst="rect">
+                      <a:avLst/>
+                    </a:prstGeom>
+                    <a:noFill/>
+                    <a:ln>
+                      <a:noFill/>
+                    </a:ln>
+                  </pic:spPr>
+                </pic:pic>
+              </a:graphicData>
+            </a:graphic>
+          </wp:inline>
+        </w:drawing>
+      </w:r>
+      <w:r>
+        <w:drawing>
+          <wp:inline distT="0" distB="0" distL="114300" distR="114300">
+            <wp:extent cx="2167890" cy="3006090"/>
+            <wp:effectExtent l="0" t="0" r="0" b="0"/>
+            <wp:docPr id="8" name="图片 7"/>
+            <wp:cNvGraphicFramePr>
+              <a:graphicFrameLocks xmlns:a="http://schemas.openxmlformats.org/drawingml/2006/main" noChangeAspect="1"/>
+            </wp:cNvGraphicFramePr>
+            <a:graphic xmlns:a="http://schemas.openxmlformats.org/drawingml/2006/main">
+              <a:graphicData uri="http://schemas.openxmlformats.org/drawingml/2006/picture">
+                <pic:pic xmlns:pic="http://schemas.openxmlformats.org/drawingml/2006/picture">
+                  <pic:nvPicPr>
+                    <pic:cNvPr id="8" name="图片 7"/>
+                    <pic:cNvPicPr>
+                      <a:picLocks noChangeAspect="1"/>
+                    </pic:cNvPicPr>
+                  </pic:nvPicPr>
+                  <pic:blipFill>
+                    <a:blip r:embed="rId14"/>
+                    <a:srcRect l="31531" r="31692"/>
+                    <a:stretch>
+                      <a:fillRect/>
+                    </a:stretch>
+                  </pic:blipFill>
+                  <pic:spPr>
+                    <a:xfrm>
+                      <a:off x="0" y="0"/>
+                      <a:ext cx="2167890" cy="3006090"/>
+                    </a:xfrm>
+                    <a:prstGeom prst="rect">
+                      <a:avLst/>
+                    </a:prstGeom>
+                    <a:noFill/>
+                    <a:ln>
+                      <a:noFill/>
+                    </a:ln>
+                  </pic:spPr>
+                </pic:pic>
+              </a:graphicData>
+            </a:graphic>
+          </wp:inline>
+        </w:drawing>
+      </w:r>
+    </w:p>
+    <w:p>
+      <w:pPr>
+        <w:bidi w:val="0"/>
+        <w:ind w:left="0" w:leftChars="0" w:firstLine="0" w:firstLineChars="0"/>
+        <w:jc w:val="center"/>
+        <w:rPr>
+          <w:rFonts w:hint="default" w:eastAsia="宋体"/>
+          <w:sz w:val="21"/>
+          <w:szCs w:val="21"/>
+          <w:lang w:val="en-US" w:eastAsia="zh-CN"/>
+        </w:rPr>
+      </w:pPr>
+      <w:r>
+        <w:rPr>
+          <w:rFonts w:hint="eastAsia"/>
+          <w:sz w:val="21"/>
+          <w:szCs w:val="21"/>
+          <w:lang w:val="en-US" w:eastAsia="zh-CN"/>
+        </w:rPr>
+        <w:t>图1 登录与注册界面</w:t>
+      </w:r>
+    </w:p>
+    <w:p>
+      <w:pPr>
+        <w:bidi w:val="0"/>
+        <w:rPr>
+          <w:rStyle w:val="51"/>
+          <w:rFonts w:hint="eastAsia"/>
+          <w:sz w:val="24"/>
+          <w:szCs w:val="24"/>
+        </w:rPr>
+      </w:pPr>
+      <w:r>
+        <w:rPr>
+          <w:rStyle w:val="51"/>
+          <w:rFonts w:hint="eastAsia"/>
+          <w:sz w:val="24"/>
+          <w:szCs w:val="24"/>
+        </w:rPr>
+        <w:t>（三）数据库模型设计与实现</w:t>
+      </w:r>
+    </w:p>
+    <w:p>
+      <w:pPr>
+        <w:bidi w:val="0"/>
+        <w:rPr>
+          <w:rFonts w:hint="eastAsia"/>
+        </w:rPr>
+      </w:pPr>
+      <w:r>
+        <w:rPr>
+          <w:rFonts w:hint="eastAsia"/>
+        </w:rPr>
+        <w:t>设计并实现了MySQL数据库模型，包括：用户表（存储用户名、邮箱、密码哈希、账号状态），用户配置表（存储界面语言、AI模型偏好、主题等个性化设置），对话历史表（绑定仓库信息），消息表（存储用户提问与模型回答）。</w:t>
+      </w:r>
+    </w:p>
+    <w:p>
+      <w:pPr>
+        <w:bidi w:val="0"/>
+        <w:rPr>
+          <w:rStyle w:val="51"/>
+          <w:rFonts w:hint="eastAsia"/>
+          <w:sz w:val="24"/>
+          <w:szCs w:val="24"/>
+        </w:rPr>
+      </w:pPr>
+      <w:r>
+        <w:rPr>
+          <w:rStyle w:val="51"/>
+          <w:rFonts w:hint="eastAsia"/>
+          <w:sz w:val="24"/>
+          <w:szCs w:val="24"/>
+        </w:rPr>
+        <w:t>（四）代码解析模块（函数级切分）</w:t>
+      </w:r>
+    </w:p>
+    <w:p>
+      <w:pPr>
+        <w:bidi w:val="0"/>
+        <w:rPr>
+          <w:rFonts w:hint="eastAsia"/>
+        </w:rPr>
+      </w:pPr>
+      <w:r>
+        <w:rPr>
+          <w:rFonts w:hint="eastAsia"/>
+        </w:rPr>
+        <w:t>基于tree-sitter实现了多语言函数级代码切分模块，支持Python、TypeScript、JavaScript、TypeScript、Java、Go、Rust、C/C++、C#、PHP、Swift等15种主流编程语言。对每个源文件，模块通过构建AST（抽象语法树）并遍历指定节点类型，精确提取函数名、类名、起止行号等完整元数据，有效避免了固定窗口切分带来的语义断裂。对无法解析或不支持的文件类型，提供固定长度分块的回退策略，并记录解析日志。</w:t>
+      </w:r>
+    </w:p>
+    <w:p>
+      <w:pPr>
+        <w:bidi w:val="0"/>
+        <w:rPr>
+          <w:rStyle w:val="51"/>
+          <w:rFonts w:hint="eastAsia"/>
+          <w:sz w:val="24"/>
+          <w:szCs w:val="24"/>
+        </w:rPr>
+      </w:pPr>
+      <w:r>
+        <w:rPr>
+          <w:rStyle w:val="51"/>
+          <w:rFonts w:hint="eastAsia"/>
+          <w:sz w:val="24"/>
+          <w:szCs w:val="24"/>
+        </w:rPr>
+        <w:t>（五）向量化与知识库构建</w:t>
+      </w:r>
+    </w:p>
+    <w:p>
+      <w:pPr>
+        <w:bidi w:val="0"/>
+        <w:rPr>
+          <w:rFonts w:hint="eastAsia"/>
+        </w:rPr>
+      </w:pPr>
+      <w:r>
+        <w:rPr>
+          <w:rFonts w:hint="eastAsia"/>
+        </w:rPr>
+        <w:t>集成了阿里云平台提供的Qwe</w:t>
+      </w:r>
+      <w:r>
+        <w:rPr>
+          <w:rFonts w:hint="eastAsia"/>
+          <w:lang w:val="en-US" w:eastAsia="zh-CN"/>
+        </w:rPr>
+        <w:t>n3-VL-Embedding</w:t>
+      </w:r>
+      <w:r>
+        <w:rPr>
+          <w:rFonts w:hint="eastAsia"/>
+        </w:rPr>
+        <w:t>嵌入模型API，将函数级代码片段向量化，生成高维向量表示。完成了Qdrant向量数据库管理模块，每个仓库对应独立的Qdrant集合，实现多仓库数据隔离。向量写入时携带完整元数据（文件路径、函数名、语言类型、起止行号等），支持基于元数据的过滤检索。</w:t>
+      </w:r>
+    </w:p>
+    <w:p>
+      <w:pPr>
+        <w:bidi w:val="0"/>
+        <w:rPr>
+          <w:rStyle w:val="51"/>
+          <w:rFonts w:hint="eastAsia"/>
+          <w:sz w:val="24"/>
+          <w:szCs w:val="24"/>
+        </w:rPr>
+      </w:pPr>
+      <w:r>
+        <w:rPr>
+          <w:rStyle w:val="51"/>
+          <w:rFonts w:hint="eastAsia"/>
+          <w:sz w:val="24"/>
+          <w:szCs w:val="24"/>
+        </w:rPr>
+        <w:t>（六）数据处理流水线</w:t>
+      </w:r>
+    </w:p>
+    <w:p>
+      <w:pPr>
+        <w:bidi w:val="0"/>
+        <w:rPr>
+          <w:rFonts w:hint="eastAsia"/>
+        </w:rPr>
+      </w:pPr>
+      <w:r>
+        <w:rPr>
+          <w:rFonts w:hint="eastAsia"/>
+        </w:rPr>
+        <w:t>实现了完整的数据处理流水线：通过git clone自动拉取远程代码仓库，支持通过访问令牌认证私有仓库；对拉取的仓库进行文件过滤（排除二进制文件、编译产物、第三方依赖目录等），对过滤后的源码文件依次执行tree-sitter解析与切分；对切分得到的函数级片段进行批量向量化，并将向量及元数据写入Qdrant；整个流程支持异常捕获与跳过机制，对无法处理的文件记录日志并跳过，不影响其他文件的处理。</w:t>
+      </w:r>
+    </w:p>
+    <w:p>
+      <w:pPr>
+        <w:bidi w:val="0"/>
+        <w:rPr>
+          <w:rFonts w:hint="eastAsia"/>
+        </w:rPr>
+      </w:pPr>
+    </w:p>
+    <w:p>
+      <w:pPr>
+        <w:bidi w:val="0"/>
+        <w:rPr>
+          <w:rFonts w:hint="eastAsia"/>
+        </w:rPr>
+      </w:pPr>
+    </w:p>
+    <w:p>
+      <w:pPr>
+        <w:bidi w:val="0"/>
+        <w:rPr>
+          <w:rStyle w:val="51"/>
+          <w:rFonts w:hint="eastAsia"/>
+          <w:sz w:val="24"/>
+          <w:szCs w:val="24"/>
+        </w:rPr>
+      </w:pPr>
+      <w:r>
+        <w:rPr>
+          <w:rStyle w:val="51"/>
+          <w:rFonts w:hint="eastAsia"/>
+          <w:sz w:val="24"/>
+          <w:szCs w:val="24"/>
+        </w:rPr>
+        <w:t>（七）检索增强问答（RAG）模块</w:t>
+      </w:r>
+    </w:p>
+    <w:p>
+      <w:pPr>
+        <w:bidi w:val="0"/>
+        <w:rPr>
+          <w:rFonts w:hint="eastAsia"/>
+        </w:rPr>
+      </w:pPr>
+      <w:r>
+        <w:rPr>
+          <w:rFonts w:hint="eastAsia"/>
+        </w:rPr>
+        <w:t>实现了完整的检索增强问答流程：将用户自然语言查询通过Qwe</w:t>
+      </w:r>
+      <w:r>
+        <w:rPr>
+          <w:rFonts w:hint="eastAsia"/>
+          <w:lang w:val="en-US" w:eastAsia="zh-CN"/>
+        </w:rPr>
+        <w:t>n3-VL-Embedding</w:t>
+      </w:r>
+      <w:r>
+        <w:rPr>
+          <w:rFonts w:hint="eastAsia"/>
+        </w:rPr>
+        <w:t>嵌入模型向量化，在Qdrant中执行余弦相似度检索，召回Top-k高相关函数片段作为证据集；将证据集与结构化System Prompt结合，调用Qwen系列生成模型生成结构化答案；答案输出格式限定为先给出结论、再分步骤说明、最后附上证据引用（包含文件路径、函数名与行号），确保答案可追溯、可验证；通过WebSocket协议实现流式输出。</w:t>
+      </w:r>
+    </w:p>
+    <w:p>
+      <w:pPr>
+        <w:bidi w:val="0"/>
+        <w:ind w:left="0" w:leftChars="0" w:firstLine="0" w:firstLineChars="0"/>
+        <w:jc w:val="center"/>
+        <w:rPr>
+          <w:rFonts w:hint="eastAsia" w:eastAsia="宋体"/>
+          <w:lang w:eastAsia="zh-CN"/>
+        </w:rPr>
+      </w:pPr>
+      <w:r>
+        <w:rPr>
+          <w:rFonts w:hint="eastAsia" w:eastAsia="宋体"/>
+          <w:lang w:eastAsia="zh-CN"/>
+        </w:rPr>
+        <w:drawing>
+          <wp:inline distT="0" distB="0" distL="114300" distR="114300">
+            <wp:extent cx="4942205" cy="2520315"/>
+            <wp:effectExtent l="0" t="0" r="10795" b="9525"/>
+            <wp:docPr id="12" name="图片 12" descr="普通问答"/>
+            <wp:cNvGraphicFramePr>
+              <a:graphicFrameLocks xmlns:a="http://schemas.openxmlformats.org/drawingml/2006/main" noChangeAspect="1"/>
+            </wp:cNvGraphicFramePr>
+            <a:graphic xmlns:a="http://schemas.openxmlformats.org/drawingml/2006/main">
+              <a:graphicData uri="http://schemas.openxmlformats.org/drawingml/2006/picture">
+                <pic:pic xmlns:pic="http://schemas.openxmlformats.org/drawingml/2006/picture">
+                  <pic:nvPicPr>
+                    <pic:cNvPr id="12" name="图片 12" descr="普通问答"/>
+                    <pic:cNvPicPr>
+                      <a:picLocks noChangeAspect="1"/>
+                    </pic:cNvPicPr>
+                  </pic:nvPicPr>
+                  <pic:blipFill>
+                    <a:blip r:embed="rId15"/>
+                    <a:stretch>
+                      <a:fillRect/>
+                    </a:stretch>
+                  </pic:blipFill>
+                  <pic:spPr>
+                    <a:xfrm>
+                      <a:off x="0" y="0"/>
+                      <a:ext cx="4942205" cy="2520315"/>
+                    </a:xfrm>
+                    <a:prstGeom prst="rect">
+                      <a:avLst/>
+                    </a:prstGeom>
+                  </pic:spPr>
+                </pic:pic>
+              </a:graphicData>
+            </a:graphic>
+          </wp:inline>
+        </w:drawing>
+      </w:r>
+    </w:p>
+    <w:p>
+      <w:pPr>
+        <w:bidi w:val="0"/>
+        <w:ind w:left="0" w:leftChars="0" w:firstLine="0" w:firstLineChars="0"/>
+        <w:jc w:val="center"/>
+        <w:rPr>
+          <w:rFonts w:hint="default"/>
+          <w:sz w:val="21"/>
+          <w:szCs w:val="21"/>
+          <w:lang w:val="en-US" w:eastAsia="zh-CN"/>
+        </w:rPr>
+      </w:pPr>
+      <w:r>
+        <w:rPr>
+          <w:rFonts w:hint="eastAsia"/>
+          <w:sz w:val="21"/>
+          <w:szCs w:val="21"/>
+          <w:lang w:val="en-US" w:eastAsia="zh-CN"/>
+        </w:rPr>
+        <w:t>图2 普通问答界面</w:t>
+      </w:r>
+    </w:p>
+    <w:p>
+      <w:pPr>
+        <w:bidi w:val="0"/>
+        <w:rPr>
+          <w:rStyle w:val="51"/>
+          <w:rFonts w:hint="eastAsia"/>
+          <w:sz w:val="24"/>
+          <w:szCs w:val="24"/>
+        </w:rPr>
+      </w:pPr>
+      <w:r>
+        <w:rPr>
+          <w:rStyle w:val="51"/>
+          <w:rFonts w:hint="eastAsia"/>
+          <w:sz w:val="24"/>
+          <w:szCs w:val="24"/>
+        </w:rPr>
+        <w:t>（八）多轮推理与Wiki生成</w:t>
+      </w:r>
+    </w:p>
+    <w:p>
+      <w:pPr>
+        <w:bidi w:val="0"/>
+        <w:rPr>
+          <w:rFonts w:hint="eastAsia"/>
+        </w:rPr>
+      </w:pPr>
+      <w:r>
+        <w:rPr>
+          <w:rFonts w:hint="eastAsia"/>
+        </w:rPr>
+        <w:t>实现了多轮迭代推理机制：系统对用户问题进行初次回答后，交由模型评估回答完整性，若评估不足则自动生成下一个追问继续检索与推理，直至获得满意答案或达到迭代上限。基于此框架，系统支持代码仓库Wiki自动生成功能，可自动产出结构化的仓库知识文档，包含函数说明、模块关系、架构图等内容。</w:t>
+      </w:r>
+    </w:p>
+    <w:p>
+      <w:pPr>
+        <w:bidi w:val="0"/>
+        <w:ind w:left="0" w:leftChars="0" w:firstLine="0" w:firstLineChars="0"/>
+        <w:jc w:val="center"/>
+        <w:rPr>
+          <w:rFonts w:hint="eastAsia" w:eastAsia="宋体"/>
+          <w:lang w:eastAsia="zh-CN"/>
+        </w:rPr>
+      </w:pPr>
+      <w:r>
+        <w:rPr>
+          <w:rFonts w:hint="eastAsia" w:eastAsia="宋体"/>
+          <w:lang w:eastAsia="zh-CN"/>
+        </w:rPr>
+        <w:drawing>
+          <wp:inline distT="0" distB="0" distL="114300" distR="114300">
+            <wp:extent cx="4941570" cy="2520315"/>
+            <wp:effectExtent l="0" t="0" r="11430" b="9525"/>
+            <wp:docPr id="9" name="图片 9" descr="深度研究"/>
+            <wp:cNvGraphicFramePr>
+              <a:graphicFrameLocks xmlns:a="http://schemas.openxmlformats.org/drawingml/2006/main" noChangeAspect="1"/>
+            </wp:cNvGraphicFramePr>
+            <a:graphic xmlns:a="http://schemas.openxmlformats.org/drawingml/2006/main">
+              <a:graphicData uri="http://schemas.openxmlformats.org/drawingml/2006/picture">
+                <pic:pic xmlns:pic="http://schemas.openxmlformats.org/drawingml/2006/picture">
+                  <pic:nvPicPr>
+                    <pic:cNvPr id="9" name="图片 9" descr="深度研究"/>
+                    <pic:cNvPicPr>
+                      <a:picLocks noChangeAspect="1"/>
+                    </pic:cNvPicPr>
+                  </pic:nvPicPr>
+                  <pic:blipFill>
+                    <a:blip r:embed="rId16"/>
+                    <a:stretch>
+                      <a:fillRect/>
+                    </a:stretch>
+                  </pic:blipFill>
+                  <pic:spPr>
+                    <a:xfrm>
+                      <a:off x="0" y="0"/>
+                      <a:ext cx="4941570" cy="2520315"/>
+                    </a:xfrm>
+                    <a:prstGeom prst="rect">
+                      <a:avLst/>
+                    </a:prstGeom>
+                  </pic:spPr>
+                </pic:pic>
+              </a:graphicData>
+            </a:graphic>
+          </wp:inline>
+        </w:drawing>
+      </w:r>
+    </w:p>
+    <w:p>
+      <w:pPr>
+        <w:bidi w:val="0"/>
+        <w:ind w:left="0" w:leftChars="0" w:firstLine="0" w:firstLineChars="0"/>
+        <w:jc w:val="center"/>
+        <w:rPr>
+          <w:rFonts w:hint="default"/>
+          <w:sz w:val="21"/>
+          <w:szCs w:val="21"/>
+          <w:lang w:val="en-US" w:eastAsia="zh-CN"/>
+        </w:rPr>
+      </w:pPr>
+      <w:r>
+        <w:rPr>
+          <w:rFonts w:hint="eastAsia"/>
+          <w:sz w:val="21"/>
+          <w:szCs w:val="21"/>
+          <w:lang w:val="en-US" w:eastAsia="zh-CN"/>
+        </w:rPr>
+        <w:t>图3 多轮推理（深度研究）界面</w:t>
+      </w:r>
+    </w:p>
+    <w:p>
+      <w:pPr>
+        <w:bidi w:val="0"/>
+        <w:rPr>
+          <w:rStyle w:val="51"/>
+          <w:rFonts w:hint="eastAsia"/>
+          <w:sz w:val="24"/>
+          <w:szCs w:val="24"/>
+        </w:rPr>
+      </w:pPr>
+      <w:r>
+        <w:rPr>
+          <w:rStyle w:val="51"/>
+          <w:rFonts w:hint="eastAsia"/>
+          <w:sz w:val="24"/>
+          <w:szCs w:val="24"/>
+        </w:rPr>
+        <w:t>（九）前端界面开发</w:t>
+      </w:r>
+    </w:p>
+    <w:p>
+      <w:pPr>
+        <w:bidi w:val="0"/>
+        <w:rPr>
+          <w:rFonts w:hint="eastAsia"/>
+        </w:rPr>
+      </w:pPr>
+      <w:r>
+        <w:rPr>
+          <w:rFonts w:hint="eastAsia"/>
+        </w:rPr>
+        <w:t>完成了系统核心页面的前端开发，包括：用户注册/登录页面；工作台（输入Git仓库URL</w:t>
+      </w:r>
+      <w:r>
+        <w:rPr>
+          <w:rFonts w:hint="eastAsia"/>
+          <w:lang w:val="en-US" w:eastAsia="zh-CN"/>
+        </w:rPr>
+        <w:t>或本地路径</w:t>
+      </w:r>
+      <w:r>
+        <w:rPr>
+          <w:rFonts w:hint="eastAsia"/>
+        </w:rPr>
+        <w:t>、选择生成模型、启动索引与Wiki生成）；问答交互界面；模型配置界面；系统已支持深色/浅色主题切换与中英文双语界面。</w:t>
       </w:r>
     </w:p>
     <w:p>
       <w:pPr>
         <w:pStyle w:val="153"/>
-      </w:pPr>
-      <w:r>
-        <w:t xml:space="preserve">第一阶段（需求分析与系统设计，2025年11月至12月）：已完成。通过文献调研与需求梳理，明确了系统的功能需求（仓库管理、代码解析、向量检索、RAG问答）与非功能需求（响应时间、可追溯性、可扩展性），完成了前后端分离三层架构设计、数据库表结构设计与技术选型，形成了系统架构文档。</w:t>
+        <w:jc w:val="center"/>
+        <w:rPr>
+          <w:rFonts w:hint="eastAsia" w:eastAsia="黑体"/>
+          <w:lang w:eastAsia="zh-CN"/>
+        </w:rPr>
+      </w:pPr>
+      <w:r>
+        <w:rPr>
+          <w:rFonts w:hint="eastAsia" w:eastAsia="黑体"/>
+          <w:lang w:eastAsia="zh-CN"/>
+        </w:rPr>
+        <w:drawing>
+          <wp:inline distT="0" distB="0" distL="114300" distR="114300">
+            <wp:extent cx="4942205" cy="2520315"/>
+            <wp:effectExtent l="0" t="0" r="10795" b="9525"/>
+            <wp:docPr id="10" name="图片 10" descr="控制台"/>
+            <wp:cNvGraphicFramePr>
+              <a:graphicFrameLocks xmlns:a="http://schemas.openxmlformats.org/drawingml/2006/main" noChangeAspect="1"/>
+            </wp:cNvGraphicFramePr>
+            <a:graphic xmlns:a="http://schemas.openxmlformats.org/drawingml/2006/main">
+              <a:graphicData uri="http://schemas.openxmlformats.org/drawingml/2006/picture">
+                <pic:pic xmlns:pic="http://schemas.openxmlformats.org/drawingml/2006/picture">
+                  <pic:nvPicPr>
+                    <pic:cNvPr id="10" name="图片 10" descr="控制台"/>
+                    <pic:cNvPicPr>
+                      <a:picLocks noChangeAspect="1"/>
+                    </pic:cNvPicPr>
+                  </pic:nvPicPr>
+                  <pic:blipFill>
+                    <a:blip r:embed="rId17"/>
+                    <a:stretch>
+                      <a:fillRect/>
+                    </a:stretch>
+                  </pic:blipFill>
+                  <pic:spPr>
+                    <a:xfrm>
+                      <a:off x="0" y="0"/>
+                      <a:ext cx="4942205" cy="2520315"/>
+                    </a:xfrm>
+                    <a:prstGeom prst="rect">
+                      <a:avLst/>
+                    </a:prstGeom>
+                  </pic:spPr>
+                </pic:pic>
+              </a:graphicData>
+            </a:graphic>
+          </wp:inline>
+        </w:drawing>
+      </w:r>
+    </w:p>
+    <w:p>
+      <w:pPr>
+        <w:bidi w:val="0"/>
+        <w:ind w:left="0" w:leftChars="0" w:firstLine="0" w:firstLineChars="0"/>
+        <w:jc w:val="center"/>
+        <w:rPr>
+          <w:rFonts w:hint="default"/>
+          <w:sz w:val="21"/>
+          <w:szCs w:val="21"/>
+          <w:lang w:val="en-US" w:eastAsia="zh-CN"/>
+        </w:rPr>
+      </w:pPr>
+      <w:r>
+        <w:rPr>
+          <w:rFonts w:hint="eastAsia"/>
+          <w:sz w:val="21"/>
+          <w:szCs w:val="21"/>
+          <w:lang w:val="en-US" w:eastAsia="zh-CN"/>
+        </w:rPr>
+        <w:t>图4 控制台界面</w:t>
       </w:r>
     </w:p>
     <w:p>
       <w:pPr>
         <w:pStyle w:val="153"/>
-      </w:pPr>
-      <w:r>
-        <w:t xml:space="preserve">第二阶段（预处理模块开发，2025年12月）：已完成。完成了基于tree-sitter的多语言函数级代码切分模块、DashScope（Qwen系列）嵌入模型集成、Qdrant向量数据库管理模块，以及包含git clone与文件过滤在内的数据处理流水线，并通过单元测试验证了各模块的正确性。</w:t>
-      </w:r>
+        <w:jc w:val="center"/>
+        <w:rPr>
+          <w:rFonts w:hint="eastAsia" w:eastAsia="黑体"/>
+          <w:lang w:eastAsia="zh-CN"/>
+        </w:rPr>
+      </w:pPr>
+      <w:r>
+        <w:rPr>
+          <w:rFonts w:hint="eastAsia" w:eastAsia="黑体"/>
+          <w:lang w:eastAsia="zh-CN"/>
+        </w:rPr>
+        <w:drawing>
+          <wp:inline distT="0" distB="0" distL="114300" distR="114300">
+            <wp:extent cx="5282565" cy="2520315"/>
+            <wp:effectExtent l="0" t="0" r="5715" b="9525"/>
+            <wp:docPr id="11" name="图片 11" descr="wiki界面"/>
+            <wp:cNvGraphicFramePr>
+              <a:graphicFrameLocks xmlns:a="http://schemas.openxmlformats.org/drawingml/2006/main" noChangeAspect="1"/>
+            </wp:cNvGraphicFramePr>
+            <a:graphic xmlns:a="http://schemas.openxmlformats.org/drawingml/2006/main">
+              <a:graphicData uri="http://schemas.openxmlformats.org/drawingml/2006/picture">
+                <pic:pic xmlns:pic="http://schemas.openxmlformats.org/drawingml/2006/picture">
+                  <pic:nvPicPr>
+                    <pic:cNvPr id="11" name="图片 11" descr="wiki界面"/>
+                    <pic:cNvPicPr>
+                      <a:picLocks noChangeAspect="1"/>
+                    </pic:cNvPicPr>
+                  </pic:nvPicPr>
+                  <pic:blipFill>
+                    <a:blip r:embed="rId18"/>
+                    <a:srcRect b="6443"/>
+                    <a:stretch>
+                      <a:fillRect/>
+                    </a:stretch>
+                  </pic:blipFill>
+                  <pic:spPr>
+                    <a:xfrm>
+                      <a:off x="0" y="0"/>
+                      <a:ext cx="5282565" cy="2520315"/>
+                    </a:xfrm>
+                    <a:prstGeom prst="rect">
+                      <a:avLst/>
+                    </a:prstGeom>
+                  </pic:spPr>
+                </pic:pic>
+              </a:graphicData>
+            </a:graphic>
+          </wp:inline>
+        </w:drawing>
+      </w:r>
+    </w:p>
+    <w:p>
+      <w:pPr>
+        <w:bidi w:val="0"/>
+        <w:ind w:left="0" w:leftChars="0" w:firstLine="0" w:firstLineChars="0"/>
+        <w:jc w:val="center"/>
+        <w:rPr>
+          <w:rFonts w:hint="eastAsia"/>
+          <w:sz w:val="21"/>
+          <w:szCs w:val="21"/>
+          <w:lang w:val="en-US" w:eastAsia="zh-CN"/>
+        </w:rPr>
+      </w:pPr>
+      <w:r>
+        <w:rPr>
+          <w:rFonts w:hint="eastAsia"/>
+          <w:sz w:val="21"/>
+          <w:szCs w:val="21"/>
+          <w:lang w:val="en-US" w:eastAsia="zh-CN"/>
+        </w:rPr>
+        <w:t>图5 Wiki界面</w:t>
+      </w:r>
+    </w:p>
+    <w:p>
+      <w:pPr>
+        <w:bidi w:val="0"/>
+        <w:ind w:left="0" w:leftChars="0" w:firstLine="0" w:firstLineChars="0"/>
+        <w:jc w:val="center"/>
+        <w:rPr>
+          <w:rFonts w:hint="default"/>
+          <w:sz w:val="21"/>
+          <w:szCs w:val="21"/>
+          <w:lang w:val="en-US" w:eastAsia="zh-CN"/>
+        </w:rPr>
+      </w:pPr>
     </w:p>
     <w:p>
       <w:pPr>
         <w:pStyle w:val="153"/>
       </w:pPr>
       <w:r>
-        <w:t xml:space="preserve">第三阶段（检索问答模块开发，2026年1月）：已完成。实现了向量相似度检索（Top-k）、结构化Prompt模板、Qwen生成模型API调用、多轮推理（检索—推理—验证循环）以及基于WebSocket的流式输出，通过集成测试验证了端到端问答流程。</w:t>
-      </w:r>
+        <w:t>三、后期拟完成的研究工作及进度安排</w:t>
+      </w:r>
+    </w:p>
+    <w:p>
+      <w:pPr>
+        <w:bidi w:val="0"/>
+        <w:rPr>
+          <w:rFonts w:hint="eastAsia"/>
+        </w:rPr>
+      </w:pPr>
+      <w:r>
+        <w:rPr>
+          <w:rFonts w:hint="eastAsia"/>
+        </w:rPr>
+        <w:t>后期剩余工作主要包括增量索引模块完善、用户反馈系统、实验评测与论文撰写，具体进度安排如下：</w:t>
+      </w:r>
+    </w:p>
+    <w:p>
+      <w:pPr>
+        <w:bidi w:val="0"/>
+        <w:rPr>
+          <w:rStyle w:val="51"/>
+          <w:rFonts w:hint="eastAsia"/>
+          <w:sz w:val="24"/>
+          <w:szCs w:val="24"/>
+        </w:rPr>
+      </w:pPr>
+      <w:r>
+        <w:rPr>
+          <w:rStyle w:val="51"/>
+          <w:rFonts w:hint="eastAsia"/>
+          <w:sz w:val="24"/>
+          <w:szCs w:val="24"/>
+        </w:rPr>
+        <w:t>（一）增量索引与定时同步模块（2026年3月下旬至4月上旬）</w:t>
+      </w:r>
+    </w:p>
+    <w:p>
+      <w:pPr>
+        <w:bidi w:val="0"/>
+        <w:rPr>
+          <w:rFonts w:hint="eastAsia"/>
+        </w:rPr>
+      </w:pPr>
+      <w:r>
+        <w:rPr>
+          <w:rFonts w:hint="eastAsia"/>
+        </w:rPr>
+        <w:t>实现定时任务，周期性对已接入仓库执行git pull，解析返回的变更信息；对新增与修改的文件触发重新解析与向量化，对删除的文件从Qdrant中移除对应向量，未变更文件保持索引不变；将同步结果持久化至MySQL，并在前端展示同步日志；支持用户手动触发全量重建或增量索引，以及手动删除仓库。</w:t>
+      </w:r>
+    </w:p>
+    <w:p>
+      <w:pPr>
+        <w:bidi w:val="0"/>
+        <w:rPr>
+          <w:rFonts w:hint="eastAsia"/>
+        </w:rPr>
+      </w:pPr>
+      <w:r>
+        <w:rPr>
+          <w:rStyle w:val="51"/>
+          <w:rFonts w:hint="eastAsia"/>
+          <w:sz w:val="24"/>
+          <w:szCs w:val="24"/>
+        </w:rPr>
+        <w:t>（二）用户反馈系统（2026年4月上旬）</w:t>
+      </w:r>
+    </w:p>
+    <w:p>
+      <w:pPr>
+        <w:bidi w:val="0"/>
+        <w:rPr>
+          <w:rFonts w:hint="eastAsia"/>
+        </w:rPr>
+      </w:pPr>
+      <w:r>
+        <w:rPr>
+          <w:rFonts w:hint="eastAsia"/>
+        </w:rPr>
+        <w:t>在数据库中新增问答反馈表，记录用户对每次回答的反馈信息及时间戳；在后端提供反馈提交与查询接口；在前端问答界面添加反馈UI组件；系统根据反馈自动更新对应问答记录的质量评分，为后续优化与评测提供数据支撑。</w:t>
+      </w:r>
+    </w:p>
+    <w:p>
+      <w:pPr>
+        <w:bidi w:val="0"/>
+        <w:rPr>
+          <w:rStyle w:val="51"/>
+          <w:rFonts w:hint="eastAsia"/>
+          <w:sz w:val="24"/>
+          <w:szCs w:val="24"/>
+        </w:rPr>
+      </w:pPr>
+      <w:r>
+        <w:rPr>
+          <w:rStyle w:val="51"/>
+          <w:rFonts w:hint="eastAsia"/>
+          <w:sz w:val="24"/>
+          <w:szCs w:val="24"/>
+        </w:rPr>
+        <w:t>（三）查询历史展示（2026年4月中旬）</w:t>
+      </w:r>
+    </w:p>
+    <w:p>
+      <w:pPr>
+        <w:bidi w:val="0"/>
+        <w:rPr>
+          <w:rFonts w:hint="eastAsia"/>
+        </w:rPr>
+      </w:pPr>
+      <w:r>
+        <w:rPr>
+          <w:rFonts w:hint="eastAsia"/>
+        </w:rPr>
+        <w:t>完善前端历史记录页面，展示用户的全部历史问答记录；支持按时间、仓库进行筛选与分页；支持点击历史记录恢复完整对话上下文，便于用户回顾与复用。</w:t>
+      </w:r>
+    </w:p>
+    <w:p>
+      <w:pPr>
+        <w:bidi w:val="0"/>
+        <w:rPr>
+          <w:rStyle w:val="51"/>
+          <w:rFonts w:hint="eastAsia"/>
+          <w:sz w:val="24"/>
+          <w:szCs w:val="24"/>
+        </w:rPr>
+      </w:pPr>
+      <w:r>
+        <w:rPr>
+          <w:rStyle w:val="51"/>
+          <w:rFonts w:hint="eastAsia"/>
+          <w:sz w:val="24"/>
+          <w:szCs w:val="24"/>
+        </w:rPr>
+        <w:t>（四）实验评测（2026年3月至4月）</w:t>
+      </w:r>
+    </w:p>
+    <w:p>
+      <w:pPr>
+        <w:bidi w:val="0"/>
+        <w:rPr>
+          <w:rFonts w:hint="eastAsia"/>
+        </w:rPr>
+      </w:pPr>
+      <w:r>
+        <w:rPr>
+          <w:rFonts w:hint="eastAsia"/>
+        </w:rPr>
+        <w:t>选取多个开源代码仓库（涵盖Python、TypeScript、Java等语言）作为评测对象，构建问答测试集；从检索质量、答案质量与系统性能三个维度进行评估；整理评测报告并指导后续优化迭代。</w:t>
+      </w:r>
+    </w:p>
+    <w:p>
+      <w:pPr>
+        <w:bidi w:val="0"/>
+        <w:rPr>
+          <w:rStyle w:val="51"/>
+          <w:rFonts w:hint="eastAsia"/>
+          <w:sz w:val="24"/>
+          <w:szCs w:val="24"/>
+        </w:rPr>
+      </w:pPr>
+      <w:r>
+        <w:rPr>
+          <w:rStyle w:val="51"/>
+          <w:rFonts w:hint="eastAsia"/>
+          <w:sz w:val="24"/>
+          <w:szCs w:val="24"/>
+        </w:rPr>
+        <w:t>（五）系统优化迭代（2026年4月）</w:t>
+      </w:r>
+    </w:p>
+    <w:p>
+      <w:pPr>
+        <w:bidi w:val="0"/>
+        <w:rPr>
+          <w:rFonts w:hint="eastAsia"/>
+        </w:rPr>
+      </w:pPr>
+      <w:r>
+        <w:rPr>
+          <w:rFonts w:hint="eastAsia"/>
+        </w:rPr>
+        <w:t>根据实验评测结果，针对检索召回率不足的场景优化嵌入策略或引入</w:t>
+      </w:r>
+      <w:r>
+        <w:rPr>
+          <w:rFonts w:hint="eastAsia"/>
+          <w:lang w:val="en-US" w:eastAsia="zh-CN"/>
+        </w:rPr>
+        <w:t>Reranker模型进行重排序</w:t>
+      </w:r>
+      <w:r>
+        <w:rPr>
+          <w:rFonts w:hint="eastAsia"/>
+        </w:rPr>
+        <w:t>；调整Prompt模板以降低生成幻觉；优化Qdrant查询参数；对前端交互体验进行完善。</w:t>
+      </w:r>
+    </w:p>
+    <w:p>
+      <w:pPr>
+        <w:bidi w:val="0"/>
+        <w:rPr>
+          <w:rStyle w:val="51"/>
+          <w:rFonts w:hint="eastAsia"/>
+          <w:sz w:val="24"/>
+          <w:szCs w:val="24"/>
+        </w:rPr>
+      </w:pPr>
+      <w:r>
+        <w:rPr>
+          <w:rStyle w:val="51"/>
+          <w:rFonts w:hint="eastAsia"/>
+          <w:sz w:val="24"/>
+          <w:szCs w:val="24"/>
+        </w:rPr>
+        <w:t>（六）毕业论文撰写与答辩准备（2026年4月至5月）</w:t>
+      </w:r>
+    </w:p>
+    <w:p>
+      <w:pPr>
+        <w:bidi w:val="0"/>
+        <w:rPr>
+          <w:rFonts w:hint="eastAsia"/>
+        </w:rPr>
+      </w:pPr>
+      <w:r>
+        <w:rPr>
+          <w:rFonts w:hint="eastAsia"/>
+        </w:rPr>
+        <w:t>整理研究过程中的实验数据、系统截图与性能测评结果，撰写毕业论文各章；准备答辩PPT与系统演示材料。</w:t>
+      </w:r>
+    </w:p>
+    <w:p>
+      <w:pPr>
+        <w:bidi w:val="0"/>
+        <w:rPr>
+          <w:rFonts w:hint="eastAsia"/>
+        </w:rPr>
+      </w:pPr>
     </w:p>
     <w:p>
       <w:pPr>
         <w:pStyle w:val="153"/>
       </w:pPr>
       <w:r>
-        <w:t xml:space="preserve">第四阶段（系统集成与前端开发，2026年2月）：已完成。完成了FastAPI后端路由整合、用户认证（JWT注册登录）、MySQL数据库对接，前端使用Next.js/React实现了注册/登录页面、工作台（仓库接入与Wiki生成）、问答交互界面（Markdown渲染、代码高亮、证据引用展示）及模型选择配置界面，完成了前后端联调，并基于Docker Compose实现容器化一键部署。</w:t>
-      </w:r>
+        <w:t>四、存在的问题与困难</w:t>
+      </w:r>
+    </w:p>
+    <w:p>
+      <w:pPr>
+        <w:bidi w:val="0"/>
+        <w:rPr>
+          <w:rStyle w:val="51"/>
+          <w:rFonts w:hint="eastAsia"/>
+          <w:sz w:val="24"/>
+          <w:szCs w:val="24"/>
+        </w:rPr>
+      </w:pPr>
+      <w:r>
+        <w:rPr>
+          <w:rStyle w:val="51"/>
+          <w:rFonts w:hint="eastAsia"/>
+          <w:sz w:val="24"/>
+          <w:szCs w:val="24"/>
+        </w:rPr>
+        <w:t>（一）增量索引一致性保证</w:t>
+      </w:r>
+    </w:p>
+    <w:p>
+      <w:pPr>
+        <w:bidi w:val="0"/>
+        <w:rPr>
+          <w:rFonts w:hint="default" w:eastAsia="宋体"/>
+          <w:lang w:val="en-US" w:eastAsia="zh-CN"/>
+        </w:rPr>
+      </w:pPr>
+      <w:r>
+        <w:rPr>
+          <w:rFonts w:hint="eastAsia"/>
+        </w:rPr>
+        <w:t>在代码仓库持续更新的场景下，git pull后变更文件检测与Qdrant向量更新之间的原子性较难实现。若在增量更新中发生中断，可能导致Qdrant中的向量与代码版本出现不一致。目前拟通过在</w:t>
+      </w:r>
+      <w:r>
+        <w:rPr>
+          <w:rFonts w:hint="eastAsia"/>
+          <w:lang w:val="en-US" w:eastAsia="zh-CN"/>
+        </w:rPr>
+        <w:t>MySql和Qdrant中保存版本信息，更新失败时可以回退至旧版本，不影响用户使用。</w:t>
+      </w:r>
+    </w:p>
+    <w:p>
+      <w:pPr>
+        <w:bidi w:val="0"/>
+        <w:rPr>
+          <w:rStyle w:val="51"/>
+          <w:rFonts w:hint="eastAsia"/>
+          <w:sz w:val="24"/>
+          <w:szCs w:val="24"/>
+        </w:rPr>
+      </w:pPr>
+      <w:r>
+        <w:rPr>
+          <w:rStyle w:val="51"/>
+          <w:rFonts w:hint="eastAsia"/>
+          <w:sz w:val="24"/>
+          <w:szCs w:val="24"/>
+        </w:rPr>
+        <w:t>（二）多语言代码解析的边界情况</w:t>
+      </w:r>
+    </w:p>
+    <w:p>
+      <w:pPr>
+        <w:bidi w:val="0"/>
+        <w:rPr>
+          <w:rFonts w:hint="eastAsia"/>
+        </w:rPr>
+      </w:pPr>
+      <w:r>
+        <w:rPr>
+          <w:rFonts w:hint="eastAsia"/>
+        </w:rPr>
+        <w:t>部分编程语言存在tree-sitter解析</w:t>
+      </w:r>
+      <w:r>
+        <w:rPr>
+          <w:rFonts w:hint="eastAsia"/>
+          <w:lang w:val="en-US" w:eastAsia="zh-CN"/>
+        </w:rPr>
+        <w:t>失败情况</w:t>
+      </w:r>
+      <w:r>
+        <w:rPr>
+          <w:rFonts w:hint="eastAsia"/>
+        </w:rPr>
+        <w:t>，例如Python中的装饰器修饰函数、动态生成的函数、嵌套函数定义；</w:t>
+      </w:r>
+      <w:r>
+        <w:rPr>
+          <w:rFonts w:hint="eastAsia"/>
+          <w:lang w:val="en-US" w:eastAsia="zh-CN"/>
+        </w:rPr>
+        <w:t>C++语言中的钩子函数无法识别；</w:t>
+      </w:r>
+      <w:r>
+        <w:rPr>
+          <w:rFonts w:hint="eastAsia"/>
+        </w:rPr>
+        <w:t>Java中的注解处理器与内部类方法。这些情况可能导致部分函数无法被正确识别和切分，影响知识库的覆盖率。补充针对性的解析规则</w:t>
+      </w:r>
+      <w:r>
+        <w:rPr>
+          <w:rFonts w:hint="eastAsia"/>
+          <w:lang w:val="en-US" w:eastAsia="zh-CN"/>
+        </w:rPr>
+        <w:t>还</w:t>
+      </w:r>
+      <w:r>
+        <w:rPr>
+          <w:rFonts w:hint="eastAsia"/>
+        </w:rPr>
+        <w:t>需要</w:t>
+      </w:r>
+      <w:r>
+        <w:rPr>
+          <w:rFonts w:hint="eastAsia"/>
+          <w:lang w:val="en-US" w:eastAsia="zh-CN"/>
+        </w:rPr>
+        <w:t>继续研发</w:t>
+      </w:r>
+      <w:r>
+        <w:rPr>
+          <w:rFonts w:hint="eastAsia"/>
+        </w:rPr>
+        <w:t>。</w:t>
+      </w:r>
+    </w:p>
+    <w:p>
+      <w:pPr>
+        <w:bidi w:val="0"/>
+        <w:rPr>
+          <w:rStyle w:val="51"/>
+          <w:rFonts w:hint="eastAsia"/>
+          <w:sz w:val="24"/>
+          <w:szCs w:val="24"/>
+        </w:rPr>
+      </w:pPr>
+      <w:r>
+        <w:rPr>
+          <w:rStyle w:val="51"/>
+          <w:rFonts w:hint="eastAsia"/>
+          <w:sz w:val="24"/>
+          <w:szCs w:val="24"/>
+        </w:rPr>
+        <w:t>（三）检索质量的参数调优</w:t>
+      </w:r>
+    </w:p>
+    <w:p>
+      <w:pPr>
+        <w:bidi w:val="0"/>
+        <w:rPr>
+          <w:rFonts w:hint="eastAsia"/>
+        </w:rPr>
+      </w:pPr>
+      <w:r>
+        <w:rPr>
+          <w:rFonts w:hint="eastAsia"/>
+        </w:rPr>
+        <w:t>不同规模</w:t>
+      </w:r>
+      <w:r>
+        <w:rPr>
+          <w:rFonts w:hint="eastAsia"/>
+          <w:lang w:val="en-US" w:eastAsia="zh-CN"/>
+        </w:rPr>
+        <w:t>的</w:t>
+      </w:r>
+      <w:r>
+        <w:rPr>
+          <w:rFonts w:hint="eastAsia"/>
+        </w:rPr>
+        <w:t>代码仓库在</w:t>
+      </w:r>
+      <w:r>
+        <w:rPr>
+          <w:rFonts w:hint="eastAsia"/>
+          <w:lang w:val="en-US" w:eastAsia="zh-CN"/>
+        </w:rPr>
+        <w:t>切分出的</w:t>
+      </w:r>
+      <w:r>
+        <w:rPr>
+          <w:rFonts w:hint="eastAsia"/>
+        </w:rPr>
+        <w:t>函数数量上差异较大</w:t>
+      </w:r>
+      <w:r>
+        <w:rPr>
+          <w:rFonts w:hint="eastAsia"/>
+          <w:lang w:eastAsia="zh-CN"/>
+        </w:rPr>
+        <w:t>，</w:t>
+      </w:r>
+      <w:r>
+        <w:rPr>
+          <w:rFonts w:hint="eastAsia"/>
+          <w:lang w:val="en-US" w:eastAsia="zh-CN"/>
+        </w:rPr>
+        <w:t>且仓库中不同功能所涉及代码数量差异较大，</w:t>
+      </w:r>
+      <w:r>
+        <w:rPr>
+          <w:rFonts w:hint="eastAsia"/>
+        </w:rPr>
+        <w:t>统一的Top-k值和相似度阈值难以</w:t>
+      </w:r>
+      <w:r>
+        <w:rPr>
+          <w:rFonts w:hint="eastAsia"/>
+          <w:lang w:val="en-US" w:eastAsia="zh-CN"/>
+        </w:rPr>
+        <w:t>适应</w:t>
+      </w:r>
+      <w:r>
+        <w:rPr>
+          <w:rFonts w:hint="eastAsia"/>
+        </w:rPr>
+        <w:t>所有场景。Top-k过小可能遗漏关键证据，过大则会引入</w:t>
+      </w:r>
+      <w:r>
+        <w:rPr>
+          <w:rFonts w:hint="eastAsia"/>
+          <w:lang w:val="en-US" w:eastAsia="zh-CN"/>
+        </w:rPr>
+        <w:t>错误信息</w:t>
+      </w:r>
+      <w:r>
+        <w:rPr>
+          <w:rFonts w:hint="eastAsia"/>
+        </w:rPr>
+        <w:t>干扰生成质量。当前参数为</w:t>
+      </w:r>
+      <w:r>
+        <w:rPr>
+          <w:rFonts w:hint="eastAsia"/>
+          <w:lang w:val="en-US" w:eastAsia="zh-CN"/>
+        </w:rPr>
+        <w:t>固定值</w:t>
+      </w:r>
+      <w:r>
+        <w:rPr>
+          <w:rFonts w:hint="eastAsia"/>
+        </w:rPr>
+        <w:t>，最优参数配置尚未最终确定</w:t>
+      </w:r>
+      <w:r>
+        <w:rPr>
+          <w:rFonts w:hint="eastAsia"/>
+          <w:lang w:val="en-US" w:eastAsia="zh-CN"/>
+        </w:rPr>
+        <w:t>还需继续研发</w:t>
+      </w:r>
+      <w:r>
+        <w:rPr>
+          <w:rFonts w:hint="eastAsia"/>
+        </w:rPr>
+        <w:t>。</w:t>
+      </w:r>
+    </w:p>
+    <w:p>
+      <w:pPr>
+        <w:bidi w:val="0"/>
+        <w:rPr>
+          <w:rFonts w:hint="eastAsia"/>
+        </w:rPr>
+      </w:pPr>
     </w:p>
     <w:p>
       <w:pPr>
         <w:pStyle w:val="153"/>
       </w:pPr>
       <w:r>
-        <w:t xml:space="preserve">第五阶段（实验评测与优化迭代，2026年3月）：正在进行。目前已开始构建测试数据集，针对已实现的核心功能进行功能性测试；增量索引模块与用户反馈模块正在开发中。整体进度与预定计划基本一致，无明显滞后。</w:t>
-      </w:r>
-    </w:p>
-    <w:p>
-      <w:pPr>
-        <w:pStyle w:val="153"/>
-      </w:pPr>
-      <w:r>
-        <w:t xml:space="preserve">第六阶段（论文撰写与答辩准备，2026年4月至5月）：尚未开始，计划按期启动。</w:t>
-      </w:r>
-    </w:p>
-    <w:p>
-      <w:pPr>
-        <w:pStyle w:val="153"/>
-      </w:pPr>
-    </w:p>
-    <w:p>
-      <w:pPr>
-        <w:pStyle w:val="153"/>
-      </w:pPr>
-      <w:r>
-        <w:t xml:space="preserve">二、已完成的研究工作及成果</w:t>
-      </w:r>
-    </w:p>
-    <w:p>
-      <w:pPr>
-        <w:pStyle w:val="153"/>
-      </w:pPr>
-      <w:r>
-        <w:t xml:space="preserve">（一）系统整体架构设计</w:t>
-      </w:r>
-    </w:p>
-    <w:p>
-      <w:pPr>
-        <w:pStyle w:val="153"/>
-      </w:pPr>
-      <w:r>
-        <w:t xml:space="preserve">完成了前后端分离三层架构设计：前端采用Next.js/React框架，提供用户界面与交互；后端采用FastAPI框架，提供RESTful API与业务逻辑；数据层采用MySQL（结构化数据）与Qdrant（向量数据）组合方案。系统支持基于Docker Compose的容器化一键部署，保证跨环境一致性。</w:t>
-      </w:r>
-    </w:p>
-    <w:p>
-      <w:pPr>
-        <w:pStyle w:val="153"/>
-      </w:pPr>
-      <w:r>
-        <w:t xml:space="preserve">（二）用户认证模块</w:t>
-      </w:r>
-    </w:p>
-    <w:p>
-      <w:pPr>
-        <w:pStyle w:val="153"/>
-      </w:pPr>
-      <w:r>
-        <w:t xml:space="preserve">实现了完整的用户注册与登录功能，包括：用户注册接口（校验用户名与邮箱唯一性，密码采用PBKDF2-SHA256算法哈希存储），用户登录接口（凭据校验、签发JWT访问令牌），以及JWT令牌验证中间件（HS256签名算法，支持令牌过期控制）。前端完成了注册页面与登录页面的开发，实现了基于JWT的会话管理。</w:t>
-      </w:r>
-    </w:p>
-    <w:p>
-      <w:pPr>
-        <w:pStyle w:val="153"/>
-      </w:pPr>
-      <w:r>
-        <w:t xml:space="preserve">（三）数据库模型设计与实现</w:t>
-      </w:r>
-    </w:p>
-    <w:p>
-      <w:pPr>
-        <w:pStyle w:val="153"/>
-      </w:pPr>
-      <w:r>
-        <w:t xml:space="preserve">基于SQLAlchemy ORM设计并实现了MySQL数据库模型，包括：用户表（存储用户名、邮箱、密码哈希、账号状态），用户配置表（存储界面语言、AI模型偏好、主题等个性化设置），对话历史表（绑定仓库信息），消息表（存储用户提问与模型回答），支持SQLite本地开发回退，便于无MySQL环境下的快速迭代。</w:t>
-      </w:r>
-    </w:p>
-    <w:p>
-      <w:pPr>
-        <w:pStyle w:val="153"/>
-      </w:pPr>
-      <w:r>
-        <w:t xml:space="preserve">（四）代码解析模块（函数级切分）</w:t>
-      </w:r>
-    </w:p>
-    <w:p>
-      <w:pPr>
-        <w:pStyle w:val="153"/>
-      </w:pPr>
-      <w:r>
-        <w:t xml:space="preserve">基于tree-sitter实现了多语言函数级代码切分模块，支持Python、TypeScript、JavaScript、TypeScript React（TSX）、Java、Go、Rust、C/C++、C#、PHP、Swift等15种主流编程语言。对每个源文件，模块通过构建AST（抽象语法树）并遍历指定节点类型，精确提取函数名、类名、起止行号等完整元数据，有效避免了固定窗口切分带来的语义断裂。对无法解析或不支持的文件类型，提供固定长度分块的回退策略，并记录解析日志。</w:t>
-      </w:r>
-    </w:p>
-    <w:p>
-      <w:pPr>
-        <w:pStyle w:val="153"/>
-      </w:pPr>
-      <w:r>
-        <w:t xml:space="preserve">（五）向量化与知识库构建</w:t>
-      </w:r>
-    </w:p>
-    <w:p>
-      <w:pPr>
-        <w:pStyle w:val="153"/>
-      </w:pPr>
-      <w:r>
-        <w:t xml:space="preserve">集成了阿里云DashScope平台提供的Qwen系列嵌入模型API，将函数级代码片段向量化，生成高维向量表示。完成了Qdrant向量数据库管理模块，支持本地内存模式（开发测试用）与远程服务器模式（生产部署用），每个仓库对应独立的Qdrant集合，实现多仓库数据隔离。向量写入时携带完整元数据（文件路径、函数名、语言类型、起止行号等），支持基于元数据的过滤检索。</w:t>
-      </w:r>
-    </w:p>
-    <w:p>
-      <w:pPr>
-        <w:pStyle w:val="153"/>
-      </w:pPr>
-      <w:r>
-        <w:t xml:space="preserve">（六）数据处理流水线</w:t>
-      </w:r>
-    </w:p>
-    <w:p>
-      <w:pPr>
-        <w:pStyle w:val="153"/>
-      </w:pPr>
-      <w:r>
-        <w:t xml:space="preserve">实现了完整的数据处理流水线：通过git clone自动拉取远程代码仓库（支持GitHub等主流平台），支持通过访问令牌认证私有仓库；对拉取的仓库进行文件过滤（排除二进制文件、编译产物、第三方依赖目录等），对过滤后的源码文件依次执行tree-sitter解析与切分；对切分得到的函数级片段进行批量向量化，并将向量及元数据写入Qdrant；整个流程支持异常捕获与跳过机制，对无法处理的文件记录日志并跳过，不影响其他文件的处理。</w:t>
-      </w:r>
-    </w:p>
-    <w:p>
-      <w:pPr>
-        <w:pStyle w:val="153"/>
-      </w:pPr>
-      <w:r>
-        <w:t xml:space="preserve">（七）检索增强问答（RAG）模块</w:t>
-      </w:r>
-    </w:p>
-    <w:p>
-      <w:pPr>
-        <w:pStyle w:val="153"/>
-      </w:pPr>
-      <w:r>
-        <w:t xml:space="preserve">实现了完整的检索增强问答流程：将用户自然语言查询通过Qwen嵌入模型向量化，在Qdrant中执行余弦相似度检索，召回Top-k高相关函数片段作为证据集；将证据集与结构化System Prompt结合，调用Qwen系列生成模型（通过DashScope API）生成结构化答案；答案输出格式限定为先给出结论、再分步骤说明、最后附上证据引用（包含文件路径、函数名与行号），确保答案可追溯、可验证；通过WebSocket协议实现流式逐token输出，提升用户交互体验。</w:t>
-      </w:r>
-    </w:p>
-    <w:p>
-      <w:pPr>
-        <w:pStyle w:val="153"/>
-      </w:pPr>
-      <w:r>
-        <w:t xml:space="preserve">（八）多轮推理与Wiki生成</w:t>
-      </w:r>
-    </w:p>
-    <w:p>
-      <w:pPr>
-        <w:pStyle w:val="153"/>
-      </w:pPr>
-      <w:r>
-        <w:t xml:space="preserve">实现了多轮迭代推理机制（检索—推理—验证循环）：系统对用户问题进行初次回答后，交由模型评估回答完整性，若评估不足则自动生成下一个追问继续检索与推理，直至获得满意答案或达到迭代上限。基于此框架，系统支持代码仓库Wiki自动生成功能，可自动产出结构化的仓库知识文档，包含函数说明、模块关系、架构图（Mermaid格式）等内容。</w:t>
-      </w:r>
-    </w:p>
-    <w:p>
-      <w:pPr>
-        <w:pStyle w:val="153"/>
-      </w:pPr>
-      <w:r>
-        <w:t xml:space="preserve">（九）前端界面开发</w:t>
-      </w:r>
-    </w:p>
-    <w:p>
-      <w:pPr>
-        <w:pStyle w:val="153"/>
-      </w:pPr>
-      <w:r>
-        <w:t xml:space="preserve">完成了系统核心页面的前端开发，包括：用户注册/登录页面（表单校验、错误提示、Token持久化）；工作台（输入Git仓库URL、选择嵌入/生成模型、启动索引与Wiki生成）；问答交互界面（Markdown渲染、代码语法高亮、证据引用展示、多轮对话历史）；模型配置界面（支持切换Qwen系列多种模型）；系统已支持深色/浅色主题切换与中英文双语界面。</w:t>
-      </w:r>
-    </w:p>
-    <w:p>
-      <w:pPr>
-        <w:pStyle w:val="153"/>
-      </w:pPr>
-    </w:p>
-    <w:p>
-      <w:pPr>
-        <w:pStyle w:val="153"/>
-      </w:pPr>
-      <w:r>
-        <w:t xml:space="preserve">三、后期拟完成的研究工作及进度安排</w:t>
-      </w:r>
-    </w:p>
-    <w:p>
-      <w:pPr>
-        <w:pStyle w:val="153"/>
-      </w:pPr>
-      <w:r>
-        <w:t xml:space="preserve">后期剩余工作主要包括增量索引模块完善、用户反馈系统、实验评测与论文撰写，具体进度安排如下：</w:t>
-      </w:r>
-    </w:p>
-    <w:p>
-      <w:pPr>
-        <w:pStyle w:val="153"/>
-      </w:pPr>
-      <w:r>
-        <w:t xml:space="preserve">（一）增量索引与定时同步模块（2026年3月下旬至4月上旬）</w:t>
-      </w:r>
-    </w:p>
-    <w:p>
-      <w:pPr>
-        <w:pStyle w:val="153"/>
-      </w:pPr>
-      <w:r>
-        <w:t xml:space="preserve">基于APScheduler实现定时任务，周期性对已接入仓库执行git pull，解析返回的变更信息（新增、修改、删除的文件列表）；对新增与修改的文件触发重新解析与向量化，对删除的文件从Qdrant中移除对应向量，未变更文件保持索引不变；将同步结果（拉取时间、变更文件数、增量索引耗时、解析失败文件列表）持久化至MySQL，并在前端展示同步日志；支持用户手动触发全量重建或增量索引，以及手动删除仓库。</w:t>
-      </w:r>
-    </w:p>
-    <w:p>
-      <w:pPr>
-        <w:pStyle w:val="153"/>
-      </w:pPr>
-      <w:r>
-        <w:t xml:space="preserve">（二）用户反馈系统（2026年4月上旬）</w:t>
-      </w:r>
-    </w:p>
-    <w:p>
-      <w:pPr>
-        <w:pStyle w:val="153"/>
-      </w:pPr>
-      <w:r>
-        <w:t xml:space="preserve">在数据库中新增问答反馈表，记录用户对每次回答的反馈信息（点赞/标记错误/补充说明）及时间戳；在后端提供反馈提交与查询接口；在前端问答界面添加反馈UI组件（点赞按钮、错误标记与补充说明输入框）；系统根据反馈自动更新对应问答记录的质量评分，为后续优化与评测提供数据支撑。</w:t>
-      </w:r>
-    </w:p>
-    <w:p>
-      <w:pPr>
-        <w:pStyle w:val="153"/>
-      </w:pPr>
-      <w:r>
-        <w:t xml:space="preserve">（三）查询历史展示（2026年4月中旬）</w:t>
-      </w:r>
-    </w:p>
-    <w:p>
-      <w:pPr>
-        <w:pStyle w:val="153"/>
-      </w:pPr>
-      <w:r>
-        <w:t xml:space="preserve">完善前端历史记录页面，展示用户的全部历史问答记录（仓库、问题、回答摘要、反馈状态）；支持按时间、仓库进行筛选与分页；支持点击历史记录恢复完整对话上下文，便于用户回顾与复用。</w:t>
-      </w:r>
-    </w:p>
-    <w:p>
-      <w:pPr>
-        <w:pStyle w:val="153"/>
-      </w:pPr>
-      <w:r>
-        <w:t xml:space="preserve">（四）实验评测（2026年3月至4月）</w:t>
-      </w:r>
-    </w:p>
-    <w:p>
-      <w:pPr>
-        <w:pStyle w:val="153"/>
-      </w:pPr>
-      <w:r>
-        <w:t xml:space="preserve">选取多个开源代码仓库（涵盖Python、TypeScript、Java等语言）作为评测对象，构建包含不同难度（单函数查询、跨文件查询、复杂逻辑推理）的问答测试集；从检索质量（Top-k召回率、排名精度）、答案质量（事实一致性、证据引用准确率）与系统性能（端到端响应时间、增量索引耗时）三个维度进行定量评估；通过消融实验对Top-k值、相似度阈值、Prompt模板等参数进行系统性调优；整理评测报告并指导后续优化迭代。</w:t>
-      </w:r>
-    </w:p>
-    <w:p>
-      <w:pPr>
-        <w:pStyle w:val="153"/>
-      </w:pPr>
-      <w:r>
-        <w:t xml:space="preserve">（五）系统优化迭代（2026年4月）</w:t>
-      </w:r>
-    </w:p>
-    <w:p>
-      <w:pPr>
-        <w:pStyle w:val="153"/>
-      </w:pPr>
-      <w:r>
-        <w:t xml:space="preserve">根据实验评测结果，针对检索召回率不足的场景优化嵌入策略或引入重排序机制；调整Prompt模板以降低生成幻觉；优化Qdrant查询参数；对前端交互体验进行完善，包括索引进度可视化、查询建议等功能。</w:t>
-      </w:r>
-    </w:p>
-    <w:p>
-      <w:pPr>
-        <w:pStyle w:val="153"/>
-      </w:pPr>
-      <w:r>
-        <w:t xml:space="preserve">（六）毕业论文撰写与答辩准备（2026年4月至5月）</w:t>
-      </w:r>
-    </w:p>
-    <w:p>
-      <w:pPr>
-        <w:pStyle w:val="153"/>
-      </w:pPr>
-      <w:r>
-        <w:t xml:space="preserve">整理研究过程中的实验数据、系统截图与性能测评结果，撰写毕业论文各章节（绪论、系统设计、实现与实验、总结与展望）；准备答辩PPT与系统演示材料；根据预答辩意见进行修改完善，按时提交终稿。</w:t>
-      </w:r>
-    </w:p>
-    <w:p>
-      <w:pPr>
-        <w:pStyle w:val="153"/>
-      </w:pPr>
-    </w:p>
-    <w:p>
-      <w:pPr>
-        <w:pStyle w:val="153"/>
-      </w:pPr>
-      <w:r>
-        <w:t xml:space="preserve">四、存在的问题与困难</w:t>
-      </w:r>
-    </w:p>
-    <w:p>
-      <w:pPr>
-        <w:pStyle w:val="153"/>
-      </w:pPr>
-      <w:r>
-        <w:t xml:space="preserve">（一）增量索引一致性保证</w:t>
-      </w:r>
-    </w:p>
-    <w:p>
-      <w:pPr>
-        <w:pStyle w:val="153"/>
-      </w:pPr>
-      <w:r>
-        <w:t xml:space="preserve">在代码仓库持续更新的场景下，git pull后变更文件检测与Qdrant向量删除/更新之间的原子性保证较难实现。若在增量更新过程中发生中断（如网络故障、服务重启），可能导致Qdrant中的向量与代码版本出现不一致。目前拟通过在MySQL中维护增量更新状态表并引入失败重试与断点续传机制来解决，但事务性保证的工程实现仍需进一步完善。</w:t>
-      </w:r>
-    </w:p>
-    <w:p>
-      <w:pPr>
-        <w:pStyle w:val="153"/>
-      </w:pPr>
-      <w:r>
-        <w:t xml:space="preserve">（二）多语言代码解析的边界情况</w:t>
-      </w:r>
-    </w:p>
-    <w:p>
-      <w:pPr>
-        <w:pStyle w:val="153"/>
-      </w:pPr>
-      <w:r>
-        <w:t xml:space="preserve">部分编程语言存在tree-sitter解析的边界情况，例如Python中的装饰器修饰函数、动态生成的函数、嵌套函数定义；TypeScript中的泛型方法与复杂类型签名；Java中的注解处理器与内部类方法。这些情况可能导致部分函数无法被正确识别和切分，影响知识库的覆盖率。目前针对这些情况建立了解析失败日志，但针对性的解析规则补充需要投入额外时间。</w:t>
-      </w:r>
-    </w:p>
-    <w:p>
-      <w:pPr>
-        <w:pStyle w:val="153"/>
-      </w:pPr>
-      <w:r>
-        <w:t xml:space="preserve">（三）检索质量的参数调优</w:t>
-      </w:r>
-    </w:p>
-    <w:p>
-      <w:pPr>
-        <w:pStyle w:val="153"/>
-      </w:pPr>
-      <w:r>
-        <w:t xml:space="preserve">不同规模、不同语言的代码仓库在函数数量、函数粒度与表达风格上差异较大，统一的Top-k值和相似度阈值难以在所有场景下均取得最优效果。Top-k过小可能遗漏关键证据，过大则会引入噪声干扰生成质量。当前参数为经验值，系统性的消融实验仍在计划与执行中，最优参数配置尚未最终确定。</w:t>
-      </w:r>
-    </w:p>
-    <w:p>
-      <w:pPr>
-        <w:pStyle w:val="153"/>
-      </w:pPr>
-      <w:r>
-        <w:t xml:space="preserve">（四）实验评测数据集的构建成本</w:t>
-      </w:r>
-    </w:p>
-    <w:p>
-      <w:pPr>
-        <w:pStyle w:val="153"/>
-      </w:pPr>
-      <w:r>
-        <w:t xml:space="preserve">构建高质量的代码问答评测数据集需要对真实代码仓库进行深入理解，并人工标注问题、参考答案与对应的证据函数片段，工作量较大。中文语境下的代码问答公开数据集资源较为稀缺，难以借助已有数据集直接评测，主要依赖人工构建，给定量评估带来一定困难。目前已选取若干开源仓库作为评测对象并开始构建问题集，但标注工作仍在进行中。</w:t>
-      </w:r>
-    </w:p>
-    <w:p>
-      <w:pPr>
-        <w:pStyle w:val="153"/>
-      </w:pPr>
-    </w:p>
-    <w:p>
-      <w:pPr>
-        <w:pStyle w:val="153"/>
-      </w:pPr>
-      <w:r>
-        <w:t xml:space="preserve">五、论文按时完成的可能性</w:t>
-      </w:r>
-    </w:p>
-    <w:p>
-      <w:pPr>
-        <w:pStyle w:val="153"/>
-      </w:pPr>
-      <w:r>
-        <w:t xml:space="preserve">综合目前进度与剩余工作量分析，本论文按时完成的可能性较大。</w:t>
-      </w:r>
-    </w:p>
-    <w:p>
-      <w:pPr>
-        <w:pStyle w:val="153"/>
-      </w:pPr>
-      <w:r>
-        <w:t xml:space="preserve">从已完成工作来看，系统核心功能模块均已实现并通过测试，包括用户认证、多语言函数级代码解析、Qwen嵌入与向量知识库构建、RAG检索增强问答、多轮推理及前端界面。系统已具备完整的基础功能闭环，能够支持用户注册登录、仓库接入、自然语言问答等核心应用场景，整体技术路线已验证可行。</w:t>
-      </w:r>
-    </w:p>
-    <w:p>
-      <w:pPr>
-        <w:pStyle w:val="153"/>
-      </w:pPr>
-      <w:r>
-        <w:t xml:space="preserve">从剩余工作来看，增量索引模块已有明确的技术方案（APScheduler结合git pull与Qdrant差量更新），实现路径清晰；用户反馈系统属于数据库表扩展与接口补充，工作量可控；实验评测已选定评测对象并开始构建数据集，评测框架已规划完整；论文撰写可在实验评测期间并行推进，提高时间利用率。</w:t>
-      </w:r>
-    </w:p>
-    <w:p>
-      <w:pPr>
-        <w:pStyle w:val="153"/>
-      </w:pPr>
-      <w:r>
-        <w:t xml:space="preserve">从时间安排来看，剩余约两个半月（2026年3月下旬至5月底），时间充裕，能够覆盖增量索引完善（约2周）、用户反馈系统（约1周）、实验评测与优化（约3周）以及论文撰写与答辩准备（约4周）。即使实验评测过程中出现偏差，也有足够的缓冲时间进行调整。</w:t>
-      </w:r>
-    </w:p>
-    <w:p>
-      <w:pPr>
-        <w:pStyle w:val="153"/>
-      </w:pPr>
-      <w:r>
-        <w:t xml:space="preserve">综上，预计能够在2026年5月底前完成全部研究工作，按时提交符合要求的毕业论文，并顺利完成答辩。</w:t>
-      </w:r>
-    </w:p>
-    <w:p>
-      <w:pPr>
-        <w:pStyle w:val="153"/>
-      </w:pPr>
+        <w:t>五、论文按时完成的可能性</w:t>
+      </w:r>
+    </w:p>
+    <w:p>
+      <w:pPr>
+        <w:bidi w:val="0"/>
+        <w:rPr>
+          <w:rFonts w:hint="eastAsia"/>
+        </w:rPr>
+      </w:pPr>
+      <w:r>
+        <w:rPr>
+          <w:rFonts w:hint="eastAsia"/>
+        </w:rPr>
+        <w:t>综合目前进度与剩余工作量</w:t>
+      </w:r>
+      <w:r>
+        <w:rPr>
+          <w:rFonts w:hint="eastAsia"/>
+          <w:lang w:val="en-US" w:eastAsia="zh-CN"/>
+        </w:rPr>
+        <w:t>来看</w:t>
+      </w:r>
+      <w:r>
+        <w:rPr>
+          <w:rFonts w:hint="eastAsia"/>
+        </w:rPr>
+        <w:t>，本</w:t>
+      </w:r>
+      <w:r>
+        <w:rPr>
+          <w:rFonts w:hint="eastAsia"/>
+          <w:lang w:val="en-US" w:eastAsia="zh-CN"/>
+        </w:rPr>
+        <w:t>课题可以按时完成</w:t>
+      </w:r>
+      <w:r>
+        <w:rPr>
+          <w:rFonts w:hint="eastAsia"/>
+        </w:rPr>
+        <w:t>。</w:t>
+      </w:r>
+    </w:p>
+    <w:p>
+      <w:pPr>
+        <w:bidi w:val="0"/>
+        <w:rPr>
+          <w:rFonts w:hint="eastAsia"/>
+        </w:rPr>
+      </w:pPr>
+      <w:r>
+        <w:rPr>
+          <w:rFonts w:hint="eastAsia"/>
+        </w:rPr>
+        <w:t>从已完成工作来看，系统核心功能模块均已实现，包括用户认证、多语言代码解析、Qwe</w:t>
+      </w:r>
+      <w:r>
+        <w:rPr>
+          <w:rFonts w:hint="eastAsia"/>
+          <w:lang w:val="en-US" w:eastAsia="zh-CN"/>
+        </w:rPr>
+        <w:t>n系列模型</w:t>
+      </w:r>
+      <w:r>
+        <w:rPr>
+          <w:rFonts w:hint="eastAsia"/>
+        </w:rPr>
+        <w:t>嵌入与向量知识库构建、RAG检索增强问答、多轮推理及前端界面</w:t>
+      </w:r>
+      <w:r>
+        <w:rPr>
+          <w:rFonts w:hint="eastAsia"/>
+          <w:lang w:val="en-US" w:eastAsia="zh-CN"/>
+        </w:rPr>
+        <w:t>等</w:t>
+      </w:r>
+      <w:r>
+        <w:rPr>
+          <w:rFonts w:hint="eastAsia"/>
+        </w:rPr>
+        <w:t>。系统</w:t>
+      </w:r>
+      <w:r>
+        <w:rPr>
+          <w:rFonts w:hint="eastAsia"/>
+          <w:lang w:val="en-US" w:eastAsia="zh-CN"/>
+        </w:rPr>
+        <w:t>的基本功能已经开发完善。</w:t>
+      </w:r>
+      <w:r>
+        <w:rPr>
+          <w:rFonts w:hint="eastAsia"/>
+        </w:rPr>
+        <w:t>用户注册登录、仓库接入、自然语言问答等核心</w:t>
+      </w:r>
+      <w:r>
+        <w:rPr>
+          <w:rFonts w:hint="eastAsia"/>
+          <w:lang w:val="en-US" w:eastAsia="zh-CN"/>
+        </w:rPr>
+        <w:t>功能正常运行</w:t>
+      </w:r>
+      <w:r>
+        <w:rPr>
+          <w:rFonts w:hint="eastAsia"/>
+        </w:rPr>
+        <w:t>。</w:t>
+      </w:r>
+    </w:p>
+    <w:p>
+      <w:pPr>
+        <w:bidi w:val="0"/>
+        <w:rPr>
+          <w:rFonts w:hint="eastAsia"/>
+        </w:rPr>
+      </w:pPr>
+      <w:r>
+        <w:rPr>
+          <w:rFonts w:hint="eastAsia"/>
+        </w:rPr>
+        <w:t>从剩余工作来看，增量索引模块</w:t>
+      </w:r>
+      <w:r>
+        <w:rPr>
+          <w:rFonts w:hint="eastAsia"/>
+          <w:lang w:val="en-US" w:eastAsia="zh-CN"/>
+        </w:rPr>
+        <w:t>已经确定</w:t>
+      </w:r>
+      <w:r>
+        <w:rPr>
+          <w:rFonts w:hint="eastAsia"/>
+        </w:rPr>
+        <w:t>技术方案</w:t>
+      </w:r>
+      <w:r>
+        <w:rPr>
+          <w:rFonts w:hint="eastAsia"/>
+          <w:lang w:eastAsia="zh-CN"/>
+        </w:rPr>
+        <w:t>，</w:t>
+      </w:r>
+      <w:r>
+        <w:rPr>
+          <w:rFonts w:hint="eastAsia"/>
+          <w:lang w:val="en-US" w:eastAsia="zh-CN"/>
+        </w:rPr>
+        <w:t>定时任务</w:t>
+      </w:r>
+      <w:r>
+        <w:rPr>
+          <w:rFonts w:hint="eastAsia"/>
+        </w:rPr>
+        <w:t>结合git pull与Qdrant</w:t>
+      </w:r>
+      <w:r>
+        <w:rPr>
+          <w:rFonts w:hint="eastAsia"/>
+          <w:lang w:val="en-US" w:eastAsia="zh-CN"/>
+        </w:rPr>
+        <w:t>增量</w:t>
+      </w:r>
+      <w:r>
+        <w:rPr>
+          <w:rFonts w:hint="eastAsia"/>
+        </w:rPr>
+        <w:t>更新；用户反馈系统</w:t>
+      </w:r>
+      <w:r>
+        <w:rPr>
+          <w:rFonts w:hint="eastAsia"/>
+          <w:lang w:val="en-US" w:eastAsia="zh-CN"/>
+        </w:rPr>
+        <w:t>需要拓展</w:t>
+      </w:r>
+      <w:r>
+        <w:rPr>
+          <w:rFonts w:hint="eastAsia"/>
+        </w:rPr>
+        <w:t>数据库表与</w:t>
+      </w:r>
+      <w:r>
+        <w:rPr>
+          <w:rFonts w:hint="eastAsia"/>
+          <w:lang w:val="en-US" w:eastAsia="zh-CN"/>
+        </w:rPr>
+        <w:t>补充</w:t>
+      </w:r>
+      <w:r>
+        <w:rPr>
+          <w:rFonts w:hint="eastAsia"/>
+        </w:rPr>
+        <w:t>接口，工作量可控；</w:t>
+      </w:r>
+      <w:r>
+        <w:rPr>
+          <w:rFonts w:hint="eastAsia"/>
+          <w:lang w:val="en-US" w:eastAsia="zh-CN"/>
+        </w:rPr>
+        <w:t>问答历史记录模块数据库已经搭建完成，具体前端实现可以参考成熟方案，工作量可控。</w:t>
+      </w:r>
     </w:p>
     <w:sectPr>
       <w:headerReference r:id="rId7" w:type="first"/>
@@ -1665,7 +3039,7 @@
     <w:lsdException w:unhideWhenUsed="0" w:uiPriority="0" w:name="table of figures"/>
     <w:lsdException w:unhideWhenUsed="0" w:uiPriority="0" w:semiHidden="0" w:name="envelope address"/>
     <w:lsdException w:unhideWhenUsed="0" w:uiPriority="0" w:semiHidden="0" w:name="envelope return"/>
-    <w:lsdException w:unhideWhenUsed="0" w:uiPriority="0" w:name="footnote reference"/>
+    <w:lsdException w:qFormat="1" w:unhideWhenUsed="0" w:uiPriority="0" w:name="footnote reference"/>
     <w:lsdException w:unhideWhenUsed="0" w:uiPriority="0" w:semiHidden="0" w:name="annotation reference"/>
     <w:lsdException w:unhideWhenUsed="0" w:uiPriority="0" w:semiHidden="0" w:name="line number"/>
     <w:lsdException w:unhideWhenUsed="0" w:uiPriority="0" w:semiHidden="0" w:name="page number"/>
@@ -1891,6 +3265,7 @@
       <w:jc w:val="both"/>
     </w:pPr>
     <w:rPr>
+      <w:rFonts w:ascii="Times New Roman" w:hAnsi="Times New Roman" w:eastAsia="宋体" w:cs="Times New Roman"/>
       <w:kern w:val="2"/>
       <w:sz w:val="24"/>
       <w:szCs w:val="24"/>
@@ -2103,7 +3478,6 @@
     <w:semiHidden/>
     <w:uiPriority w:val="0"/>
     <w:tblPr>
-      <w:tblStyle w:val="40"/>
       <w:tblCellMar>
         <w:top w:w="0" w:type="dxa"/>
         <w:left w:w="108" w:type="dxa"/>
@@ -2111,9 +3485,6 @@
         <w:right w:w="108" w:type="dxa"/>
       </w:tblCellMar>
     </w:tblPr>
-    <w:trPr>
-      <w:wBefore w:w="0" w:type="dxa"/>
-    </w:trPr>
   </w:style>
   <w:style w:type="paragraph" w:styleId="11">
     <w:name w:val="toc 7"/>
@@ -2392,7 +3763,6 @@
       <w:iCs/>
       <w:spacing w:val="13"/>
       <w:kern w:val="0"/>
-      <w:lang/>
     </w:rPr>
   </w:style>
   <w:style w:type="paragraph" w:styleId="31">
@@ -2566,7 +3936,6 @@
       <w:jc w:val="both"/>
     </w:pPr>
     <w:tblPr>
-      <w:tblStyle w:val="40"/>
       <w:tblBorders>
         <w:top w:val="single" w:color="auto" w:sz="4" w:space="0"/>
         <w:left w:val="single" w:color="auto" w:sz="4" w:space="0"/>
@@ -2623,6 +3992,7 @@
   <w:style w:type="character" w:styleId="48">
     <w:name w:val="footnote reference"/>
     <w:semiHidden/>
+    <w:qFormat/>
     <w:uiPriority w:val="0"/>
     <w:rPr>
       <w:vertAlign w:val="superscript"/>
@@ -2631,6 +4001,7 @@
   <w:style w:type="character" w:customStyle="1" w:styleId="49">
     <w:name w:val="标题 1 Char"/>
     <w:link w:val="2"/>
+    <w:qFormat/>
     <w:uiPriority w:val="0"/>
     <w:rPr>
       <w:rFonts w:eastAsia="黑体"/>
@@ -2644,6 +4015,7 @@
   <w:style w:type="paragraph" w:customStyle="1" w:styleId="50">
     <w:name w:val="Char"/>
     <w:basedOn w:val="1"/>
+    <w:qFormat/>
     <w:uiPriority w:val="0"/>
     <w:pPr>
       <w:tabs>
@@ -2656,6 +4028,7 @@
   <w:style w:type="character" w:customStyle="1" w:styleId="51">
     <w:name w:val="标题 2 Char"/>
     <w:link w:val="3"/>
+    <w:qFormat/>
     <w:uiPriority w:val="0"/>
     <w:rPr>
       <w:rFonts w:ascii="Arial" w:hAnsi="Arial" w:eastAsia="黑体"/>
@@ -2669,6 +4042,7 @@
   <w:style w:type="character" w:customStyle="1" w:styleId="52">
     <w:name w:val="标题 3 Char"/>
     <w:link w:val="4"/>
+    <w:qFormat/>
     <w:uiPriority w:val="0"/>
     <w:rPr>
       <w:rFonts w:eastAsia="黑体"/>
@@ -2682,6 +4056,7 @@
   <w:style w:type="character" w:customStyle="1" w:styleId="53">
     <w:name w:val="标题 4 Char"/>
     <w:link w:val="5"/>
+    <w:qFormat/>
     <w:uiPriority w:val="0"/>
     <w:rPr>
       <w:rFonts w:ascii="Arial" w:hAnsi="Arial" w:eastAsia="黑体"/>
@@ -2695,6 +4070,7 @@
   <w:style w:type="character" w:customStyle="1" w:styleId="54">
     <w:name w:val="标题 5 Char"/>
     <w:link w:val="6"/>
+    <w:qFormat/>
     <w:uiPriority w:val="0"/>
     <w:rPr>
       <w:rFonts w:eastAsia="黑体"/>
@@ -2708,6 +4084,7 @@
   <w:style w:type="character" w:customStyle="1" w:styleId="55">
     <w:name w:val="标题 6 Char"/>
     <w:link w:val="7"/>
+    <w:qFormat/>
     <w:uiPriority w:val="0"/>
     <w:rPr>
       <w:rFonts w:ascii="Arial" w:hAnsi="Arial" w:eastAsia="黑体"/>
@@ -2721,6 +4098,7 @@
   <w:style w:type="character" w:customStyle="1" w:styleId="56">
     <w:name w:val="标题 7 Char"/>
     <w:link w:val="8"/>
+    <w:qFormat/>
     <w:uiPriority w:val="0"/>
     <w:rPr>
       <w:rFonts w:eastAsia="黑体"/>
@@ -2734,6 +4112,7 @@
   <w:style w:type="character" w:customStyle="1" w:styleId="57">
     <w:name w:val="标题 8 Char"/>
     <w:link w:val="9"/>
+    <w:qFormat/>
     <w:uiPriority w:val="0"/>
     <w:rPr>
       <w:rFonts w:ascii="Cambria" w:hAnsi="Cambria" w:eastAsia="宋体"/>
@@ -2744,6 +4123,7 @@
   <w:style w:type="character" w:customStyle="1" w:styleId="58">
     <w:name w:val="标题 9 Char"/>
     <w:link w:val="10"/>
+    <w:qFormat/>
     <w:uiPriority w:val="0"/>
     <w:rPr>
       <w:rFonts w:ascii="Arial" w:hAnsi="Arial" w:eastAsia="黑体"/>
@@ -2757,6 +4137,7 @@
     <w:name w:val="正文标题"/>
     <w:basedOn w:val="1"/>
     <w:next w:val="1"/>
+    <w:qFormat/>
     <w:uiPriority w:val="0"/>
     <w:pPr>
       <w:ind w:firstLine="0" w:firstLineChars="0"/>
@@ -2770,6 +4151,7 @@
   <w:style w:type="paragraph" w:customStyle="1" w:styleId="60">
     <w:name w:val="编号*"/>
     <w:basedOn w:val="1"/>
+    <w:qFormat/>
     <w:uiPriority w:val="0"/>
     <w:pPr>
       <w:tabs>
@@ -2784,6 +4166,7 @@
     <w:basedOn w:val="1"/>
     <w:next w:val="1"/>
     <w:link w:val="62"/>
+    <w:qFormat/>
     <w:uiPriority w:val="0"/>
     <w:pPr>
       <w:tabs>
@@ -2798,6 +4181,7 @@
   <w:style w:type="character" w:customStyle="1" w:styleId="62">
     <w:name w:val="图 Char"/>
     <w:link w:val="61"/>
+    <w:qFormat/>
     <w:uiPriority w:val="0"/>
     <w:rPr>
       <w:kern w:val="2"/>
@@ -2809,6 +4193,7 @@
     <w:name w:val="表"/>
     <w:basedOn w:val="1"/>
     <w:next w:val="1"/>
+    <w:qFormat/>
     <w:uiPriority w:val="0"/>
     <w:pPr>
       <w:keepNext/>
@@ -2822,6 +4207,7 @@
   <w:style w:type="paragraph" w:customStyle="1" w:styleId="64">
     <w:name w:val="编号"/>
     <w:basedOn w:val="1"/>
+    <w:qFormat/>
     <w:uiPriority w:val="0"/>
     <w:pPr>
       <w:tabs>
@@ -2834,6 +4220,7 @@
     <w:name w:val="编号01"/>
     <w:basedOn w:val="1"/>
     <w:next w:val="1"/>
+    <w:qFormat/>
     <w:uiPriority w:val="0"/>
     <w:pPr>
       <w:tabs>
@@ -2846,6 +4233,7 @@
   <w:style w:type="paragraph" w:customStyle="1" w:styleId="66">
     <w:name w:val="编号."/>
     <w:basedOn w:val="1"/>
+    <w:qFormat/>
     <w:uiPriority w:val="0"/>
     <w:pPr>
       <w:tabs>
@@ -2859,6 +4247,7 @@
     <w:name w:val="称谓开头"/>
     <w:basedOn w:val="1"/>
     <w:next w:val="1"/>
+    <w:qFormat/>
     <w:uiPriority w:val="0"/>
     <w:pPr>
       <w:ind w:firstLine="0" w:firstLineChars="0"/>
@@ -2871,6 +4260,7 @@
   <w:style w:type="character" w:customStyle="1" w:styleId="68">
     <w:name w:val="页脚 Char"/>
     <w:link w:val="26"/>
+    <w:qFormat/>
     <w:uiPriority w:val="0"/>
     <w:rPr>
       <w:rFonts w:eastAsia="宋体"/>
@@ -2883,6 +4273,7 @@
   <w:style w:type="character" w:customStyle="1" w:styleId="69">
     <w:name w:val="标题 Char"/>
     <w:link w:val="38"/>
+    <w:qFormat/>
     <w:uiPriority w:val="0"/>
     <w:rPr>
       <w:rFonts w:ascii="Arial" w:hAnsi="Arial" w:eastAsia="宋体" w:cs="Arial"/>
@@ -2898,6 +4289,7 @@
     <w:name w:val="附件"/>
     <w:basedOn w:val="1"/>
     <w:next w:val="38"/>
+    <w:qFormat/>
     <w:uiPriority w:val="0"/>
     <w:pPr>
       <w:tabs>
@@ -2914,6 +4306,7 @@
   <w:style w:type="paragraph" w:customStyle="1" w:styleId="71">
     <w:name w:val="编号箭头"/>
     <w:basedOn w:val="1"/>
+    <w:qFormat/>
     <w:uiPriority w:val="0"/>
     <w:pPr>
       <w:tabs>
@@ -2925,6 +4318,7 @@
   <w:style w:type="paragraph" w:customStyle="1" w:styleId="72">
     <w:name w:val="表格文本中5号"/>
     <w:basedOn w:val="59"/>
+    <w:qFormat/>
     <w:uiPriority w:val="0"/>
     <w:pPr>
       <w:spacing w:before="0" w:beforeLines="0" w:after="0" w:afterLines="0" w:line="240" w:lineRule="auto"/>
@@ -2937,6 +4331,7 @@
   <w:style w:type="paragraph" w:customStyle="1" w:styleId="73">
     <w:name w:val="表格文本左4号"/>
     <w:basedOn w:val="1"/>
+    <w:qFormat/>
     <w:uiPriority w:val="0"/>
     <w:pPr>
       <w:spacing w:before="0" w:beforeLines="0" w:after="0" w:afterLines="0" w:line="240" w:lineRule="auto"/>
@@ -2947,6 +4342,7 @@
     <w:name w:val="表格文本中4号"/>
     <w:basedOn w:val="59"/>
     <w:next w:val="73"/>
+    <w:qFormat/>
     <w:uiPriority w:val="0"/>
     <w:pPr>
       <w:spacing w:before="0" w:beforeLines="0" w:after="0" w:afterLines="0" w:line="240" w:lineRule="auto"/>
@@ -2959,6 +4355,7 @@
   <w:style w:type="paragraph" w:customStyle="1" w:styleId="75">
     <w:name w:val="表格文本左5号"/>
     <w:basedOn w:val="59"/>
+    <w:qFormat/>
     <w:uiPriority w:val="0"/>
     <w:pPr>
       <w:spacing w:before="0" w:beforeLines="0" w:after="0" w:afterLines="0" w:line="240" w:lineRule="auto"/>
@@ -2974,6 +4371,7 @@
     <w:basedOn w:val="1"/>
     <w:next w:val="1"/>
     <w:link w:val="77"/>
+    <w:qFormat/>
     <w:uiPriority w:val="0"/>
     <w:pPr>
       <w:pageBreakBefore/>
@@ -2991,6 +4389,7 @@
   <w:style w:type="character" w:customStyle="1" w:styleId="77">
     <w:name w:val="附表1 Char"/>
     <w:link w:val="76"/>
+    <w:qFormat/>
     <w:uiPriority w:val="0"/>
     <w:rPr>
       <w:kern w:val="2"/>
@@ -3002,6 +4401,7 @@
     <w:name w:val="附图"/>
     <w:basedOn w:val="76"/>
     <w:next w:val="1"/>
+    <w:qFormat/>
     <w:uiPriority w:val="0"/>
     <w:pPr>
       <w:tabs>
@@ -3015,6 +4415,7 @@
   <w:style w:type="paragraph" w:customStyle="1" w:styleId="79">
     <w:name w:val="样式 标题 1 + (西文) 宋体"/>
     <w:basedOn w:val="2"/>
+    <w:qFormat/>
     <w:uiPriority w:val="0"/>
     <w:pPr>
       <w:keepNext w:val="0"/>
@@ -3040,6 +4441,7 @@
   <w:style w:type="paragraph" w:customStyle="1" w:styleId="80">
     <w:name w:val=" Char"/>
     <w:basedOn w:val="1"/>
+    <w:qFormat/>
     <w:uiPriority w:val="0"/>
     <w:pPr>
       <w:tabs>
@@ -3052,6 +4454,7 @@
   <w:style w:type="paragraph" w:customStyle="1" w:styleId="81">
     <w:name w:val="_Style 10"/>
     <w:basedOn w:val="1"/>
+    <w:qFormat/>
     <w:uiPriority w:val="0"/>
     <w:pPr>
       <w:spacing w:before="0" w:beforeLines="0" w:after="0" w:afterLines="0" w:line="240" w:lineRule="auto"/>
@@ -3064,6 +4467,7 @@
   <w:style w:type="character" w:customStyle="1" w:styleId="82">
     <w:name w:val="正文文本缩进 Char"/>
     <w:link w:val="18"/>
+    <w:qFormat/>
     <w:uiPriority w:val="0"/>
     <w:rPr>
       <w:rFonts w:eastAsia="宋体"/>
@@ -3076,6 +4480,7 @@
   <w:style w:type="character" w:customStyle="1" w:styleId="83">
     <w:name w:val="日期 Char"/>
     <w:link w:val="23"/>
+    <w:qFormat/>
     <w:uiPriority w:val="0"/>
     <w:rPr>
       <w:rFonts w:eastAsia="宋体"/>
@@ -3088,6 +4493,7 @@
   <w:style w:type="paragraph" w:customStyle="1" w:styleId="84">
     <w:name w:val="样式 标题 + 段前: 0.25 行 段后: 0.25 行 行距: 单倍行距"/>
     <w:basedOn w:val="38"/>
+    <w:qFormat/>
     <w:uiPriority w:val="0"/>
     <w:pPr>
       <w:pageBreakBefore/>
@@ -3103,6 +4509,7 @@
   <w:style w:type="paragraph" w:customStyle="1" w:styleId="85">
     <w:name w:val="样式 样式 样式 样式 标题 1 + (西文) 宋体 + 段前: 0.25 行 段后: 0.25 行 + 段前: 0.25 行 ..."/>
     <w:basedOn w:val="1"/>
+    <w:qFormat/>
     <w:uiPriority w:val="0"/>
     <w:pPr>
       <w:pageBreakBefore/>
@@ -3123,12 +4530,14 @@
   <w:style w:type="character" w:customStyle="1" w:styleId="86">
     <w:name w:val="apple-style-span"/>
     <w:basedOn w:val="42"/>
+    <w:qFormat/>
     <w:uiPriority w:val="0"/>
   </w:style>
   <w:style w:type="paragraph" w:customStyle="1" w:styleId="87">
     <w:name w:val="文档正文"/>
     <w:basedOn w:val="1"/>
     <w:link w:val="88"/>
+    <w:qFormat/>
     <w:uiPriority w:val="0"/>
     <w:pPr>
       <w:spacing w:before="0" w:beforeLines="0" w:after="0" w:afterLines="0" w:line="240" w:lineRule="auto"/>
@@ -3142,6 +4551,7 @@
   <w:style w:type="character" w:customStyle="1" w:styleId="88">
     <w:name w:val="文档正文 Char"/>
     <w:link w:val="87"/>
+    <w:qFormat/>
     <w:uiPriority w:val="0"/>
     <w:rPr>
       <w:rFonts w:ascii="宋体" w:eastAsia="宋体"/>
@@ -3153,6 +4563,7 @@
   <w:style w:type="paragraph" w:customStyle="1" w:styleId="89">
     <w:name w:val="样式 标题 3 + (西文) 宋体 段前: 0.25 行 段后: 0.25 行"/>
     <w:basedOn w:val="4"/>
+    <w:qFormat/>
     <w:uiPriority w:val="0"/>
     <w:pPr>
       <w:keepNext w:val="0"/>
@@ -3176,6 +4587,7 @@
   <w:style w:type="paragraph" w:customStyle="1" w:styleId="90">
     <w:name w:val="样式 样式 标题 1 + (西文) 宋体 + 段前: 0.25 行 段后: 0.25 行"/>
     <w:basedOn w:val="79"/>
+    <w:qFormat/>
     <w:uiPriority w:val="0"/>
     <w:rPr>
       <w:rFonts w:cs="宋体"/>
@@ -3186,6 +4598,7 @@
   <w:style w:type="paragraph" w:customStyle="1" w:styleId="91">
     <w:name w:val="样式 段前: 0.25 行 段后: 0.25 行 行距: 1.5 倍行距"/>
     <w:basedOn w:val="1"/>
+    <w:qFormat/>
     <w:uiPriority w:val="0"/>
     <w:pPr>
       <w:spacing w:line="360" w:lineRule="auto"/>
@@ -3199,6 +4612,7 @@
   <w:style w:type="paragraph" w:customStyle="1" w:styleId="92">
     <w:name w:val="样式 样式 样式 标题 1 + (西文) 宋体 + 段前: 0.25 行 段后: 0.25 行 + 段前: 0.25 行 段后..."/>
     <w:basedOn w:val="90"/>
+    <w:qFormat/>
     <w:uiPriority w:val="0"/>
     <w:pPr>
       <w:spacing w:before="100" w:beforeLines="0" w:beforeAutospacing="1" w:after="100" w:afterLines="0" w:afterAutospacing="1"/>
@@ -3207,6 +4621,7 @@
   <w:style w:type="paragraph" w:customStyle="1" w:styleId="93">
     <w:name w:val="样式 样式 标题 1 + (西文) 宋体 + 段前: 0.25 行 段后: 0.25 行 行距: 单倍行距"/>
     <w:basedOn w:val="79"/>
+    <w:qFormat/>
     <w:uiPriority w:val="0"/>
     <w:pPr>
       <w:spacing w:before="100" w:beforeLines="100" w:after="50" w:afterLines="50"/>
@@ -3220,6 +4635,7 @@
   <w:style w:type="paragraph" w:customStyle="1" w:styleId="94">
     <w:name w:val="图号"/>
     <w:basedOn w:val="1"/>
+    <w:qFormat/>
     <w:uiPriority w:val="0"/>
     <w:pPr>
       <w:jc w:val="center"/>
@@ -3231,6 +4647,7 @@
   <w:style w:type="character" w:customStyle="1" w:styleId="95">
     <w:name w:val="正文文本 Char"/>
     <w:link w:val="17"/>
+    <w:qFormat/>
     <w:uiPriority w:val="0"/>
     <w:rPr>
       <w:rFonts w:eastAsia="宋体"/>
@@ -3243,6 +4660,7 @@
   <w:style w:type="paragraph" w:customStyle="1" w:styleId="96">
     <w:name w:val="样式 正文文本 + 段后: 0.25 行"/>
     <w:basedOn w:val="17"/>
+    <w:qFormat/>
     <w:uiPriority w:val="0"/>
     <w:pPr>
       <w:spacing w:before="78" w:after="78" w:line="240" w:lineRule="auto"/>
@@ -3256,6 +4674,7 @@
   <w:style w:type="paragraph" w:customStyle="1" w:styleId="97">
     <w:name w:val="样式 正文文本 + 段后: 0.25 行1"/>
     <w:basedOn w:val="17"/>
+    <w:qFormat/>
     <w:uiPriority w:val="0"/>
     <w:pPr>
       <w:spacing w:after="25"/>
@@ -3268,6 +4687,7 @@
   <w:style w:type="paragraph" w:customStyle="1" w:styleId="98">
     <w:name w:val="样式 段前: 0.25 行 段后: 0.25 行 行距: 单倍行距 首行缩进:  0 字符"/>
     <w:basedOn w:val="1"/>
+    <w:qFormat/>
     <w:uiPriority w:val="0"/>
     <w:pPr>
       <w:ind w:firstLine="0" w:firstLineChars="0"/>
@@ -3280,6 +4700,7 @@
   <w:style w:type="paragraph" w:customStyle="1" w:styleId="99">
     <w:name w:val="样式 样式1 + 段前: 0.5 行 段后: 0.5 行"/>
     <w:basedOn w:val="1"/>
+    <w:qFormat/>
     <w:uiPriority w:val="0"/>
     <w:pPr>
       <w:spacing w:before="156" w:beforeLines="50" w:after="156" w:afterLines="50" w:line="400" w:lineRule="exact"/>
@@ -3294,6 +4715,7 @@
   <w:style w:type="paragraph" w:customStyle="1" w:styleId="100">
     <w:name w:val="样式1"/>
     <w:basedOn w:val="1"/>
+    <w:qFormat/>
     <w:uiPriority w:val="0"/>
     <w:pPr>
       <w:spacing w:before="0" w:beforeLines="0" w:after="156" w:afterLines="50" w:line="380" w:lineRule="exact"/>
@@ -3308,6 +4730,7 @@
     <w:name w:val="加粗"/>
     <w:basedOn w:val="87"/>
     <w:link w:val="102"/>
+    <w:qFormat/>
     <w:uiPriority w:val="0"/>
     <w:pPr>
       <w:spacing w:before="25" w:beforeLines="25" w:after="25" w:afterLines="25" w:line="300" w:lineRule="auto"/>
@@ -3320,6 +4743,7 @@
   <w:style w:type="character" w:customStyle="1" w:styleId="102">
     <w:name w:val="加粗 Char"/>
     <w:link w:val="101"/>
+    <w:qFormat/>
     <w:uiPriority w:val="0"/>
     <w:rPr>
       <w:rFonts w:ascii="宋体" w:eastAsia="宋体"/>
@@ -3331,6 +4755,7 @@
   </w:style>
   <w:style w:type="character" w:customStyle="1" w:styleId="103">
     <w:name w:val="页脚 Char Char"/>
+    <w:qFormat/>
     <w:uiPriority w:val="0"/>
     <w:rPr>
       <w:rFonts w:ascii="Times New Roman" w:hAnsi="Times New Roman"/>
@@ -3357,6 +4782,7 @@
   </w:style>
   <w:style w:type="character" w:customStyle="1" w:styleId="105">
     <w:name w:val="页眉 Char Char"/>
+    <w:qFormat/>
     <w:uiPriority w:val="0"/>
     <w:rPr>
       <w:rFonts w:ascii="Times New Roman" w:hAnsi="Times New Roman"/>
@@ -3368,6 +4794,7 @@
   <w:style w:type="character" w:customStyle="1" w:styleId="106">
     <w:name w:val="无间隔 Char1"/>
     <w:link w:val="107"/>
+    <w:qFormat/>
     <w:uiPriority w:val="0"/>
     <w:rPr>
       <w:rFonts w:ascii="Calibri" w:hAnsi="Calibri" w:eastAsia="宋体"/>
@@ -3404,8 +4831,8 @@
       <w:szCs w:val="26"/>
     </w:rPr>
   </w:style>
-  <w:style w:type="character" w:styleId="109">
-    <w:name w:val=""/>
+  <w:style w:type="character" w:customStyle="1" w:styleId="109">
+    <w:name w:val="_Style 108"/>
     <w:qFormat/>
     <w:uiPriority w:val="0"/>
     <w:rPr>
@@ -3447,11 +4874,10 @@
       <w:kern w:val="0"/>
       <w:sz w:val="20"/>
       <w:szCs w:val="20"/>
-      <w:lang/>
-    </w:rPr>
-  </w:style>
-  <w:style w:type="character" w:styleId="112">
-    <w:name w:val=""/>
+    </w:rPr>
+  </w:style>
+  <w:style w:type="character" w:customStyle="1" w:styleId="112">
+    <w:name w:val="_Style 111"/>
     <w:qFormat/>
     <w:uiPriority w:val="0"/>
     <w:rPr>
@@ -3501,7 +4927,6 @@
       <w:kern w:val="0"/>
       <w:sz w:val="20"/>
       <w:szCs w:val="20"/>
-      <w:lang/>
     </w:rPr>
   </w:style>
   <w:style w:type="character" w:customStyle="1" w:styleId="116">
@@ -3601,8 +5026,8 @@
       <w:iCs/>
     </w:rPr>
   </w:style>
-  <w:style w:type="character" w:styleId="126">
-    <w:name w:val=""/>
+  <w:style w:type="character" w:customStyle="1" w:styleId="126">
+    <w:name w:val="_Style 125"/>
     <w:qFormat/>
     <w:uiPriority w:val="0"/>
     <w:rPr>
@@ -3610,8 +5035,8 @@
       <w:bCs/>
     </w:rPr>
   </w:style>
-  <w:style w:type="character" w:styleId="127">
-    <w:name w:val=""/>
+  <w:style w:type="character" w:customStyle="1" w:styleId="127">
+    <w:name w:val="_Style 126"/>
     <w:qFormat/>
     <w:uiPriority w:val="0"/>
     <w:rPr>
@@ -3620,8 +5045,8 @@
       <w:u w:val="single"/>
     </w:rPr>
   </w:style>
-  <w:style w:type="character" w:styleId="128">
-    <w:name w:val=""/>
+  <w:style w:type="character" w:customStyle="1" w:styleId="128">
+    <w:name w:val="_Style 127"/>
     <w:qFormat/>
     <w:uiPriority w:val="0"/>
     <w:rPr>
@@ -3712,8 +5137,8 @@
       <w:lang w:val="en-US" w:eastAsia="zh-CN" w:bidi="ar-SA"/>
     </w:rPr>
   </w:style>
-  <w:style w:type="paragraph" w:styleId="136">
-    <w:name w:val=""/>
+  <w:style w:type="paragraph" w:customStyle="1" w:styleId="136">
+    <w:name w:val="_Style 135"/>
     <w:basedOn w:val="2"/>
     <w:next w:val="1"/>
     <w:qFormat/>
